--- a/docs/downloads/ernst-august-bremicker/doc_0121.docx
+++ b/docs/downloads/ernst-august-bremicker/doc_0121.docx
@@ -4,208 +4,197 @@
   <w:body>
     <w:p>
       <w:pPr>
-        <w:pStyle w:val="Heading2"/>
-        <w:rPr>
-          <w:rtl/>
-        </w:rPr>
-      </w:pPr>
-      <w:r>
-        <w:rPr>
-          <w:rtl/>
-        </w:rPr>
-        <w:fldChar w:fldCharType="begin"/>
-      </w:r>
-      <w:r>
-        <w:instrText>HYPERLINK</w:instrText>
-      </w:r>
-      <w:r>
-        <w:rPr>
-          <w:rtl/>
-        </w:rPr>
-        <w:instrText xml:space="preserve"> "</w:instrText>
-      </w:r>
-      <w:r>
-        <w:instrText>https://www.bibelkommentare.de/kommentare/802/einfuehrung-in-die-geschichtlichen-buecher-des-neuen-testaments</w:instrText>
-      </w:r>
-      <w:r>
-        <w:rPr>
-          <w:rtl/>
-        </w:rPr>
-        <w:instrText>"</w:instrText>
-      </w:r>
-      <w:r>
-        <w:rPr>
-          <w:rtl/>
-        </w:rPr>
-      </w:r>
-      <w:r>
-        <w:rPr>
-          <w:rtl/>
-        </w:rPr>
-        <w:fldChar w:fldCharType="separate"/>
-      </w:r>
-      <w:r>
-        <w:rPr>
-          <w:rStyle w:val="Hyperlink"/>
-          <w:color w:val="0F4761" w:themeColor="accent1" w:themeShade="BF"/>
-          <w:rtl/>
-        </w:rPr>
-        <w:t>مدخل إلى أسفار العهد الجديد التاريخية</w:t>
-      </w:r>
-      <w:r>
-        <w:rPr>
-          <w:rtl/>
-        </w:rPr>
-        <w:fldChar w:fldCharType="end"/>
-      </w:r>
+        <w:rPr>
+          <w:rtl/>
+          <w:lang w:bidi="ar-SA"/>
+        </w:rPr>
+      </w:pPr>
+      <w:hyperlink r:id="rId8" w:anchor=":~:text=volle%20Autorit%C3%A4t%20des%20Wortes%20Gottes.%209.1.,Inspiration%20schlie%C3%9Ft%20nicht%20aus%2C%20dass" w:history="1">
+        <w:r>
+          <w:rPr>
+            <w:rStyle w:val="Hyperlink"/>
+            <w:rtl/>
+            <w:lang w:bidi="ar-SA"/>
+          </w:rPr>
+          <w:t>مدخل في الأسفار التاريخية للعهد الجديد</w:t>
+        </w:r>
+      </w:hyperlink>
     </w:p>
     <w:p>
       <w:pPr>
-        <w:bidi w:val="0"/>
-        <w:rPr>
-          <w:lang w:val="de-DE" w:bidi="ar-LB"/>
-        </w:rPr>
-      </w:pPr>
-      <w:r>
-        <w:rPr>
-          <w:lang w:val="de-DE" w:bidi="ar-LB"/>
-        </w:rPr>
-        <w:t>Ernst-August Bremicker</w:t>
+        <w:rPr>
+          <w:rtl/>
+          <w:lang w:bidi="ar-SA"/>
+        </w:rPr>
+      </w:pPr>
+      <w:r>
+        <w:rPr>
+          <w:rFonts w:hint="cs"/>
+          <w:rtl/>
+          <w:lang w:bidi="ar-SA"/>
+        </w:rPr>
+        <w:t xml:space="preserve">(متى </w:t>
+      </w:r>
+      <w:r>
+        <w:rPr>
+          <w:rtl/>
+          <w:lang w:bidi="ar-SA"/>
+        </w:rPr>
+        <w:t>–</w:t>
+      </w:r>
+      <w:r>
+        <w:rPr>
+          <w:rFonts w:hint="cs"/>
+          <w:rtl/>
+          <w:lang w:bidi="ar-SA"/>
+        </w:rPr>
+        <w:t xml:space="preserve"> أعمال الرسل)</w:t>
       </w:r>
     </w:p>
     <w:p>
       <w:pPr>
-        <w:rPr>
-          <w:rtl/>
-          <w:lang w:val="de-DE" w:bidi="ar-LB"/>
-        </w:rPr>
-      </w:pPr>
-      <w:r>
-        <w:rPr>
-          <w:rFonts w:hint="cs"/>
-          <w:rtl/>
-          <w:lang w:val="de-DE" w:bidi="ar-LB"/>
-        </w:rPr>
-        <w:t>مقدمة</w:t>
+        <w:bidi w:val="0"/>
+        <w:rPr>
+          <w:lang w:bidi="ar-SA"/>
+        </w:rPr>
+      </w:pPr>
+      <w:r>
+        <w:rPr>
+          <w:lang w:bidi="ar-SA"/>
+        </w:rPr>
+        <w:t>Ernst-August Bremicker</w:t>
       </w:r>
     </w:p>
     <w:p>
       <w:pPr>
         <w:rPr>
           <w:rtl/>
-          <w:lang w:val="de-DE" w:bidi="ar-LB"/>
-        </w:rPr>
-      </w:pPr>
-      <w:r>
-        <w:rPr>
-          <w:rFonts w:hint="cs"/>
-          <w:rtl/>
-          <w:lang w:val="de-DE" w:bidi="ar-LB"/>
-        </w:rPr>
-        <w:t xml:space="preserve">إن هذا الكتاب مكون من ست مقالات كانت قد أُصدرت على موقع </w:t>
-      </w:r>
-      <w:r>
-        <w:rPr>
-          <w:lang w:val="de-DE" w:bidi="ar-LB"/>
-        </w:rPr>
-        <w:t>bibelkommentare.de</w:t>
-      </w:r>
-      <w:r>
-        <w:rPr>
-          <w:rFonts w:hint="cs"/>
-          <w:rtl/>
-          <w:lang w:val="de-DE" w:bidi="ar-LB"/>
-        </w:rPr>
-        <w:t xml:space="preserve">. فهي </w:t>
-      </w:r>
-      <w:r>
-        <w:rPr>
-          <w:rFonts w:hint="cs"/>
-          <w:rtl/>
-          <w:lang w:val="de-DE" w:bidi="ar-LB"/>
-        </w:rPr>
-        <w:t>ليست</w:t>
-      </w:r>
-      <w:r>
-        <w:rPr>
-          <w:rFonts w:hint="cs"/>
-          <w:rtl/>
-          <w:lang w:val="de-DE" w:bidi="ar-LB"/>
-        </w:rPr>
-        <w:t xml:space="preserve"> محاضرة علمية أو لاهوتية ولا تعليق كتابي (تفسير) بالمفهوم </w:t>
-      </w:r>
-      <w:proofErr w:type="spellStart"/>
-      <w:r>
-        <w:rPr>
-          <w:rFonts w:hint="cs"/>
-          <w:rtl/>
-          <w:lang w:val="de-DE" w:bidi="ar-LB"/>
-        </w:rPr>
-        <w:t>الكلاسي</w:t>
-      </w:r>
-      <w:proofErr w:type="spellEnd"/>
-      <w:r>
-        <w:rPr>
-          <w:rFonts w:hint="cs"/>
-          <w:rtl/>
-          <w:lang w:val="de-DE" w:bidi="ar-LB"/>
-        </w:rPr>
-        <w:t>. فكل قصدي هو بأن أعطي القارئ المهتم محطة دعم وإطارًا يعينه على دراسة هذه الأسفار الأساسية. إني</w:t>
-      </w:r>
-      <w:r>
-        <w:rPr>
-          <w:rtl/>
-        </w:rPr>
-        <w:t xml:space="preserve"> </w:t>
-      </w:r>
-      <w:r>
-        <w:rPr>
-          <w:rtl/>
-          <w:lang w:val="de-DE" w:bidi="ar-LB"/>
-        </w:rPr>
-        <w:t>استندت</w:t>
-      </w:r>
-      <w:r>
-        <w:rPr>
-          <w:rFonts w:hint="cs"/>
-          <w:rtl/>
-          <w:lang w:val="de-DE" w:bidi="ar-LB"/>
-        </w:rPr>
-        <w:t xml:space="preserve"> في ذلك على سلسلة من المقالات الجيدة لشراح </w:t>
-      </w:r>
-      <w:proofErr w:type="spellStart"/>
-      <w:r>
-        <w:rPr>
-          <w:rFonts w:hint="cs"/>
-          <w:rtl/>
-          <w:lang w:val="de-DE" w:bidi="ar-LB"/>
-        </w:rPr>
-        <w:t>مزكّين</w:t>
-      </w:r>
-      <w:proofErr w:type="spellEnd"/>
-      <w:r>
-        <w:rPr>
-          <w:rFonts w:hint="cs"/>
-          <w:rtl/>
-          <w:lang w:val="de-DE" w:bidi="ar-LB"/>
-        </w:rPr>
-        <w:t>.</w:t>
+          <w:lang w:bidi="ar-SA"/>
+        </w:rPr>
+      </w:pPr>
+      <w:r>
+        <w:rPr>
+          <w:rFonts w:hint="cs"/>
+          <w:rtl/>
+          <w:lang w:bidi="ar-SA"/>
+        </w:rPr>
+        <w:t>الجزء 1:</w:t>
       </w:r>
     </w:p>
     <w:p>
       <w:pPr>
         <w:rPr>
           <w:rtl/>
-          <w:lang w:val="de-DE" w:bidi="ar-LB"/>
-        </w:rPr>
-      </w:pPr>
-      <w:r>
-        <w:rPr>
-          <w:rFonts w:hint="cs"/>
-          <w:rtl/>
-          <w:lang w:val="de-DE" w:bidi="ar-LB"/>
-        </w:rPr>
-        <w:t>وهنالك ملاحظتين قبل ذلك:</w:t>
+          <w:lang w:bidi="ar-SA"/>
+        </w:rPr>
+      </w:pPr>
+      <w:r>
+        <w:rPr>
+          <w:rFonts w:hint="cs"/>
+          <w:rtl/>
+          <w:lang w:bidi="ar-SA"/>
+        </w:rPr>
+        <w:t>إشارات عامة</w:t>
+      </w:r>
+    </w:p>
+    <w:p>
+      <w:pPr>
+        <w:rPr>
+          <w:rtl/>
+          <w:lang w:bidi="ar-SA"/>
+        </w:rPr>
+      </w:pPr>
+      <w:r>
+        <w:rPr>
+          <w:rFonts w:hint="cs"/>
+          <w:rtl/>
+          <w:lang w:bidi="ar-SA"/>
+        </w:rPr>
+        <w:t>عن الموضوع</w:t>
+      </w:r>
+    </w:p>
+    <w:p>
+      <w:pPr>
+        <w:rPr>
+          <w:rtl/>
+          <w:lang w:bidi="ar-SA"/>
+        </w:rPr>
+      </w:pPr>
+      <w:r>
+        <w:rPr>
+          <w:rFonts w:hint="cs"/>
+          <w:rtl/>
+          <w:lang w:bidi="ar-SA"/>
+        </w:rPr>
+        <w:t xml:space="preserve">يبدأ العهد الجديد بالأربع أناجيل </w:t>
+      </w:r>
+      <w:r>
+        <w:rPr>
+          <w:rtl/>
+          <w:lang w:bidi="ar-SA"/>
+        </w:rPr>
+        <w:t>–</w:t>
+      </w:r>
+      <w:r>
+        <w:rPr>
+          <w:rFonts w:hint="cs"/>
+          <w:rtl/>
+          <w:lang w:bidi="ar-SA"/>
+        </w:rPr>
+        <w:t xml:space="preserve"> متى، مرقس، لوقا ويوحنا </w:t>
+      </w:r>
+      <w:r>
+        <w:rPr>
+          <w:rtl/>
+          <w:lang w:bidi="ar-SA"/>
+        </w:rPr>
+        <w:t>–</w:t>
+      </w:r>
+      <w:r>
+        <w:rPr>
+          <w:rFonts w:hint="cs"/>
+          <w:rtl/>
+          <w:lang w:bidi="ar-SA"/>
+        </w:rPr>
+        <w:t xml:space="preserve"> و أعمال الرسل. هذه الأسفار الخمسة من الناحية الزمنية هي ليست أقدم أسفار العهد الجديد، غير أنها تاريخيًا تشكل (كما وتعليميًا أيضًا) الأساس للأسفار التي تليها (الرسائل وسفر الرؤيا). </w:t>
+      </w:r>
+      <w:r>
+        <w:rPr>
+          <w:rFonts w:hint="cs"/>
+          <w:rtl/>
+          <w:lang w:bidi="ar-SA"/>
+        </w:rPr>
+        <w:t xml:space="preserve">إنها لكل قارئ للكتاب المقدس </w:t>
+      </w:r>
+      <w:r>
+        <w:rPr>
+          <w:rtl/>
+          <w:lang w:bidi="ar-SA"/>
+        </w:rPr>
+        <w:t>–</w:t>
+      </w:r>
+      <w:r>
+        <w:rPr>
+          <w:rFonts w:hint="cs"/>
+          <w:rtl/>
+          <w:lang w:bidi="ar-SA"/>
+        </w:rPr>
+        <w:t xml:space="preserve"> بغض النظر عن عمره ونضجه الروحي </w:t>
+      </w:r>
+      <w:r>
+        <w:rPr>
+          <w:rtl/>
+          <w:lang w:bidi="ar-SA"/>
+        </w:rPr>
+        <w:t>–</w:t>
+      </w:r>
+      <w:r>
+        <w:rPr>
+          <w:rFonts w:hint="cs"/>
+          <w:rtl/>
+          <w:lang w:bidi="ar-SA"/>
+        </w:rPr>
+        <w:t xml:space="preserve"> مهمة وعلينا قراءتها باستمرار.</w:t>
       </w:r>
     </w:p>
     <w:p>
@@ -216,52 +205,24 @@
           <w:numId w:val="1"/>
         </w:numPr>
         <w:rPr>
-          <w:lang w:val="de-DE" w:bidi="ar-LB"/>
-        </w:rPr>
-      </w:pPr>
-      <w:r>
-        <w:rPr>
-          <w:rFonts w:hint="cs"/>
-          <w:rtl/>
-          <w:lang w:val="de-DE" w:bidi="ar-LB"/>
-        </w:rPr>
-        <w:t xml:space="preserve">كل الاقتباسات الكتابية أُخذت من ترجمة </w:t>
-      </w:r>
-      <w:proofErr w:type="spellStart"/>
-      <w:r>
-        <w:rPr>
-          <w:rFonts w:hint="cs"/>
-          <w:rtl/>
-          <w:lang w:val="de-DE" w:bidi="ar-LB"/>
-        </w:rPr>
-        <w:t>إلبرفلدر</w:t>
-      </w:r>
-      <w:proofErr w:type="spellEnd"/>
-      <w:r>
-        <w:rPr>
-          <w:rFonts w:hint="cs"/>
-          <w:rtl/>
-          <w:lang w:val="de-DE" w:bidi="ar-LB"/>
-        </w:rPr>
-        <w:t xml:space="preserve"> للكتاب المقدس، طبعة </w:t>
-      </w:r>
-      <w:proofErr w:type="spellStart"/>
-      <w:r>
-        <w:rPr>
-          <w:rFonts w:hint="cs"/>
-          <w:rtl/>
-          <w:lang w:val="de-DE" w:bidi="ar-LB"/>
-        </w:rPr>
-        <w:t>هوكيسفاغن</w:t>
-      </w:r>
-      <w:proofErr w:type="spellEnd"/>
-      <w:r>
-        <w:rPr>
-          <w:rFonts w:hint="cs"/>
-          <w:rtl/>
-          <w:lang w:val="de-DE" w:bidi="ar-LB"/>
-        </w:rPr>
-        <w:t xml:space="preserve"> للنشر المسيحي للكتاب المقدس.</w:t>
+          <w:lang w:bidi="ar-SA"/>
+        </w:rPr>
+      </w:pPr>
+      <w:r>
+        <w:rPr>
+          <w:rFonts w:hint="cs"/>
+          <w:rtl/>
+          <w:lang w:bidi="ar-SA"/>
+        </w:rPr>
+        <w:t>الأناجيل الأربعة تسلمنا أخبارًا موحاة من روح الله عن حياة ابن الله، الذي صار إنسانًا. ففيها لا يدور أبدًا حول سير ذاتية كلاسيكية، وإنما حول أحداث مختارة من حياة ابن الله، مَن عاش كإنسان على هذه الأرض وفي النهاية بذل حياته قبل قيامته من بعدها منتصرًا من بين الأموات عائدًا إلى السماء.</w:t>
+      </w:r>
+      <w:r>
+        <w:rPr>
+          <w:rStyle w:val="FootnoteReference"/>
+          <w:rtl/>
+          <w:lang w:bidi="ar-SA"/>
+        </w:rPr>
+        <w:footnoteReference w:id="1"/>
       </w:r>
     </w:p>
     <w:p>
@@ -272,223 +233,1050 @@
           <w:numId w:val="1"/>
         </w:numPr>
         <w:rPr>
-          <w:lang w:val="de-DE" w:bidi="ar-LB"/>
-        </w:rPr>
-      </w:pPr>
-      <w:r>
-        <w:rPr>
-          <w:rFonts w:hint="cs"/>
-          <w:rtl/>
-          <w:lang w:val="de-DE" w:bidi="ar-LB"/>
-        </w:rPr>
-        <w:t>كلمة (</w:t>
-      </w:r>
-      <w:proofErr w:type="spellStart"/>
-      <w:r>
-        <w:rPr>
-          <w:rFonts w:hint="cs"/>
-          <w:rtl/>
-          <w:lang w:val="de-DE" w:bidi="ar-LB"/>
-        </w:rPr>
-        <w:t>إكليسبا</w:t>
-      </w:r>
-      <w:proofErr w:type="spellEnd"/>
-      <w:r>
-        <w:rPr>
-          <w:rFonts w:hint="cs"/>
-          <w:rtl/>
-          <w:lang w:val="de-DE" w:bidi="ar-LB"/>
-        </w:rPr>
-        <w:t>)</w:t>
-      </w:r>
-      <w:r>
-        <w:rPr>
-          <w:rFonts w:hint="cs"/>
-          <w:rtl/>
-          <w:lang w:val="de-DE" w:bidi="ar-LB"/>
-        </w:rPr>
-        <w:t xml:space="preserve"> أعيد صياغتها في هذا الكتاب على طول الطريق بـ"كنيسة" وليس "اجتماع" أو "مجمع". وفي الأ</w:t>
-      </w:r>
-      <w:r>
-        <w:rPr>
-          <w:rFonts w:hint="cs"/>
-          <w:rtl/>
-          <w:lang w:val="de-DE" w:bidi="ar-LB"/>
-        </w:rPr>
-        <w:t>خ</w:t>
-      </w:r>
-      <w:r>
-        <w:rPr>
-          <w:rFonts w:hint="cs"/>
-          <w:rtl/>
-          <w:lang w:val="de-DE" w:bidi="ar-LB"/>
-        </w:rPr>
-        <w:t>ير لم تُحسم أفضل ترجمة للكلمة لكي يتم استخدامها، طالما نحن نفهم فيها ما يفهمه الكتاب</w:t>
-      </w:r>
-      <w:r>
-        <w:rPr>
-          <w:rFonts w:hint="cs"/>
-          <w:rtl/>
-          <w:lang w:val="de-DE" w:bidi="ar-LB"/>
-        </w:rPr>
-        <w:t xml:space="preserve"> المقدس</w:t>
-      </w:r>
-      <w:r>
-        <w:rPr>
-          <w:rFonts w:hint="cs"/>
-          <w:rtl/>
-          <w:lang w:val="de-DE" w:bidi="ar-LB"/>
-        </w:rPr>
-        <w:t xml:space="preserve"> منها.</w:t>
+          <w:lang w:bidi="ar-SA"/>
+        </w:rPr>
+      </w:pPr>
+      <w:r>
+        <w:rPr>
+          <w:rFonts w:hint="cs"/>
+          <w:rtl/>
+          <w:lang w:bidi="ar-SA"/>
+        </w:rPr>
+        <w:t xml:space="preserve">أعمال الرسل يرينا انتشار الإنجيل </w:t>
+      </w:r>
+      <w:r>
+        <w:rPr>
+          <w:rtl/>
+          <w:lang w:bidi="ar-SA"/>
+        </w:rPr>
+        <w:t>–</w:t>
+      </w:r>
+      <w:r>
+        <w:rPr>
+          <w:rFonts w:hint="cs"/>
+          <w:rtl/>
+          <w:lang w:bidi="ar-SA"/>
+        </w:rPr>
+        <w:t xml:space="preserve"> بشارة الله عن ابنه -، في العشور الأولى من بعد موت يسوع المسيح.</w:t>
       </w:r>
     </w:p>
     <w:p>
       <w:pPr>
         <w:rPr>
           <w:rtl/>
-          <w:lang w:val="de-DE" w:bidi="ar-LB"/>
-        </w:rPr>
-      </w:pPr>
-      <w:r>
-        <w:rPr>
-          <w:rFonts w:hint="cs"/>
-          <w:rtl/>
-          <w:lang w:val="de-DE" w:bidi="ar-LB"/>
-        </w:rPr>
-        <w:t>إني أود بأن أشكر من كل قلبي جميع مَن أعانوني في معاينة النص!</w:t>
+          <w:lang w:bidi="ar-SA"/>
+        </w:rPr>
+      </w:pPr>
+      <w:r>
+        <w:rPr>
+          <w:rFonts w:hint="cs"/>
+          <w:rtl/>
+          <w:lang w:bidi="ar-SA"/>
+        </w:rPr>
+        <w:t xml:space="preserve">يُشير </w:t>
+      </w:r>
+      <w:r>
+        <w:rPr>
+          <w:lang w:bidi="ar-SA"/>
+        </w:rPr>
+        <w:t>A. C. Gaebelein</w:t>
+      </w:r>
+      <w:r>
+        <w:rPr>
+          <w:rFonts w:hint="cs"/>
+          <w:rtl/>
+          <w:lang w:bidi="ar-SA"/>
+        </w:rPr>
+        <w:t xml:space="preserve"> بأن الله في هذه الأسفار التاريخية لا يكتب كالـ"مخبر"، وإنما بالحري كالـ"ناشر".</w:t>
+      </w:r>
+      <w:r>
+        <w:rPr>
+          <w:rStyle w:val="FootnoteReference"/>
+          <w:rtl/>
+          <w:lang w:bidi="ar-SA"/>
+        </w:rPr>
+        <w:footnoteReference w:id="2"/>
+      </w:r>
+      <w:r>
+        <w:rPr>
+          <w:rFonts w:hint="cs"/>
+          <w:rtl/>
+          <w:lang w:bidi="ar-SA"/>
+        </w:rPr>
+        <w:t xml:space="preserve"> فعمل المخبر قائم على كتابة حقائق كما حدثت. أما الناشر بالمقابل فهو يجمع المادة بطريقة مطابقة مع أفكاره. </w:t>
+      </w:r>
+      <w:r>
+        <w:rPr>
+          <w:rFonts w:hint="cs"/>
+          <w:rtl/>
+          <w:lang w:bidi="ar-SA"/>
+        </w:rPr>
+        <w:t>لذا فالكاتب كثيرًا ما لا يركز على التسلسل الزمني، وإنما هو يعرضها بشكل موضوعي.</w:t>
       </w:r>
     </w:p>
     <w:p>
       <w:pPr>
         <w:rPr>
           <w:rtl/>
-          <w:lang w:val="de-DE" w:bidi="ar-LB"/>
-        </w:rPr>
-      </w:pPr>
-      <w:r>
-        <w:rPr>
-          <w:rFonts w:hint="cs"/>
-          <w:rtl/>
-          <w:lang w:val="de-DE" w:bidi="ar-LB"/>
-        </w:rPr>
-        <w:t>فيتر، 2025 يناير</w:t>
+          <w:lang w:bidi="ar-SA"/>
+        </w:rPr>
+      </w:pPr>
+      <w:r>
+        <w:rPr>
+          <w:rFonts w:hint="cs"/>
+          <w:rtl/>
+          <w:lang w:bidi="ar-SA"/>
+        </w:rPr>
+        <w:t>فبطرس يقدّم تلخيص هادف عن ما تخبر به الأناجيل وأعمال الرسل في بيت كرنيليوس:</w:t>
       </w:r>
     </w:p>
     <w:p>
       <w:pPr>
-        <w:bidi w:val="0"/>
-        <w:rPr>
-          <w:rtl/>
-          <w:lang w:val="de-DE" w:bidi="ar-LB"/>
-        </w:rPr>
-        <w:sectPr>
-          <w:pgSz w:w="11906" w:h="16838"/>
-          <w:pgMar w:top="1440" w:right="1440" w:bottom="1440" w:left="1440" w:header="708" w:footer="708" w:gutter="0"/>
-          <w:cols w:space="708"/>
-          <w:docGrid w:linePitch="360"/>
-        </w:sectPr>
-      </w:pPr>
-      <w:proofErr w:type="spellStart"/>
-      <w:r>
-        <w:rPr>
-          <w:rFonts w:hint="cs"/>
-          <w:rtl/>
-          <w:lang w:val="de-DE" w:bidi="ar-LB"/>
-        </w:rPr>
-        <w:t>أيرنست</w:t>
-      </w:r>
-      <w:proofErr w:type="spellEnd"/>
-      <w:r>
-        <w:rPr>
-          <w:rFonts w:hint="cs"/>
-          <w:rtl/>
-          <w:lang w:val="de-DE" w:bidi="ar-LB"/>
-        </w:rPr>
-        <w:t xml:space="preserve"> </w:t>
-      </w:r>
-      <w:proofErr w:type="spellStart"/>
-      <w:r>
-        <w:rPr>
-          <w:rFonts w:hint="cs"/>
-          <w:rtl/>
-          <w:lang w:val="de-DE" w:bidi="ar-LB"/>
-        </w:rPr>
-        <w:t>أوغسط</w:t>
-      </w:r>
-      <w:proofErr w:type="spellEnd"/>
-      <w:r>
-        <w:rPr>
-          <w:rFonts w:hint="cs"/>
-          <w:rtl/>
-          <w:lang w:val="de-DE" w:bidi="ar-LB"/>
-        </w:rPr>
-        <w:t xml:space="preserve"> </w:t>
-      </w:r>
-      <w:proofErr w:type="spellStart"/>
-      <w:r>
-        <w:rPr>
-          <w:rFonts w:hint="cs"/>
-          <w:rtl/>
-          <w:lang w:val="de-DE" w:bidi="ar-LB"/>
-        </w:rPr>
-        <w:t>بريميكر</w:t>
-      </w:r>
-      <w:proofErr w:type="spellEnd"/>
+        <w:rPr>
+          <w:rtl/>
+          <w:lang w:bidi="ar-SA"/>
+        </w:rPr>
+      </w:pPr>
+      <w:r>
+        <w:rPr>
+          <w:rFonts w:hint="cs"/>
+          <w:rtl/>
+          <w:lang w:bidi="ar-SA"/>
+        </w:rPr>
+        <w:t>"</w:t>
+      </w:r>
+      <w:r>
+        <w:rPr>
+          <w:rFonts w:ascii="Tahoma" w:hAnsi="Tahoma" w:cs="Tahoma" w:hint="cs"/>
+          <w:rtl/>
+          <w:lang w:bidi="ar-SA"/>
+        </w:rPr>
+        <w:t>﻿</w:t>
+      </w:r>
+      <w:r>
+        <w:rPr>
+          <w:rFonts w:hint="cs"/>
+          <w:rtl/>
+          <w:lang w:bidi="ar-SA"/>
+        </w:rPr>
+        <w:t>يَسُوعُ</w:t>
+      </w:r>
+      <w:r>
+        <w:rPr>
+          <w:rtl/>
+          <w:lang w:bidi="ar-SA"/>
+        </w:rPr>
+        <w:t xml:space="preserve"> </w:t>
+      </w:r>
+      <w:r>
+        <w:rPr>
+          <w:rFonts w:hint="cs"/>
+          <w:rtl/>
+          <w:lang w:bidi="ar-SA"/>
+        </w:rPr>
+        <w:t>الَّذِي</w:t>
+      </w:r>
+      <w:r>
+        <w:rPr>
+          <w:rtl/>
+          <w:lang w:bidi="ar-SA"/>
+        </w:rPr>
+        <w:t xml:space="preserve"> </w:t>
+      </w:r>
+      <w:r>
+        <w:rPr>
+          <w:rFonts w:hint="cs"/>
+          <w:rtl/>
+          <w:lang w:bidi="ar-SA"/>
+        </w:rPr>
+        <w:t>مِنَ</w:t>
+      </w:r>
+      <w:r>
+        <w:rPr>
+          <w:rtl/>
+          <w:lang w:bidi="ar-SA"/>
+        </w:rPr>
+        <w:t xml:space="preserve"> </w:t>
+      </w:r>
+      <w:r>
+        <w:rPr>
+          <w:rFonts w:hint="cs"/>
+          <w:rtl/>
+          <w:lang w:bidi="ar-SA"/>
+        </w:rPr>
+        <w:t>النَّاصِرَةِ</w:t>
+      </w:r>
+      <w:r>
+        <w:rPr>
+          <w:rtl/>
+          <w:lang w:bidi="ar-SA"/>
+        </w:rPr>
+        <w:t xml:space="preserve"> </w:t>
+      </w:r>
+      <w:r>
+        <w:rPr>
+          <w:rFonts w:hint="cs"/>
+          <w:rtl/>
+          <w:lang w:bidi="ar-SA"/>
+        </w:rPr>
+        <w:t>كَيْفَ</w:t>
+      </w:r>
+      <w:r>
+        <w:rPr>
+          <w:rtl/>
+          <w:lang w:bidi="ar-SA"/>
+        </w:rPr>
+        <w:t xml:space="preserve"> </w:t>
+      </w:r>
+      <w:r>
+        <w:rPr>
+          <w:rFonts w:hint="cs"/>
+          <w:rtl/>
+          <w:lang w:bidi="ar-SA"/>
+        </w:rPr>
+        <w:t>مَسَحَهُ</w:t>
+      </w:r>
+      <w:r>
+        <w:rPr>
+          <w:rtl/>
+          <w:lang w:bidi="ar-SA"/>
+        </w:rPr>
+        <w:t xml:space="preserve"> </w:t>
+      </w:r>
+      <w:r>
+        <w:rPr>
+          <w:rFonts w:hint="cs"/>
+          <w:rtl/>
+          <w:lang w:bidi="ar-SA"/>
+        </w:rPr>
+        <w:t>اللهُ</w:t>
+      </w:r>
+      <w:r>
+        <w:rPr>
+          <w:rtl/>
+          <w:lang w:bidi="ar-SA"/>
+        </w:rPr>
+        <w:t xml:space="preserve"> </w:t>
+      </w:r>
+      <w:r>
+        <w:rPr>
+          <w:rFonts w:hint="cs"/>
+          <w:rtl/>
+          <w:lang w:bidi="ar-SA"/>
+        </w:rPr>
+        <w:t>بِالرُّوحِ</w:t>
+      </w:r>
+      <w:r>
+        <w:rPr>
+          <w:rtl/>
+          <w:lang w:bidi="ar-SA"/>
+        </w:rPr>
+        <w:t xml:space="preserve"> </w:t>
+      </w:r>
+      <w:r>
+        <w:rPr>
+          <w:rFonts w:hint="cs"/>
+          <w:rtl/>
+          <w:lang w:bidi="ar-SA"/>
+        </w:rPr>
+        <w:t>الْقُدُسِ</w:t>
+      </w:r>
+      <w:r>
+        <w:rPr>
+          <w:rtl/>
+          <w:lang w:bidi="ar-SA"/>
+        </w:rPr>
+        <w:t xml:space="preserve"> </w:t>
+      </w:r>
+      <w:r>
+        <w:rPr>
+          <w:rFonts w:hint="cs"/>
+          <w:rtl/>
+          <w:lang w:bidi="ar-SA"/>
+        </w:rPr>
+        <w:t>وَالْقُوَّةِ،</w:t>
+      </w:r>
+      <w:r>
+        <w:rPr>
+          <w:rtl/>
+          <w:lang w:bidi="ar-SA"/>
+        </w:rPr>
+        <w:t xml:space="preserve"> </w:t>
+      </w:r>
+      <w:r>
+        <w:rPr>
+          <w:rFonts w:hint="cs"/>
+          <w:rtl/>
+          <w:lang w:bidi="ar-SA"/>
+        </w:rPr>
+        <w:t>الَّذِي</w:t>
+      </w:r>
+      <w:r>
+        <w:rPr>
+          <w:rtl/>
+          <w:lang w:bidi="ar-SA"/>
+        </w:rPr>
+        <w:t xml:space="preserve"> </w:t>
+      </w:r>
+      <w:r>
+        <w:rPr>
+          <w:rFonts w:hint="cs"/>
+          <w:rtl/>
+          <w:lang w:bidi="ar-SA"/>
+        </w:rPr>
+        <w:t>جَالَ</w:t>
+      </w:r>
+      <w:r>
+        <w:rPr>
+          <w:rtl/>
+          <w:lang w:bidi="ar-SA"/>
+        </w:rPr>
+        <w:t xml:space="preserve"> </w:t>
+      </w:r>
+      <w:r>
+        <w:rPr>
+          <w:rFonts w:hint="cs"/>
+          <w:rtl/>
+          <w:lang w:bidi="ar-SA"/>
+        </w:rPr>
+        <w:t>يَصْنَعُ</w:t>
+      </w:r>
+      <w:r>
+        <w:rPr>
+          <w:rtl/>
+          <w:lang w:bidi="ar-SA"/>
+        </w:rPr>
+        <w:t xml:space="preserve"> </w:t>
+      </w:r>
+      <w:r>
+        <w:rPr>
+          <w:rFonts w:hint="cs"/>
+          <w:rtl/>
+          <w:lang w:bidi="ar-SA"/>
+        </w:rPr>
+        <w:t>خَيْرًا</w:t>
+      </w:r>
+      <w:r>
+        <w:rPr>
+          <w:rtl/>
+          <w:lang w:bidi="ar-SA"/>
+        </w:rPr>
+        <w:t xml:space="preserve"> </w:t>
+      </w:r>
+      <w:r>
+        <w:rPr>
+          <w:rFonts w:hint="cs"/>
+          <w:rtl/>
+          <w:lang w:bidi="ar-SA"/>
+        </w:rPr>
+        <w:t>وَيَشْفِي</w:t>
+      </w:r>
+      <w:r>
+        <w:rPr>
+          <w:rtl/>
+          <w:lang w:bidi="ar-SA"/>
+        </w:rPr>
+        <w:t xml:space="preserve"> </w:t>
+      </w:r>
+      <w:r>
+        <w:rPr>
+          <w:rFonts w:hint="cs"/>
+          <w:rtl/>
+          <w:lang w:bidi="ar-SA"/>
+        </w:rPr>
+        <w:t>جَمِيعَ</w:t>
+      </w:r>
+      <w:r>
+        <w:rPr>
+          <w:rtl/>
+          <w:lang w:bidi="ar-SA"/>
+        </w:rPr>
+        <w:t xml:space="preserve"> </w:t>
+      </w:r>
+      <w:r>
+        <w:rPr>
+          <w:rFonts w:hint="cs"/>
+          <w:rtl/>
+          <w:lang w:bidi="ar-SA"/>
+        </w:rPr>
+        <w:t>الْمُتَسَلِّطِ</w:t>
+      </w:r>
+      <w:r>
+        <w:rPr>
+          <w:rtl/>
+          <w:lang w:bidi="ar-SA"/>
+        </w:rPr>
+        <w:t xml:space="preserve"> </w:t>
+      </w:r>
+      <w:r>
+        <w:rPr>
+          <w:rFonts w:hint="cs"/>
+          <w:rtl/>
+          <w:lang w:bidi="ar-SA"/>
+        </w:rPr>
+        <w:t>عَلَيْهِمْ</w:t>
+      </w:r>
+      <w:r>
+        <w:rPr>
+          <w:rtl/>
+          <w:lang w:bidi="ar-SA"/>
+        </w:rPr>
+        <w:t xml:space="preserve"> </w:t>
+      </w:r>
+      <w:r>
+        <w:rPr>
+          <w:rFonts w:hint="cs"/>
+          <w:rtl/>
+          <w:lang w:bidi="ar-SA"/>
+        </w:rPr>
+        <w:t>إِبْلِيسُ،</w:t>
+      </w:r>
+      <w:r>
+        <w:rPr>
+          <w:rtl/>
+          <w:lang w:bidi="ar-SA"/>
+        </w:rPr>
+        <w:t xml:space="preserve"> </w:t>
+      </w:r>
+      <w:r>
+        <w:rPr>
+          <w:rFonts w:hint="cs"/>
+          <w:rtl/>
+          <w:lang w:bidi="ar-SA"/>
+        </w:rPr>
+        <w:t>لأَنَّ</w:t>
+      </w:r>
+      <w:r>
+        <w:rPr>
+          <w:rtl/>
+          <w:lang w:bidi="ar-SA"/>
+        </w:rPr>
+        <w:t xml:space="preserve"> </w:t>
+      </w:r>
+      <w:r>
+        <w:rPr>
+          <w:rFonts w:hint="cs"/>
+          <w:rtl/>
+          <w:lang w:bidi="ar-SA"/>
+        </w:rPr>
+        <w:t>اللهَ</w:t>
+      </w:r>
+      <w:r>
+        <w:rPr>
+          <w:rtl/>
+          <w:lang w:bidi="ar-SA"/>
+        </w:rPr>
+        <w:t xml:space="preserve"> </w:t>
+      </w:r>
+      <w:r>
+        <w:rPr>
+          <w:rFonts w:hint="cs"/>
+          <w:rtl/>
+          <w:lang w:bidi="ar-SA"/>
+        </w:rPr>
+        <w:t>كَانَ</w:t>
+      </w:r>
+      <w:r>
+        <w:rPr>
+          <w:rtl/>
+          <w:lang w:bidi="ar-SA"/>
+        </w:rPr>
+        <w:t xml:space="preserve"> </w:t>
+      </w:r>
+      <w:r>
+        <w:rPr>
+          <w:rFonts w:hint="cs"/>
+          <w:rtl/>
+          <w:lang w:bidi="ar-SA"/>
+        </w:rPr>
+        <w:t>مَعَهُ</w:t>
+      </w:r>
+      <w:r>
+        <w:rPr>
+          <w:rtl/>
+          <w:lang w:bidi="ar-SA"/>
+        </w:rPr>
+        <w:t xml:space="preserve">.  </w:t>
+      </w:r>
+      <w:r>
+        <w:rPr>
+          <w:rFonts w:ascii="Tahoma" w:hAnsi="Tahoma" w:cs="Tahoma" w:hint="cs"/>
+          <w:rtl/>
+          <w:lang w:bidi="ar-SA"/>
+        </w:rPr>
+        <w:t>﻿</w:t>
+      </w:r>
+      <w:r>
+        <w:rPr>
+          <w:rtl/>
+          <w:lang w:bidi="ar-SA"/>
+        </w:rPr>
+        <w:t>39</w:t>
+      </w:r>
+      <w:r>
+        <w:rPr>
+          <w:rFonts w:ascii="Tahoma" w:hAnsi="Tahoma" w:cs="Tahoma" w:hint="cs"/>
+          <w:rtl/>
+          <w:lang w:bidi="ar-SA"/>
+        </w:rPr>
+        <w:t>﻿</w:t>
+      </w:r>
+      <w:r>
+        <w:rPr>
+          <w:rtl/>
+          <w:lang w:bidi="ar-SA"/>
+        </w:rPr>
+        <w:t xml:space="preserve"> </w:t>
+      </w:r>
+      <w:r>
+        <w:rPr>
+          <w:rFonts w:ascii="Tahoma" w:hAnsi="Tahoma" w:cs="Tahoma" w:hint="cs"/>
+          <w:rtl/>
+          <w:lang w:bidi="ar-SA"/>
+        </w:rPr>
+        <w:t>﻿</w:t>
+      </w:r>
+      <w:r>
+        <w:rPr>
+          <w:rFonts w:hint="cs"/>
+          <w:rtl/>
+          <w:lang w:bidi="ar-SA"/>
+        </w:rPr>
+        <w:t>وَنَحْنُ</w:t>
+      </w:r>
+      <w:r>
+        <w:rPr>
+          <w:rtl/>
+          <w:lang w:bidi="ar-SA"/>
+        </w:rPr>
+        <w:t xml:space="preserve"> </w:t>
+      </w:r>
+      <w:r>
+        <w:rPr>
+          <w:rFonts w:hint="cs"/>
+          <w:rtl/>
+          <w:lang w:bidi="ar-SA"/>
+        </w:rPr>
+        <w:t>شُهُودٌ</w:t>
+      </w:r>
+      <w:r>
+        <w:rPr>
+          <w:rtl/>
+          <w:lang w:bidi="ar-SA"/>
+        </w:rPr>
+        <w:t xml:space="preserve"> </w:t>
+      </w:r>
+      <w:r>
+        <w:rPr>
+          <w:rFonts w:hint="cs"/>
+          <w:rtl/>
+          <w:lang w:bidi="ar-SA"/>
+        </w:rPr>
+        <w:t>بِكُلِّ</w:t>
+      </w:r>
+      <w:r>
+        <w:rPr>
+          <w:rtl/>
+          <w:lang w:bidi="ar-SA"/>
+        </w:rPr>
+        <w:t xml:space="preserve"> </w:t>
+      </w:r>
+      <w:r>
+        <w:rPr>
+          <w:rFonts w:hint="cs"/>
+          <w:rtl/>
+          <w:lang w:bidi="ar-SA"/>
+        </w:rPr>
+        <w:t>مَا</w:t>
+      </w:r>
+      <w:r>
+        <w:rPr>
+          <w:rtl/>
+          <w:lang w:bidi="ar-SA"/>
+        </w:rPr>
+        <w:t xml:space="preserve"> </w:t>
+      </w:r>
+      <w:r>
+        <w:rPr>
+          <w:rFonts w:hint="cs"/>
+          <w:rtl/>
+          <w:lang w:bidi="ar-SA"/>
+        </w:rPr>
+        <w:t>فَعَلَ</w:t>
+      </w:r>
+      <w:r>
+        <w:rPr>
+          <w:rtl/>
+          <w:lang w:bidi="ar-SA"/>
+        </w:rPr>
+        <w:t xml:space="preserve"> </w:t>
+      </w:r>
+      <w:r>
+        <w:rPr>
+          <w:rFonts w:hint="cs"/>
+          <w:rtl/>
+          <w:lang w:bidi="ar-SA"/>
+        </w:rPr>
+        <w:t>فِي</w:t>
+      </w:r>
+      <w:r>
+        <w:rPr>
+          <w:rtl/>
+          <w:lang w:bidi="ar-SA"/>
+        </w:rPr>
+        <w:t xml:space="preserve"> </w:t>
+      </w:r>
+      <w:r>
+        <w:rPr>
+          <w:rFonts w:hint="cs"/>
+          <w:rtl/>
+          <w:lang w:bidi="ar-SA"/>
+        </w:rPr>
+        <w:t>كُورَةِ</w:t>
+      </w:r>
+      <w:r>
+        <w:rPr>
+          <w:rtl/>
+          <w:lang w:bidi="ar-SA"/>
+        </w:rPr>
+        <w:t xml:space="preserve"> </w:t>
+      </w:r>
+      <w:r>
+        <w:rPr>
+          <w:rFonts w:hint="cs"/>
+          <w:rtl/>
+          <w:lang w:bidi="ar-SA"/>
+        </w:rPr>
+        <w:t>الْيَهُودِيَّةِ</w:t>
+      </w:r>
+      <w:r>
+        <w:rPr>
+          <w:rtl/>
+          <w:lang w:bidi="ar-SA"/>
+        </w:rPr>
+        <w:t xml:space="preserve"> </w:t>
+      </w:r>
+      <w:r>
+        <w:rPr>
+          <w:rFonts w:hint="cs"/>
+          <w:rtl/>
+          <w:lang w:bidi="ar-SA"/>
+        </w:rPr>
+        <w:t>وَفِي</w:t>
+      </w:r>
+      <w:r>
+        <w:rPr>
+          <w:rtl/>
+          <w:lang w:bidi="ar-SA"/>
+        </w:rPr>
+        <w:t xml:space="preserve"> </w:t>
+      </w:r>
+      <w:r>
+        <w:rPr>
+          <w:rFonts w:hint="cs"/>
+          <w:rtl/>
+          <w:lang w:bidi="ar-SA"/>
+        </w:rPr>
+        <w:t>أُورُشَلِيمَ</w:t>
+      </w:r>
+      <w:r>
+        <w:rPr>
+          <w:rtl/>
+          <w:lang w:bidi="ar-SA"/>
+        </w:rPr>
+        <w:t xml:space="preserve">. </w:t>
+      </w:r>
+      <w:r>
+        <w:rPr>
+          <w:rFonts w:hint="cs"/>
+          <w:rtl/>
+          <w:lang w:bidi="ar-SA"/>
+        </w:rPr>
+        <w:t>الَّذِي</w:t>
+      </w:r>
+      <w:r>
+        <w:rPr>
+          <w:rtl/>
+          <w:lang w:bidi="ar-SA"/>
+        </w:rPr>
+        <w:t xml:space="preserve"> </w:t>
+      </w:r>
+      <w:r>
+        <w:rPr>
+          <w:rFonts w:hint="cs"/>
+          <w:rtl/>
+          <w:lang w:bidi="ar-SA"/>
+        </w:rPr>
+        <w:t>أَيْضًا</w:t>
+      </w:r>
+      <w:r>
+        <w:rPr>
+          <w:rtl/>
+          <w:lang w:bidi="ar-SA"/>
+        </w:rPr>
+        <w:t xml:space="preserve"> </w:t>
+      </w:r>
+      <w:r>
+        <w:rPr>
+          <w:rFonts w:hint="cs"/>
+          <w:rtl/>
+          <w:lang w:bidi="ar-SA"/>
+        </w:rPr>
+        <w:t>قَتَلُوهُ</w:t>
+      </w:r>
+      <w:r>
+        <w:rPr>
+          <w:rtl/>
+          <w:lang w:bidi="ar-SA"/>
+        </w:rPr>
+        <w:t xml:space="preserve"> </w:t>
+      </w:r>
+      <w:r>
+        <w:rPr>
+          <w:rFonts w:hint="cs"/>
+          <w:rtl/>
+          <w:lang w:bidi="ar-SA"/>
+        </w:rPr>
+        <w:t>مُعَلِّقِينَ</w:t>
+      </w:r>
+      <w:r>
+        <w:rPr>
+          <w:rtl/>
+          <w:lang w:bidi="ar-SA"/>
+        </w:rPr>
+        <w:t xml:space="preserve"> </w:t>
+      </w:r>
+      <w:r>
+        <w:rPr>
+          <w:rFonts w:hint="cs"/>
+          <w:rtl/>
+          <w:lang w:bidi="ar-SA"/>
+        </w:rPr>
+        <w:t>إِيَّاهُ</w:t>
+      </w:r>
+      <w:r>
+        <w:rPr>
+          <w:rtl/>
+          <w:lang w:bidi="ar-SA"/>
+        </w:rPr>
+        <w:t xml:space="preserve"> </w:t>
+      </w:r>
+      <w:r>
+        <w:rPr>
+          <w:rFonts w:hint="cs"/>
+          <w:rtl/>
+          <w:lang w:bidi="ar-SA"/>
+        </w:rPr>
+        <w:t>عَلَى</w:t>
+      </w:r>
+      <w:r>
+        <w:rPr>
+          <w:rtl/>
+          <w:lang w:bidi="ar-SA"/>
+        </w:rPr>
+        <w:t xml:space="preserve"> </w:t>
+      </w:r>
+      <w:r>
+        <w:rPr>
+          <w:rFonts w:hint="cs"/>
+          <w:rtl/>
+          <w:lang w:bidi="ar-SA"/>
+        </w:rPr>
+        <w:t>خَشَبَةٍ</w:t>
+      </w:r>
+      <w:r>
+        <w:rPr>
+          <w:rtl/>
+          <w:lang w:bidi="ar-SA"/>
+        </w:rPr>
+        <w:t xml:space="preserve">.  </w:t>
+      </w:r>
+      <w:r>
+        <w:rPr>
+          <w:rFonts w:ascii="Tahoma" w:hAnsi="Tahoma" w:cs="Tahoma" w:hint="cs"/>
+          <w:rtl/>
+          <w:lang w:bidi="ar-SA"/>
+        </w:rPr>
+        <w:t>﻿</w:t>
+      </w:r>
+      <w:r>
+        <w:rPr>
+          <w:rtl/>
+          <w:lang w:bidi="ar-SA"/>
+        </w:rPr>
+        <w:t>40</w:t>
+      </w:r>
+      <w:r>
+        <w:rPr>
+          <w:rFonts w:ascii="Tahoma" w:hAnsi="Tahoma" w:cs="Tahoma" w:hint="cs"/>
+          <w:rtl/>
+          <w:lang w:bidi="ar-SA"/>
+        </w:rPr>
+        <w:t>﻿</w:t>
+      </w:r>
+      <w:r>
+        <w:rPr>
+          <w:rtl/>
+          <w:lang w:bidi="ar-SA"/>
+        </w:rPr>
+        <w:t xml:space="preserve"> </w:t>
+      </w:r>
+      <w:r>
+        <w:rPr>
+          <w:rFonts w:ascii="Tahoma" w:hAnsi="Tahoma" w:cs="Tahoma" w:hint="cs"/>
+          <w:rtl/>
+          <w:lang w:bidi="ar-SA"/>
+        </w:rPr>
+        <w:t>﻿</w:t>
+      </w:r>
+      <w:r>
+        <w:rPr>
+          <w:rFonts w:hint="cs"/>
+          <w:rtl/>
+          <w:lang w:bidi="ar-SA"/>
+        </w:rPr>
+        <w:t>هذَا</w:t>
+      </w:r>
+      <w:r>
+        <w:rPr>
+          <w:rtl/>
+          <w:lang w:bidi="ar-SA"/>
+        </w:rPr>
+        <w:t xml:space="preserve"> </w:t>
+      </w:r>
+      <w:r>
+        <w:rPr>
+          <w:rFonts w:hint="cs"/>
+          <w:rtl/>
+          <w:lang w:bidi="ar-SA"/>
+        </w:rPr>
+        <w:t>أَقَامَهُ</w:t>
+      </w:r>
+      <w:r>
+        <w:rPr>
+          <w:rtl/>
+          <w:lang w:bidi="ar-SA"/>
+        </w:rPr>
+        <w:t xml:space="preserve"> </w:t>
+      </w:r>
+      <w:r>
+        <w:rPr>
+          <w:rFonts w:hint="cs"/>
+          <w:rtl/>
+          <w:lang w:bidi="ar-SA"/>
+        </w:rPr>
+        <w:t>اللهُ</w:t>
+      </w:r>
+      <w:r>
+        <w:rPr>
+          <w:rtl/>
+          <w:lang w:bidi="ar-SA"/>
+        </w:rPr>
+        <w:t xml:space="preserve"> </w:t>
+      </w:r>
+      <w:r>
+        <w:rPr>
+          <w:rFonts w:hint="cs"/>
+          <w:rtl/>
+          <w:lang w:bidi="ar-SA"/>
+        </w:rPr>
+        <w:t>فِي</w:t>
+      </w:r>
+      <w:r>
+        <w:rPr>
+          <w:rtl/>
+          <w:lang w:bidi="ar-SA"/>
+        </w:rPr>
+        <w:t xml:space="preserve"> </w:t>
+      </w:r>
+      <w:r>
+        <w:rPr>
+          <w:rFonts w:hint="cs"/>
+          <w:rtl/>
+          <w:lang w:bidi="ar-SA"/>
+        </w:rPr>
+        <w:t>الْيَوْمِ</w:t>
+      </w:r>
+      <w:r>
+        <w:rPr>
+          <w:rtl/>
+          <w:lang w:bidi="ar-SA"/>
+        </w:rPr>
+        <w:t xml:space="preserve"> </w:t>
+      </w:r>
+      <w:r>
+        <w:rPr>
+          <w:rFonts w:hint="cs"/>
+          <w:rtl/>
+          <w:lang w:bidi="ar-SA"/>
+        </w:rPr>
+        <w:t>الثَّالِثِ،</w:t>
+      </w:r>
+      <w:r>
+        <w:rPr>
+          <w:rtl/>
+          <w:lang w:bidi="ar-SA"/>
+        </w:rPr>
+        <w:t xml:space="preserve"> </w:t>
+      </w:r>
+      <w:r>
+        <w:rPr>
+          <w:rFonts w:hint="cs"/>
+          <w:rtl/>
+          <w:lang w:bidi="ar-SA"/>
+        </w:rPr>
+        <w:t>وَأَعْطَى</w:t>
+      </w:r>
+      <w:r>
+        <w:rPr>
+          <w:rtl/>
+          <w:lang w:bidi="ar-SA"/>
+        </w:rPr>
+        <w:t xml:space="preserve"> </w:t>
+      </w:r>
+      <w:r>
+        <w:rPr>
+          <w:rFonts w:hint="cs"/>
+          <w:rtl/>
+          <w:lang w:bidi="ar-SA"/>
+        </w:rPr>
+        <w:t>أَنْ</w:t>
+      </w:r>
+      <w:r>
+        <w:rPr>
+          <w:rtl/>
+          <w:lang w:bidi="ar-SA"/>
+        </w:rPr>
+        <w:t xml:space="preserve"> </w:t>
+      </w:r>
+      <w:r>
+        <w:rPr>
+          <w:rFonts w:hint="cs"/>
+          <w:rtl/>
+          <w:lang w:bidi="ar-SA"/>
+        </w:rPr>
+        <w:t>يَصِيرَ</w:t>
+      </w:r>
+      <w:r>
+        <w:rPr>
+          <w:rtl/>
+          <w:lang w:bidi="ar-SA"/>
+        </w:rPr>
+        <w:t xml:space="preserve"> </w:t>
+      </w:r>
+      <w:r>
+        <w:rPr>
+          <w:rFonts w:hint="cs"/>
+          <w:rtl/>
+          <w:lang w:bidi="ar-SA"/>
+        </w:rPr>
+        <w:t>ظَاهِرًا،</w:t>
+      </w:r>
+      <w:r>
+        <w:rPr>
+          <w:rFonts w:hint="cs"/>
+          <w:rtl/>
+          <w:lang w:bidi="ar-SA"/>
+        </w:rPr>
+        <w:t xml:space="preserve">" (أعمال الرسل 10: 38 </w:t>
+      </w:r>
+      <w:r>
+        <w:rPr>
+          <w:rtl/>
+          <w:lang w:bidi="ar-SA"/>
+        </w:rPr>
+        <w:t>–</w:t>
+      </w:r>
+      <w:r>
+        <w:rPr>
+          <w:rFonts w:hint="cs"/>
+          <w:rtl/>
+          <w:lang w:bidi="ar-SA"/>
+        </w:rPr>
+        <w:t xml:space="preserve"> 40).</w:t>
+      </w:r>
     </w:p>
     <w:p>
       <w:pPr>
-        <w:pStyle w:val="Heading2"/>
-        <w:rPr>
-          <w:rtl/>
-        </w:rPr>
-      </w:pPr>
-      <w:hyperlink r:id="rId8" w:history="1">
-        <w:r>
-          <w:rPr>
-            <w:rStyle w:val="Hyperlink"/>
-            <w:rFonts w:hint="cs"/>
-            <w:color w:val="0F4761" w:themeColor="accent1" w:themeShade="BF"/>
-            <w:rtl/>
-          </w:rPr>
-          <w:t>الجزء 1: ملاحظات عامة</w:t>
-        </w:r>
-      </w:hyperlink>
+        <w:rPr>
+          <w:rtl/>
+          <w:lang w:bidi="ar-SA"/>
+        </w:rPr>
+      </w:pPr>
+      <w:r>
+        <w:rPr>
+          <w:rFonts w:hint="cs"/>
+          <w:rtl/>
+          <w:lang w:bidi="ar-SA"/>
+        </w:rPr>
+        <w:t>الأناجيل ترينا كيف يحقق الله أقواله التي في العهد القديم وكيف أرسل "</w:t>
+      </w:r>
+      <w:r>
+        <w:rPr>
+          <w:rtl/>
+          <w:lang w:bidi="ar-SA"/>
+        </w:rPr>
+        <w:t>يَسُوعَ الْمَسِيحَ الْمُبَشَّرَ بِهِ لَكُمْ قَبْلُ</w:t>
+      </w:r>
+      <w:r>
+        <w:rPr>
+          <w:rFonts w:hint="cs"/>
+          <w:rtl/>
+          <w:lang w:bidi="ar-SA"/>
+        </w:rPr>
+        <w:t>" (أعمال الرسل 3: 20). وفي الحقيقة هي أيضًا توضح بأن اليهود الذين كان قد جاء لأجلهم أولاً، رفضوه وقتلوه. أعمال الرسل يُري كيف انتشرت هذه البشارة عن "يسوع هذا". وكل قارئ للكتاب المقدس لا غِنى عن أن يفعل ما طالبنا به كاتب رسالة العبرانيين:</w:t>
+      </w:r>
     </w:p>
     <w:p>
       <w:pPr>
         <w:rPr>
           <w:rtl/>
-          <w:lang w:val="de-DE" w:bidi="ar-LB"/>
-        </w:rPr>
-      </w:pPr>
-      <w:r>
-        <w:rPr>
-          <w:rFonts w:hint="cs"/>
-          <w:rtl/>
-          <w:lang w:val="de-DE" w:bidi="ar-LB"/>
-        </w:rPr>
-        <w:t>عن الموضوع</w:t>
+          <w:lang w:bidi="ar-SA"/>
+        </w:rPr>
+      </w:pPr>
+      <w:r>
+        <w:rPr>
+          <w:rFonts w:hint="cs"/>
+          <w:rtl/>
+          <w:lang w:bidi="ar-SA"/>
+        </w:rPr>
+        <w:t xml:space="preserve">"... </w:t>
+      </w:r>
+      <w:r>
+        <w:rPr>
+          <w:rtl/>
+          <w:lang w:bidi="ar-SA"/>
+        </w:rPr>
+        <w:t>نَاظِرِينَ إِلَى رَئِيسِ الإِيمَانِ وَمُكَمِّلِهِ يَسُوعَ، الَّذِي مِنْ أَجْلِ السُّرُورِ الْمَوْضُوعِ أَمَامَهُ، احْتَمَلَ الصَّلِيبَ مُسْتَهِينًا بِالْخِزْيِ، فَجَلَسَ فِي يَمِينِ عَرْشِ اللهِ. فَتَفَكَّرُوا فِي الَّذِي احْتَمَلَ مِنَ الْخُطَاةِ مُقَاوَمَةً لِنَفْسِهِ مِثْلَ هذِهِ لِئَلاَّ تَكِلُّوا وَتَخُورُوا فِي نُفُوسِكُمْ.</w:t>
+      </w:r>
+      <w:r>
+        <w:rPr>
+          <w:rFonts w:hint="cs"/>
+          <w:rtl/>
+          <w:lang w:bidi="ar-SA"/>
+        </w:rPr>
+        <w:t>" (عبرانيين 12: 2، 3).</w:t>
       </w:r>
     </w:p>
     <w:p>
       <w:pPr>
         <w:rPr>
           <w:rtl/>
-          <w:lang w:val="de-DE" w:bidi="ar-LB"/>
-        </w:rPr>
-      </w:pPr>
-      <w:r>
-        <w:rPr>
-          <w:rFonts w:hint="cs"/>
-          <w:rtl/>
-          <w:lang w:val="de-DE" w:bidi="ar-LB"/>
-        </w:rPr>
-        <w:t xml:space="preserve">يبدأ العهد الجديد بالأربع أناجيل </w:t>
-      </w:r>
-      <w:r>
-        <w:rPr>
-          <w:rtl/>
-          <w:lang w:val="de-DE" w:bidi="ar-LB"/>
+          <w:lang w:bidi="ar-SA"/>
+        </w:rPr>
+      </w:pPr>
+      <w:r>
+        <w:rPr>
+          <w:rFonts w:hint="cs"/>
+          <w:rtl/>
+          <w:lang w:bidi="ar-SA"/>
+        </w:rPr>
+        <w:t xml:space="preserve">فلا يسع المرء إلا وأن يقرأ الأناجيل وأعمال الرسل بمخافة كبيرة وبكل احترام. فهي لا تحتوي فقط على أعمال الله وأفعاله العظيمة، وإنما الموضوع هو الله بذاته الذي صار في ابنه إنسانًا وأتانا نحن البشر </w:t>
+      </w:r>
+      <w:r>
+        <w:rPr>
+          <w:rtl/>
+          <w:lang w:bidi="ar-SA"/>
         </w:rPr>
         <w:t>–</w:t>
       </w:r>
@@ -496,54 +1284,25 @@
         <w:rPr>
           <w:rFonts w:hint="cs"/>
           <w:rtl/>
-          <w:lang w:val="de-DE" w:bidi="ar-LB"/>
-        </w:rPr>
-        <w:t xml:space="preserve"> متى، مرقس، لوقا ويوحنا </w:t>
-      </w:r>
-      <w:r>
-        <w:rPr>
-          <w:rtl/>
-          <w:lang w:val="de-DE" w:bidi="ar-LB"/>
-        </w:rPr>
-        <w:t>–</w:t>
-      </w:r>
-      <w:r>
-        <w:rPr>
-          <w:rFonts w:hint="cs"/>
-          <w:rtl/>
-          <w:lang w:val="de-DE" w:bidi="ar-LB"/>
-        </w:rPr>
-        <w:t xml:space="preserve"> وأعمال الرسل. فهذه الأسفار الخمسة زمنيًا هي ليست أقدم الأسفار في العهد الجديد، إلا أنها تكوّن كسرد تاريخي (كما وتعليميًا أيضًا) الأساس للأسفار التي تليها (الرسائل وسفر الرؤيا). فهي مهمة لكل قارئ للكتاب المقدس </w:t>
-      </w:r>
-      <w:r>
-        <w:rPr>
-          <w:rtl/>
-          <w:lang w:val="de-DE" w:bidi="ar-LB"/>
-        </w:rPr>
-        <w:t>–</w:t>
-      </w:r>
-      <w:r>
-        <w:rPr>
-          <w:rFonts w:hint="cs"/>
-          <w:rtl/>
-          <w:lang w:val="de-DE" w:bidi="ar-LB"/>
-        </w:rPr>
-        <w:t xml:space="preserve"> بغض النظر عن عمره ونضجه الروحي </w:t>
-      </w:r>
-      <w:r>
-        <w:rPr>
-          <w:rtl/>
-          <w:lang w:val="de-DE" w:bidi="ar-LB"/>
-        </w:rPr>
-        <w:t>–</w:t>
-      </w:r>
-      <w:r>
-        <w:rPr>
-          <w:rFonts w:hint="cs"/>
-          <w:rtl/>
-          <w:lang w:val="de-DE" w:bidi="ar-LB"/>
-        </w:rPr>
-        <w:t xml:space="preserve"> ويجب إعادة قراءتها من مرة لمرة.</w:t>
+          <w:lang w:bidi="ar-SA"/>
+        </w:rPr>
+        <w:t xml:space="preserve"> الله الظاهر في الجسد (1. تيموثاوس 3: 16). فبينما الأناجيل تركز على ما فعله لأجلنا، يركز أعمال الرسل على ما </w:t>
+      </w:r>
+      <w:r>
+        <w:rPr>
+          <w:rFonts w:hint="cs"/>
+          <w:rtl/>
+          <w:lang w:bidi="ar-SA"/>
+        </w:rPr>
+        <w:t xml:space="preserve">يريد أن </w:t>
+      </w:r>
+      <w:r>
+        <w:rPr>
+          <w:rFonts w:hint="cs"/>
+          <w:rtl/>
+          <w:lang w:bidi="ar-SA"/>
+        </w:rPr>
+        <w:t>يعمله من خلالنا.</w:t>
       </w:r>
     </w:p>
     <w:p>
@@ -554,32 +1313,624 @@
           <w:numId w:val="2"/>
         </w:numPr>
         <w:rPr>
-          <w:lang w:val="de-DE" w:bidi="ar-LB"/>
-        </w:rPr>
-      </w:pPr>
-      <w:r>
-        <w:rPr>
-          <w:rFonts w:hint="cs"/>
-          <w:rtl/>
-          <w:lang w:val="de-DE" w:bidi="ar-LB"/>
-        </w:rPr>
-        <w:t>الأناجيل الأربعة تقدم لنا بإيحاء من الروح القدس نشرات حول حياة ابن الله، الذي صار إنسانًا. فليس في ذلك أي شأن البتة حول سيَر حياتية كلاسيكية، وإنما حول أحداث مختارة من حياة ابن الله، الذي عاش على الأرض كإنسان وقد وهب حياته في النهاية قبل أن قام بعدها بانتصار من بين الأموات عائدًا إلى السماوات</w:t>
+          <w:lang w:bidi="ar-SA"/>
+        </w:rPr>
+      </w:pPr>
+      <w:r>
+        <w:rPr>
+          <w:rFonts w:hint="cs"/>
+          <w:rtl/>
+          <w:lang w:bidi="ar-SA"/>
+        </w:rPr>
+        <w:t>الجزء الأول في العهد الجديد</w:t>
+      </w:r>
+    </w:p>
+    <w:p>
+      <w:pPr>
+        <w:ind w:left="360"/>
+        <w:rPr>
+          <w:rtl/>
+          <w:lang w:bidi="ar-SA"/>
+        </w:rPr>
+      </w:pPr>
+      <w:r>
+        <w:rPr>
+          <w:rFonts w:hint="cs"/>
+          <w:rtl/>
+          <w:lang w:bidi="ar-SA"/>
+        </w:rPr>
+        <w:t>الأسفار الخمسة التي ذكرناها أولاً هي بمثابة القانون الأساسي للعهد الجديد. إن هذا القسم الثاني من الكتاب المقدس يختلف عن الأول مع أنه مرتبط به ارتباط وثيق. العهد القديم مشغول (ما عدا أول 11 إصحاح من سفر التكوين) بسيرة شعب الله الأرضي. فاليهود يقسمون العهد الجديد إلى ثلاث أقسام. هذا التقسيم صادق عليه الرب يسوع بكل وضوح (قارن لوقا 24: 44 ب):</w:t>
       </w:r>
       <w:r>
         <w:rPr>
           <w:rStyle w:val="FootnoteReference"/>
           <w:rtl/>
-          <w:lang w:val="de-DE" w:bidi="ar-LB"/>
-        </w:rPr>
-        <w:footnoteReference w:id="1"/>
-      </w:r>
-      <w:r>
-        <w:rPr>
-          <w:rFonts w:hint="cs"/>
-          <w:rtl/>
-          <w:lang w:val="de-DE" w:bidi="ar-LB"/>
-        </w:rPr>
-        <w:t>.</w:t>
+          <w:lang w:bidi="ar-SA"/>
+        </w:rPr>
+        <w:footnoteReference w:id="3"/>
+      </w:r>
+    </w:p>
+    <w:p>
+      <w:pPr>
+        <w:pStyle w:val="ListParagraph"/>
+        <w:numPr>
+          <w:ilvl w:val="0"/>
+          <w:numId w:val="1"/>
+        </w:numPr>
+        <w:rPr>
+          <w:lang w:bidi="ar-SA"/>
+        </w:rPr>
+      </w:pPr>
+      <w:r>
+        <w:rPr>
+          <w:rFonts w:hint="cs"/>
+          <w:rtl/>
+          <w:lang w:bidi="ar-SA"/>
+        </w:rPr>
+        <w:t xml:space="preserve">ناموس موسى </w:t>
+      </w:r>
+      <w:r>
+        <w:rPr>
+          <w:rtl/>
+          <w:lang w:bidi="ar-SA"/>
+        </w:rPr>
+        <w:t>–</w:t>
+      </w:r>
+      <w:r>
+        <w:rPr>
+          <w:rFonts w:hint="cs"/>
+          <w:rtl/>
+          <w:lang w:bidi="ar-SA"/>
+        </w:rPr>
+        <w:t xml:space="preserve"> التوراة</w:t>
+      </w:r>
+      <w:r>
+        <w:rPr>
+          <w:rFonts w:hint="cs"/>
+          <w:rtl/>
+          <w:lang w:bidi="ar-SA"/>
+        </w:rPr>
+        <w:t xml:space="preserve"> </w:t>
+      </w:r>
+      <w:r>
+        <w:rPr>
+          <w:rFonts w:ascii="David" w:hAnsi="David" w:cs="David"/>
+          <w:b/>
+          <w:bCs/>
+          <w:rtl/>
+          <w:lang w:bidi="he-IL"/>
+        </w:rPr>
+        <w:t>תורה</w:t>
+      </w:r>
+      <w:r>
+        <w:rPr>
+          <w:rFonts w:hint="cs"/>
+          <w:rtl/>
+          <w:lang w:bidi="ar-SA"/>
+        </w:rPr>
+        <w:t xml:space="preserve"> (وت</w:t>
+      </w:r>
+      <w:r>
+        <w:rPr>
+          <w:rFonts w:hint="cs"/>
+          <w:rtl/>
+          <w:lang w:bidi="ar-SA"/>
+        </w:rPr>
+        <w:t>ت</w:t>
+      </w:r>
+      <w:r>
+        <w:rPr>
+          <w:rFonts w:hint="cs"/>
+          <w:rtl/>
+          <w:lang w:bidi="ar-SA"/>
+        </w:rPr>
+        <w:t>ضمن أسفار موسى الخمسة)</w:t>
+      </w:r>
+    </w:p>
+    <w:p>
+      <w:pPr>
+        <w:pStyle w:val="ListParagraph"/>
+        <w:numPr>
+          <w:ilvl w:val="0"/>
+          <w:numId w:val="1"/>
+        </w:numPr>
+        <w:rPr>
+          <w:lang w:bidi="ar-SA"/>
+        </w:rPr>
+      </w:pPr>
+      <w:r>
+        <w:rPr>
+          <w:rFonts w:hint="cs"/>
+          <w:rtl/>
+          <w:lang w:bidi="ar-SA"/>
+        </w:rPr>
+        <w:t xml:space="preserve">الأنبياء </w:t>
+      </w:r>
+      <w:r>
+        <w:rPr>
+          <w:rtl/>
+          <w:lang w:bidi="ar-SA"/>
+        </w:rPr>
+        <w:t>–</w:t>
+      </w:r>
+      <w:r>
+        <w:rPr>
+          <w:rFonts w:hint="cs"/>
+          <w:rtl/>
+          <w:lang w:bidi="ar-SA"/>
+        </w:rPr>
+        <w:t xml:space="preserve"> </w:t>
+      </w:r>
+      <w:bookmarkStart w:id="0" w:name="_Hlk213074465"/>
+      <w:r>
+        <w:rPr>
+          <w:rFonts w:ascii="David" w:hAnsi="David" w:cs="David"/>
+          <w:b/>
+          <w:bCs/>
+          <w:rtl/>
+          <w:lang w:bidi="he-IL"/>
+        </w:rPr>
+        <w:t>נביאים</w:t>
+      </w:r>
+      <w:bookmarkEnd w:id="0"/>
+      <w:r>
+        <w:rPr>
+          <w:rFonts w:cstheme="minorBidi" w:hint="cs"/>
+          <w:rtl/>
+          <w:lang w:bidi="he-IL"/>
+        </w:rPr>
+        <w:t xml:space="preserve"> </w:t>
+      </w:r>
+      <w:r>
+        <w:rPr>
+          <w:rFonts w:hint="cs"/>
+          <w:rtl/>
+          <w:lang w:bidi="ar-SA"/>
+        </w:rPr>
+        <w:t>(تتضمن الأسفار يشوع، قضاة، صموئيل، ملوك، إشعياء، إرمياء، حزقيال والمعروفة بالأنبياء الصغار الـ 12)</w:t>
+      </w:r>
+    </w:p>
+    <w:p>
+      <w:pPr>
+        <w:pStyle w:val="ListParagraph"/>
+        <w:numPr>
+          <w:ilvl w:val="0"/>
+          <w:numId w:val="1"/>
+        </w:numPr>
+        <w:rPr>
+          <w:lang w:bidi="ar-SA"/>
+        </w:rPr>
+      </w:pPr>
+      <w:r>
+        <w:rPr>
+          <w:rFonts w:hint="cs"/>
+          <w:rtl/>
+          <w:lang w:bidi="ar-SA"/>
+        </w:rPr>
+        <w:t xml:space="preserve">المزامير (أو الكتب) </w:t>
+      </w:r>
+      <w:r>
+        <w:rPr>
+          <w:rtl/>
+          <w:lang w:bidi="ar-SA"/>
+        </w:rPr>
+        <w:t>–</w:t>
+      </w:r>
+      <w:r>
+        <w:rPr>
+          <w:rFonts w:hint="cs"/>
+          <w:rtl/>
+          <w:lang w:bidi="ar-SA"/>
+        </w:rPr>
+        <w:t xml:space="preserve"> </w:t>
+      </w:r>
+      <w:r>
+        <w:rPr>
+          <w:rFonts w:ascii="David" w:hAnsi="David" w:cs="David" w:hint="cs"/>
+          <w:b/>
+          <w:bCs/>
+          <w:rtl/>
+          <w:lang w:bidi="he-IL"/>
+        </w:rPr>
+        <w:t>כתובים</w:t>
+      </w:r>
+      <w:r>
+        <w:rPr>
+          <w:rFonts w:hint="cs"/>
+          <w:rtl/>
+          <w:lang w:bidi="ar-SA"/>
+        </w:rPr>
+        <w:t xml:space="preserve"> (وهي تتضمن المزامير، الأمثال، والأسفار أيوب، راعوث، مراثي إرمياء، الجامعة، أستير، دانيال، عزرا، نحميا وأخبار الأيام)</w:t>
+      </w:r>
+    </w:p>
+    <w:p>
+      <w:pPr>
+        <w:rPr>
+          <w:rtl/>
+          <w:lang w:bidi="ar-SA"/>
+        </w:rPr>
+      </w:pPr>
+      <w:r>
+        <w:rPr>
+          <w:rFonts w:hint="cs"/>
+          <w:rtl/>
+          <w:lang w:bidi="ar-SA"/>
+        </w:rPr>
+        <w:t xml:space="preserve">العهد الجديد هو من ضمن </w:t>
+      </w:r>
+      <w:r>
+        <w:rPr>
+          <w:rtl/>
+          <w:lang w:bidi="ar-SA"/>
+        </w:rPr>
+        <w:t>–</w:t>
+      </w:r>
+      <w:r>
+        <w:rPr>
+          <w:rFonts w:hint="cs"/>
+          <w:rtl/>
+          <w:lang w:bidi="ar-SA"/>
+        </w:rPr>
+        <w:t xml:space="preserve"> كما في العهد القديم </w:t>
+      </w:r>
+      <w:r>
+        <w:rPr>
+          <w:rtl/>
+          <w:lang w:bidi="ar-SA"/>
+        </w:rPr>
+        <w:t>–</w:t>
+      </w:r>
+      <w:r>
+        <w:rPr>
+          <w:rFonts w:hint="cs"/>
+          <w:rtl/>
+          <w:lang w:bidi="ar-SA"/>
+        </w:rPr>
+        <w:t xml:space="preserve"> الأسفار الموحاة من الله. وبشكل أساسي هو مشغول ب شعب الله السماوي (من دون أن يتغاضى كليًا عن شعبه الأرضي). وقد خرج للنور في القرن الأول ميلاديًا (تقريبًا ما بين عام 45 و95 ميلاديًا). ويشمل على 27 سفر كتبها أقل من 10 كتّاب. وكُتبت باللغة اليونانية.</w:t>
+      </w:r>
+    </w:p>
+    <w:p>
+      <w:pPr>
+        <w:rPr>
+          <w:rtl/>
+          <w:lang w:bidi="ar-SA"/>
+        </w:rPr>
+      </w:pPr>
+      <w:r>
+        <w:rPr>
+          <w:rFonts w:hint="cs"/>
+          <w:rtl/>
+          <w:lang w:bidi="ar-SA"/>
+        </w:rPr>
+        <w:t>الأسفار الـ27 من السهل تقسيمها إلى أربع أجزاء، بحيث يكون حاصل مجموعها لكل الكتاب المقدس سبع أجزاء:</w:t>
+      </w:r>
+    </w:p>
+    <w:p>
+      <w:pPr>
+        <w:pStyle w:val="ListParagraph"/>
+        <w:numPr>
+          <w:ilvl w:val="0"/>
+          <w:numId w:val="1"/>
+        </w:numPr>
+        <w:rPr>
+          <w:lang w:bidi="ar-SA"/>
+        </w:rPr>
+      </w:pPr>
+      <w:r>
+        <w:rPr>
+          <w:rFonts w:hint="cs"/>
+          <w:rtl/>
+          <w:lang w:bidi="ar-SA"/>
+        </w:rPr>
+        <w:t xml:space="preserve">الأناجيل الأربعة </w:t>
+      </w:r>
+      <w:r>
+        <w:rPr>
+          <w:rtl/>
+          <w:lang w:bidi="ar-SA"/>
+        </w:rPr>
+        <w:t>–</w:t>
+      </w:r>
+      <w:r>
+        <w:rPr>
+          <w:rFonts w:hint="cs"/>
+          <w:rtl/>
+          <w:lang w:bidi="ar-SA"/>
+        </w:rPr>
+        <w:t xml:space="preserve"> تذكرة</w:t>
+      </w:r>
+    </w:p>
+    <w:p>
+      <w:pPr>
+        <w:pStyle w:val="ListParagraph"/>
+        <w:numPr>
+          <w:ilvl w:val="0"/>
+          <w:numId w:val="1"/>
+        </w:numPr>
+        <w:rPr>
+          <w:lang w:bidi="ar-SA"/>
+        </w:rPr>
+      </w:pPr>
+      <w:r>
+        <w:rPr>
+          <w:rFonts w:hint="cs"/>
+          <w:rtl/>
+          <w:lang w:bidi="ar-SA"/>
+        </w:rPr>
+        <w:t xml:space="preserve">أعمال الرسل </w:t>
+      </w:r>
+      <w:r>
+        <w:rPr>
+          <w:rtl/>
+          <w:lang w:bidi="ar-SA"/>
+        </w:rPr>
+        <w:t>–</w:t>
+      </w:r>
+      <w:r>
+        <w:rPr>
+          <w:rFonts w:hint="cs"/>
+          <w:rtl/>
+          <w:lang w:bidi="ar-SA"/>
+        </w:rPr>
+        <w:t xml:space="preserve"> شهادة</w:t>
+      </w:r>
+    </w:p>
+    <w:p>
+      <w:pPr>
+        <w:pStyle w:val="ListParagraph"/>
+        <w:numPr>
+          <w:ilvl w:val="0"/>
+          <w:numId w:val="1"/>
+        </w:numPr>
+        <w:rPr>
+          <w:lang w:bidi="ar-SA"/>
+        </w:rPr>
+      </w:pPr>
+      <w:r>
+        <w:rPr>
+          <w:rFonts w:hint="cs"/>
+          <w:rtl/>
+          <w:lang w:bidi="ar-SA"/>
+        </w:rPr>
+        <w:t xml:space="preserve">الرسائل </w:t>
+      </w:r>
+      <w:r>
+        <w:rPr>
+          <w:rtl/>
+          <w:lang w:bidi="ar-SA"/>
+        </w:rPr>
+        <w:t>–</w:t>
+      </w:r>
+      <w:r>
+        <w:rPr>
+          <w:rFonts w:hint="cs"/>
+          <w:rtl/>
+          <w:lang w:bidi="ar-SA"/>
+        </w:rPr>
+        <w:t xml:space="preserve"> تعليم</w:t>
+      </w:r>
+    </w:p>
+    <w:p>
+      <w:pPr>
+        <w:pStyle w:val="ListParagraph"/>
+        <w:numPr>
+          <w:ilvl w:val="0"/>
+          <w:numId w:val="1"/>
+        </w:numPr>
+        <w:rPr>
+          <w:lang w:bidi="ar-SA"/>
+        </w:rPr>
+      </w:pPr>
+      <w:r>
+        <w:rPr>
+          <w:rFonts w:hint="cs"/>
+          <w:rtl/>
+          <w:lang w:bidi="ar-SA"/>
+        </w:rPr>
+        <w:t xml:space="preserve">سفر الرؤيا </w:t>
+      </w:r>
+      <w:r>
+        <w:rPr>
+          <w:rtl/>
+          <w:lang w:bidi="ar-SA"/>
+        </w:rPr>
+        <w:t>–</w:t>
+      </w:r>
+      <w:r>
+        <w:rPr>
+          <w:rFonts w:hint="cs"/>
+          <w:rtl/>
+          <w:lang w:bidi="ar-SA"/>
+        </w:rPr>
+        <w:t xml:space="preserve"> نبوة</w:t>
+      </w:r>
+    </w:p>
+    <w:p>
+      <w:pPr>
+        <w:rPr>
+          <w:rtl/>
+          <w:lang w:bidi="ar-SA"/>
+        </w:rPr>
+      </w:pPr>
+      <w:r>
+        <w:rPr>
+          <w:rFonts w:hint="cs"/>
+          <w:rtl/>
+          <w:lang w:bidi="ar-SA"/>
+        </w:rPr>
+        <w:t>هذا التقسيم</w:t>
+      </w:r>
+      <w:r>
+        <w:rPr>
+          <w:rFonts w:hint="cs"/>
+          <w:rtl/>
+          <w:lang w:bidi="ar-SA"/>
+        </w:rPr>
+        <w:t xml:space="preserve"> أتى بالاستناد على كلام الرب يسوع، الذي ذكر لتلميذيه أربعة أمور مرتبطة بأنشطة الروح القدس:</w:t>
+      </w:r>
+    </w:p>
+    <w:p>
+      <w:pPr>
+        <w:pStyle w:val="ListParagraph"/>
+        <w:numPr>
+          <w:ilvl w:val="0"/>
+          <w:numId w:val="3"/>
+        </w:numPr>
+        <w:rPr>
+          <w:lang w:bidi="ar-SA"/>
+        </w:rPr>
+      </w:pPr>
+      <w:r>
+        <w:rPr>
+          <w:rFonts w:hint="cs"/>
+          <w:rtl/>
+          <w:lang w:bidi="ar-SA"/>
+        </w:rPr>
+        <w:t xml:space="preserve">بأنه سيذكرهم بكل ما قاله لهم (يوحنا 14: 26) </w:t>
+      </w:r>
+      <w:r>
+        <w:rPr>
+          <w:rtl/>
+          <w:lang w:bidi="ar-SA"/>
+        </w:rPr>
+        <w:t>–</w:t>
+      </w:r>
+      <w:r>
+        <w:rPr>
+          <w:rFonts w:hint="cs"/>
+          <w:rtl/>
+          <w:lang w:bidi="ar-SA"/>
+        </w:rPr>
+        <w:t xml:space="preserve"> وهذه إشارة إلى الأناجيل.</w:t>
+      </w:r>
+    </w:p>
+    <w:p>
+      <w:pPr>
+        <w:pStyle w:val="ListParagraph"/>
+        <w:numPr>
+          <w:ilvl w:val="0"/>
+          <w:numId w:val="3"/>
+        </w:numPr>
+        <w:rPr>
+          <w:lang w:bidi="ar-SA"/>
+        </w:rPr>
+      </w:pPr>
+      <w:r>
+        <w:rPr>
+          <w:rFonts w:hint="cs"/>
+          <w:rtl/>
+          <w:lang w:bidi="ar-SA"/>
+        </w:rPr>
+        <w:t xml:space="preserve">الروح القدس سيشهد عنه وسيعطي التلاميذ قوة ليشهدوا عنه (يوحنا 15: 26؛ أعمال الرسل 1: 8) </w:t>
+      </w:r>
+      <w:r>
+        <w:rPr>
+          <w:rtl/>
+          <w:lang w:bidi="ar-SA"/>
+        </w:rPr>
+        <w:t>–</w:t>
+      </w:r>
+      <w:r>
+        <w:rPr>
+          <w:rFonts w:hint="cs"/>
+          <w:rtl/>
+          <w:lang w:bidi="ar-SA"/>
+        </w:rPr>
+        <w:t xml:space="preserve"> وهذا إشارة إلى أعمال الرسل.</w:t>
+      </w:r>
+    </w:p>
+    <w:p>
+      <w:pPr>
+        <w:pStyle w:val="ListParagraph"/>
+        <w:numPr>
+          <w:ilvl w:val="0"/>
+          <w:numId w:val="3"/>
+        </w:numPr>
+        <w:rPr>
+          <w:lang w:bidi="ar-SA"/>
+        </w:rPr>
+      </w:pPr>
+      <w:r>
+        <w:rPr>
+          <w:rFonts w:hint="cs"/>
+          <w:rtl/>
+          <w:lang w:bidi="ar-SA"/>
+        </w:rPr>
+        <w:t xml:space="preserve">هو سيعلّمهم كل شيء (يوحنا 14: 26) وسيهديهم إلى كل الحق (يوحنا 16: 13) </w:t>
+      </w:r>
+      <w:r>
+        <w:rPr>
+          <w:rtl/>
+          <w:lang w:bidi="ar-SA"/>
+        </w:rPr>
+        <w:t>–</w:t>
+      </w:r>
+      <w:r>
+        <w:rPr>
+          <w:rFonts w:hint="cs"/>
+          <w:rtl/>
+          <w:lang w:bidi="ar-SA"/>
+        </w:rPr>
+        <w:t xml:space="preserve"> وهذا إشارة إلى رسائل العهد الجديد بصورة خاصة.</w:t>
+      </w:r>
+    </w:p>
+    <w:p>
+      <w:pPr>
+        <w:pStyle w:val="ListParagraph"/>
+        <w:numPr>
+          <w:ilvl w:val="0"/>
+          <w:numId w:val="3"/>
+        </w:numPr>
+        <w:rPr>
+          <w:lang w:bidi="ar-SA"/>
+        </w:rPr>
+      </w:pPr>
+      <w:r>
+        <w:rPr>
+          <w:rFonts w:hint="cs"/>
+          <w:rtl/>
+          <w:lang w:bidi="ar-SA"/>
+        </w:rPr>
+        <w:t xml:space="preserve">هو سيخبرهم بالآتيات (يوحنا 16: 13) </w:t>
+      </w:r>
+      <w:r>
+        <w:rPr>
+          <w:rtl/>
+          <w:lang w:bidi="ar-SA"/>
+        </w:rPr>
+        <w:t>–</w:t>
+      </w:r>
+      <w:r>
+        <w:rPr>
+          <w:rFonts w:hint="cs"/>
+          <w:rtl/>
+          <w:lang w:bidi="ar-SA"/>
+        </w:rPr>
+        <w:t xml:space="preserve"> وهذا إشارة إلى سفر الرؤيا.</w:t>
+      </w:r>
+      <w:r>
+        <w:rPr>
+          <w:rStyle w:val="FootnoteReference"/>
+          <w:rtl/>
+          <w:lang w:bidi="ar-SA"/>
+        </w:rPr>
+        <w:footnoteReference w:id="4"/>
+      </w:r>
+    </w:p>
+    <w:p>
+      <w:pPr>
+        <w:rPr>
+          <w:rtl/>
+          <w:lang w:bidi="ar-SA"/>
+        </w:rPr>
+      </w:pPr>
+      <w:r>
+        <w:rPr>
+          <w:rFonts w:hint="cs"/>
+          <w:rtl/>
+          <w:lang w:bidi="ar-SA"/>
+        </w:rPr>
+        <w:t>وبالإجماع نحن نتمسك بأن الكتاب المقدس مكوّن من سبع أجزاء يصادق الرب يسوع على سيادتها بكل وضوح. الأناجيل الأربعة تشكل فيها جزءً في حد ذاته. إنها المركز المحوري وبنفس الوقت هي تمهيد للعهد الجديد. أعمال الرسل ينضم إليها مباشرة. إنها خمس أسفار العهد الجديد التاريخية.</w:t>
       </w:r>
     </w:p>
     <w:p>
@@ -590,331 +1941,163 @@
           <w:numId w:val="2"/>
         </w:numPr>
         <w:rPr>
-          <w:lang w:val="de-DE" w:bidi="ar-LB"/>
-        </w:rPr>
-      </w:pPr>
-      <w:r>
-        <w:rPr>
-          <w:rFonts w:hint="cs"/>
-          <w:rtl/>
-          <w:lang w:val="de-DE" w:bidi="ar-LB"/>
-        </w:rPr>
-        <w:t>أعمال الرسل يُرينا</w:t>
-      </w:r>
-      <w:r>
-        <w:rPr>
-          <w:rFonts w:hint="cs"/>
-          <w:rtl/>
-          <w:lang w:val="de-DE" w:bidi="ar-LB"/>
-        </w:rPr>
-        <w:t xml:space="preserve"> كيف انتشر الإنجيل </w:t>
-      </w:r>
-      <w:r>
-        <w:rPr>
-          <w:rtl/>
-          <w:lang w:val="de-DE" w:bidi="ar-LB"/>
-        </w:rPr>
-        <w:t>–</w:t>
-      </w:r>
-      <w:r>
-        <w:rPr>
-          <w:rFonts w:hint="cs"/>
-          <w:rtl/>
-          <w:lang w:val="de-DE" w:bidi="ar-LB"/>
-        </w:rPr>
-        <w:t xml:space="preserve"> بشارة الله عن ابنه </w:t>
-      </w:r>
-      <w:r>
-        <w:rPr>
-          <w:rtl/>
-          <w:lang w:val="de-DE" w:bidi="ar-LB"/>
-        </w:rPr>
-        <w:t>–</w:t>
-      </w:r>
-      <w:r>
-        <w:rPr>
-          <w:rFonts w:hint="cs"/>
-          <w:rtl/>
-          <w:lang w:val="de-DE" w:bidi="ar-LB"/>
-        </w:rPr>
-        <w:t xml:space="preserve"> في العشور الأولى من بعد موت يسوع المسيح.</w:t>
+          <w:lang w:bidi="ar-SA"/>
+        </w:rPr>
+      </w:pPr>
+      <w:r>
+        <w:rPr>
+          <w:rFonts w:hint="cs"/>
+          <w:rtl/>
+          <w:lang w:bidi="ar-SA"/>
+        </w:rPr>
+        <w:t>أربعمائة عام صمت ونهايتها</w:t>
       </w:r>
     </w:p>
     <w:p>
       <w:pPr>
-        <w:rPr>
-          <w:rtl/>
-          <w:lang w:val="de-DE" w:bidi="ar-LB"/>
-        </w:rPr>
-      </w:pPr>
-      <w:r>
-        <w:rPr>
-          <w:lang w:bidi="ar-LB"/>
-        </w:rPr>
-        <w:t xml:space="preserve">A. C. </w:t>
-      </w:r>
-      <w:proofErr w:type="spellStart"/>
-      <w:r>
-        <w:rPr>
-          <w:lang w:bidi="ar-LB"/>
-        </w:rPr>
-        <w:t>Gaebelein</w:t>
-      </w:r>
-      <w:proofErr w:type="spellEnd"/>
-      <w:r>
-        <w:rPr>
-          <w:rFonts w:hint="cs"/>
-          <w:rtl/>
-          <w:lang w:bidi="ar-LB"/>
-        </w:rPr>
-        <w:t xml:space="preserve"> </w:t>
-      </w:r>
-      <w:r>
-        <w:rPr>
-          <w:rFonts w:hint="cs"/>
-          <w:rtl/>
-          <w:lang w:val="de-DE" w:bidi="ar-LB"/>
-        </w:rPr>
-        <w:t xml:space="preserve">يُشير بأن الله لا يكتب في هذه الأسفار التاريخية كـ"صحفي"، وإنما بالحري </w:t>
-      </w:r>
-      <w:proofErr w:type="spellStart"/>
-      <w:r>
-        <w:rPr>
-          <w:rFonts w:hint="cs"/>
-          <w:rtl/>
-          <w:lang w:val="de-DE" w:bidi="ar-LB"/>
-        </w:rPr>
-        <w:t>كالـ"محرر</w:t>
-      </w:r>
-      <w:proofErr w:type="spellEnd"/>
-      <w:r>
-        <w:rPr>
-          <w:rFonts w:hint="cs"/>
-          <w:rtl/>
-          <w:lang w:val="de-DE" w:bidi="ar-LB"/>
-        </w:rPr>
-        <w:t>"</w:t>
-      </w:r>
-      <w:r>
-        <w:rPr>
-          <w:rStyle w:val="FootnoteReference"/>
-          <w:rtl/>
-          <w:lang w:val="de-DE" w:bidi="ar-LB"/>
-        </w:rPr>
-        <w:footnoteReference w:id="2"/>
-      </w:r>
-      <w:r>
-        <w:rPr>
-          <w:rFonts w:hint="cs"/>
-          <w:rtl/>
-          <w:lang w:val="de-DE" w:bidi="ar-LB"/>
-        </w:rPr>
-        <w:t xml:space="preserve">. فعمل الصحفي يعتمد على كتابة الحقائق كما حدثت. أما المحرر بالمقابل فهو يجمع المادة بطريقة مطابقة مع أفكاره. لهذا غالبًا ما لا يركز الكُتّاب على التسلسل الزمني، وإنما يقدمونه بحسب مضمون </w:t>
-      </w:r>
-      <w:r>
-        <w:rPr>
-          <w:rFonts w:hint="cs"/>
-          <w:rtl/>
-          <w:lang w:val="de-DE" w:bidi="ar-LB"/>
-        </w:rPr>
-        <w:t>المواضيع</w:t>
-      </w:r>
-      <w:r>
-        <w:rPr>
-          <w:rFonts w:hint="cs"/>
-          <w:rtl/>
-          <w:lang w:val="de-DE" w:bidi="ar-LB"/>
-        </w:rPr>
-        <w:t>.</w:t>
+        <w:ind w:left="360"/>
+        <w:rPr>
+          <w:rtl/>
+          <w:lang w:bidi="ar-SA"/>
+        </w:rPr>
+      </w:pPr>
+      <w:r>
+        <w:rPr>
+          <w:rFonts w:hint="cs"/>
+          <w:rtl/>
+          <w:lang w:bidi="ar-SA"/>
+        </w:rPr>
+        <w:t xml:space="preserve">كثيرًا ما توصف الفترة ما بين العهد القديم والجديد بأن الله صمت 400 عام. وهذا أمر مطابق </w:t>
+      </w:r>
+      <w:r>
+        <w:rPr>
+          <w:rFonts w:hint="cs"/>
+          <w:rtl/>
+          <w:lang w:bidi="ar-SA"/>
+        </w:rPr>
+        <w:t xml:space="preserve">من حيث أنها فعلاً انقضت 400 عام تقريبًا ما بين آخر نبي في العهد القديم </w:t>
+      </w:r>
+      <w:r>
+        <w:rPr>
+          <w:rtl/>
+          <w:lang w:bidi="ar-SA"/>
+        </w:rPr>
+        <w:t>–</w:t>
+      </w:r>
+      <w:r>
+        <w:rPr>
+          <w:rFonts w:hint="cs"/>
+          <w:rtl/>
+          <w:lang w:bidi="ar-SA"/>
+        </w:rPr>
+        <w:t xml:space="preserve"> ملاخي </w:t>
+      </w:r>
+      <w:r>
+        <w:rPr>
+          <w:rtl/>
+          <w:lang w:bidi="ar-SA"/>
+        </w:rPr>
+        <w:t>–</w:t>
+      </w:r>
+      <w:r>
+        <w:rPr>
+          <w:rFonts w:hint="cs"/>
+          <w:rtl/>
+          <w:lang w:bidi="ar-SA"/>
+        </w:rPr>
+        <w:t xml:space="preserve"> ويوحنا المعمدان (الذي تقدم أمام المسيا). في هذه الفترة لم يكن لله أية بشارة لشعبه. غير أن هذا لا يعني بأن الله لم يكن لديه ما يقوله من جهة كلمته عن هذه الفترة. فلقد كان له كلام عنها. بالأخص النبي دانيال يكتب عن هذه الفترة. هو ذكر الممالك الأربعة، من ضمنها ثلاثة كانت في السلطة في هذه الحقبة الزمنية. وأولها مملكة فارس (من عام 539 </w:t>
+      </w:r>
+      <w:r>
+        <w:rPr>
+          <w:rtl/>
+          <w:lang w:bidi="ar-SA"/>
+        </w:rPr>
+        <w:t>–</w:t>
+      </w:r>
+      <w:r>
+        <w:rPr>
+          <w:rFonts w:hint="cs"/>
+          <w:rtl/>
+          <w:lang w:bidi="ar-SA"/>
+        </w:rPr>
+        <w:t xml:space="preserve"> 331 ق.م)، ومن ثم مملكة اليونان (من 331 </w:t>
+      </w:r>
+      <w:r>
+        <w:rPr>
+          <w:rtl/>
+          <w:lang w:bidi="ar-SA"/>
+        </w:rPr>
+        <w:t>–</w:t>
+      </w:r>
+      <w:r>
+        <w:rPr>
+          <w:rFonts w:hint="cs"/>
+          <w:rtl/>
+          <w:lang w:bidi="ar-SA"/>
+        </w:rPr>
+        <w:t xml:space="preserve"> 143 ق.م) وأخيرًا المملكة الرومانية التي ظهرت بعدها. فالكلام الذي في دانيال 2 ودانيال 7 هو عن هذه القوات السياسية. وفي دانيال 11 جاء حديث مفصل عن الفترة ما بين ملاخي ويوحنا.</w:t>
       </w:r>
     </w:p>
     <w:p>
       <w:pPr>
-        <w:rPr>
-          <w:rtl/>
-          <w:lang w:val="de-DE" w:bidi="ar-LB"/>
-        </w:rPr>
-      </w:pPr>
-      <w:r>
-        <w:rPr>
-          <w:rFonts w:hint="cs"/>
-          <w:rtl/>
-          <w:lang w:val="de-DE" w:bidi="ar-LB"/>
-        </w:rPr>
-        <w:t>وتلخيص جلي عما تخبر به الأناجيل وأعمال الرسل يقدمه بطرس في بيت كرنيليوس:</w:t>
+        <w:ind w:left="360"/>
+        <w:rPr>
+          <w:rtl/>
+          <w:lang w:bidi="ar-SA"/>
+        </w:rPr>
+      </w:pPr>
+      <w:r>
+        <w:rPr>
+          <w:rFonts w:hint="cs"/>
+          <w:rtl/>
+          <w:lang w:bidi="ar-SA"/>
+        </w:rPr>
+        <w:t xml:space="preserve">من بعد عودة اليهود إلى أرضهم من السبي الذي دام سبعون عامًا وعادوا وبنوا ثانية كل من الهيكل ومدينة أورشليم، </w:t>
+      </w:r>
+      <w:r>
+        <w:rPr>
+          <w:rFonts w:hint="cs"/>
+          <w:rtl/>
+          <w:lang w:bidi="ar-SA"/>
+        </w:rPr>
+        <w:t>عاد وحدث ارتداد جديد. وعنه تتكلم الأسفار التاريخية عزرا ونحميا كما والأسفار النبوية المتعلقة بها حجي، زكريا وملاخي.</w:t>
+      </w:r>
+      <w:r>
+        <w:rPr>
+          <w:rStyle w:val="FootnoteReference"/>
+          <w:rtl/>
+          <w:lang w:bidi="ar-SA"/>
+        </w:rPr>
+        <w:footnoteReference w:id="5"/>
+      </w:r>
+      <w:r>
+        <w:rPr>
+          <w:rFonts w:hint="cs"/>
+          <w:rtl/>
+          <w:lang w:bidi="ar-SA"/>
+        </w:rPr>
+        <w:t xml:space="preserve"> من ثم صمت الله. غير أن الشعب لم يغِب عن عينه. ففي هذه الفترة مثلاً حدثت ثورة المكابيين التي منح الله فيها شعبه انتعاشًا. غير أن هذه الفترة أساسًا تميزت في أن الشعب إجمالاً كان ككرة بين القوات السياسية في الشمال والجنوب (خلفاء الاسكندر الكبير في الشمال ومصر في الجنوب) والقليل من اليهود فقط مَن تمسكوا بأمانة بإلههم.</w:t>
       </w:r>
     </w:p>
     <w:p>
       <w:pPr>
         <w:rPr>
           <w:rtl/>
-          <w:lang w:val="de-DE" w:bidi="ar-LB"/>
-        </w:rPr>
-      </w:pPr>
-      <w:r>
-        <w:rPr>
-          <w:rFonts w:hint="cs"/>
-          <w:rtl/>
-          <w:lang w:val="de-DE" w:bidi="ar-LB"/>
-        </w:rPr>
-        <w:t>"</w:t>
-      </w:r>
-      <w:r>
-        <w:rPr>
-          <w:rFonts w:ascii="Tahoma" w:hAnsi="Tahoma" w:cs="Tahoma"/>
-          <w:lang w:val="x-none" w:bidi="ar-LB"/>
-        </w:rPr>
-        <w:t>﻿</w:t>
-      </w:r>
-      <w:r>
-        <w:rPr>
-          <w:b/>
-          <w:bCs/>
-          <w:lang w:val="x-none" w:bidi="ar-LB"/>
-        </w:rPr>
-        <w:t xml:space="preserve"> </w:t>
-      </w:r>
-      <w:r>
-        <w:rPr>
-          <w:rFonts w:ascii="Tahoma" w:hAnsi="Tahoma" w:cs="Tahoma"/>
-          <w:lang w:val="x-none" w:bidi="ar-LB"/>
-        </w:rPr>
-        <w:t>﻿</w:t>
-      </w:r>
-      <w:proofErr w:type="spellStart"/>
-      <w:r>
-        <w:rPr>
-          <w:rtl/>
-          <w:lang w:val="de-DE"/>
-        </w:rPr>
-        <w:t>يَسُوعُ</w:t>
-      </w:r>
-      <w:proofErr w:type="spellEnd"/>
-      <w:r>
-        <w:rPr>
-          <w:rtl/>
-          <w:lang w:val="de-DE"/>
-        </w:rPr>
-        <w:t xml:space="preserve"> الَّذِي مِنَ النَّاصِرَةِ كَيْفَ مَسَحَهُ اللهُ بِالرُّوحِ الْقُدُسِ وَالْقُوَّةِ، الَّذِي جَالَ يَصْنَعُ خَيْرًا وَيَشْفِي جَمِيعَ الْمُتَسَلِّطِ عَلَيْهِمْ إِبْلِيسُ، لأَنَّ اللهَ كَانَ مَعَهُ.  </w:t>
-      </w:r>
-      <w:r>
-        <w:rPr>
-          <w:rFonts w:ascii="Tahoma" w:hAnsi="Tahoma" w:cs="Tahoma"/>
-          <w:lang w:val="x-none" w:bidi="ar-LB"/>
-        </w:rPr>
-        <w:t>﻿</w:t>
-      </w:r>
-      <w:r>
-        <w:rPr>
-          <w:b/>
-          <w:bCs/>
-          <w:lang w:val="x-none" w:bidi="ar-LB"/>
-        </w:rPr>
-        <w:t>39</w:t>
-      </w:r>
-      <w:r>
-        <w:rPr>
-          <w:rFonts w:ascii="Tahoma" w:hAnsi="Tahoma" w:cs="Tahoma"/>
-          <w:lang w:val="x-none" w:bidi="ar-LB"/>
-        </w:rPr>
-        <w:t>﻿</w:t>
-      </w:r>
-      <w:r>
-        <w:rPr>
-          <w:b/>
-          <w:bCs/>
-          <w:lang w:val="x-none" w:bidi="ar-LB"/>
-        </w:rPr>
-        <w:t xml:space="preserve"> </w:t>
-      </w:r>
-      <w:r>
-        <w:rPr>
-          <w:rFonts w:ascii="Tahoma" w:hAnsi="Tahoma" w:cs="Tahoma"/>
-          <w:lang w:val="x-none" w:bidi="ar-LB"/>
-        </w:rPr>
-        <w:t>﻿</w:t>
-      </w:r>
-      <w:proofErr w:type="spellStart"/>
-      <w:r>
-        <w:rPr>
-          <w:rtl/>
-          <w:lang w:val="de-DE"/>
-        </w:rPr>
-        <w:t>وَنَحْنُ</w:t>
-      </w:r>
-      <w:proofErr w:type="spellEnd"/>
-      <w:r>
-        <w:rPr>
-          <w:rtl/>
-          <w:lang w:val="de-DE"/>
-        </w:rPr>
-        <w:t xml:space="preserve"> شُهُودٌ بِكُلِّ مَا فَعَلَ فِي كُورَةِ الْيَهُودِيَّةِ وَفِي أُورُشَلِيمَ. الَّذِي أَيْضًا قَتَلُوهُ مُعَلِّقِينَ إِيَّاهُ عَلَى خَشَبَةٍ.  </w:t>
-      </w:r>
-      <w:r>
-        <w:rPr>
-          <w:rFonts w:ascii="Tahoma" w:hAnsi="Tahoma" w:cs="Tahoma"/>
-          <w:lang w:val="x-none" w:bidi="ar-LB"/>
-        </w:rPr>
-        <w:t>﻿</w:t>
-      </w:r>
-      <w:r>
-        <w:rPr>
-          <w:b/>
-          <w:bCs/>
-          <w:lang w:val="x-none" w:bidi="ar-LB"/>
-        </w:rPr>
-        <w:t>40</w:t>
-      </w:r>
-      <w:r>
-        <w:rPr>
-          <w:rFonts w:ascii="Tahoma" w:hAnsi="Tahoma" w:cs="Tahoma"/>
-          <w:lang w:val="x-none" w:bidi="ar-LB"/>
-        </w:rPr>
-        <w:t>﻿</w:t>
-      </w:r>
-      <w:r>
-        <w:rPr>
-          <w:b/>
-          <w:bCs/>
-          <w:lang w:val="x-none" w:bidi="ar-LB"/>
-        </w:rPr>
-        <w:t xml:space="preserve"> </w:t>
-      </w:r>
-      <w:r>
-        <w:rPr>
-          <w:rFonts w:ascii="Tahoma" w:hAnsi="Tahoma" w:cs="Tahoma"/>
-          <w:lang w:val="x-none" w:bidi="ar-LB"/>
-        </w:rPr>
-        <w:t>﻿</w:t>
-      </w:r>
-      <w:proofErr w:type="spellStart"/>
-      <w:r>
-        <w:rPr>
-          <w:rtl/>
-          <w:lang w:val="de-DE"/>
-        </w:rPr>
-        <w:t>هذَا</w:t>
-      </w:r>
-      <w:proofErr w:type="spellEnd"/>
-      <w:r>
-        <w:rPr>
-          <w:rtl/>
-          <w:lang w:val="de-DE"/>
-        </w:rPr>
-        <w:t xml:space="preserve"> أَقَامَهُ اللهُ فِي الْيَوْمِ الثَّالِثِ، وَأَعْطَى أَنْ يَصِيرَ ظَاهِرًا،</w:t>
-      </w:r>
-      <w:r>
-        <w:rPr>
-          <w:rFonts w:hint="cs"/>
-          <w:rtl/>
-          <w:lang w:val="de-DE" w:bidi="ar-LB"/>
-        </w:rPr>
-        <w:t xml:space="preserve">" (أعمال الرسل 10: 38 </w:t>
-      </w:r>
-      <w:r>
-        <w:rPr>
-          <w:rtl/>
-          <w:lang w:val="de-DE" w:bidi="ar-LB"/>
+          <w:lang w:bidi="ar-SA"/>
+        </w:rPr>
+      </w:pPr>
+      <w:r>
+        <w:rPr>
+          <w:rFonts w:hint="cs"/>
+          <w:rtl/>
+          <w:lang w:bidi="ar-SA"/>
+        </w:rPr>
+        <w:t xml:space="preserve">في نهاية هذه الفترة كانت الممالك الثلاثة الأولى (بابل، فارس، اليونان) في عداد الماضي. في بداية العهد الجديد حمك القيصر الروماني كالنائب عن الممالك الأربعة. والله في عنايته الإلهية استخدم الرومان بالذات </w:t>
+      </w:r>
+      <w:r>
+        <w:rPr>
+          <w:rtl/>
+          <w:lang w:bidi="ar-SA"/>
         </w:rPr>
         <w:t>–</w:t>
       </w:r>
@@ -922,64 +2105,2022 @@
         <w:rPr>
           <w:rFonts w:hint="cs"/>
           <w:rtl/>
-          <w:lang w:val="de-DE" w:bidi="ar-LB"/>
-        </w:rPr>
-        <w:t xml:space="preserve"> 40).</w:t>
+          <w:lang w:bidi="ar-SA"/>
+        </w:rPr>
+        <w:t xml:space="preserve"> ظاهريًا </w:t>
+      </w:r>
+      <w:r>
+        <w:rPr>
+          <w:rtl/>
+          <w:lang w:bidi="ar-SA"/>
+        </w:rPr>
+        <w:t>–</w:t>
+      </w:r>
+      <w:r>
+        <w:rPr>
+          <w:rFonts w:hint="cs"/>
+          <w:rtl/>
+          <w:lang w:bidi="ar-SA"/>
+        </w:rPr>
+        <w:t xml:space="preserve"> ليهيء ظروفًا مواتية لنشر الإنجيل إلى ما وراء حدود إسرائيل. </w:t>
+      </w:r>
+      <w:r>
+        <w:rPr>
+          <w:rFonts w:hint="cs"/>
+          <w:rtl/>
+          <w:lang w:bidi="ar-SA"/>
+        </w:rPr>
+        <w:t>وهذا فعله من خلال "</w:t>
+      </w:r>
+      <w:r>
+        <w:t xml:space="preserve"> </w:t>
+      </w:r>
+      <w:r>
+        <w:rPr>
+          <w:lang w:bidi="ar-SA"/>
+        </w:rPr>
+        <w:t>Pax Romana</w:t>
+      </w:r>
+      <w:r>
+        <w:rPr>
+          <w:rFonts w:hint="cs"/>
+          <w:rtl/>
+          <w:lang w:bidi="ar-SA"/>
+        </w:rPr>
+        <w:t>" (أو "</w:t>
+      </w:r>
+      <w:r>
+        <w:t xml:space="preserve"> </w:t>
+      </w:r>
+      <w:r>
+        <w:rPr>
+          <w:lang w:bidi="ar-SA"/>
+        </w:rPr>
+        <w:t>Pax Augusta</w:t>
+      </w:r>
+      <w:r>
+        <w:rPr>
+          <w:rFonts w:hint="cs"/>
+          <w:rtl/>
+          <w:lang w:bidi="ar-SA"/>
+        </w:rPr>
+        <w:t xml:space="preserve"> </w:t>
+      </w:r>
+      <w:r>
+        <w:rPr>
+          <w:rFonts w:hint="cs"/>
+          <w:rtl/>
+          <w:lang w:bidi="ar-SA"/>
+        </w:rPr>
+        <w:t>"). ويُفهم منها السلام الروماني، وهي تقريبًا 250 عامًا أثناءها ساد على وجه عام سلام واستقرار سياسي داخلي. والفترة ابتدأت بحكم أغسطس قيصر قبل ميلاد المسيح بقليل وامتدت حتى حوالي 235 م. وفي هذه الفترة لم تكن هنالك أية خطورة على أساس السلام الخارجي السفر داخل المملكة الرومانية من منطقة إلى أخرى. وبالإضافة إلى ذلك كان للرومان شبكة متطورة من الطرق (في البر والبحر المتوسط) التي سهّلت على السفر.</w:t>
+      </w:r>
+      <w:r>
+        <w:rPr>
+          <w:rStyle w:val="FootnoteReference"/>
+          <w:rtl/>
+          <w:lang w:bidi="ar-SA"/>
+        </w:rPr>
+        <w:footnoteReference w:id="6"/>
+      </w:r>
+      <w:r>
+        <w:rPr>
+          <w:rtl/>
+        </w:rPr>
+        <w:t xml:space="preserve"> </w:t>
+      </w:r>
+      <w:r>
+        <w:rPr>
+          <w:rtl/>
+          <w:lang w:bidi="ar-SA"/>
+        </w:rPr>
+        <w:t>كل هذا ساهم بشكل كبير في نشر الإنجيل في زمن أعمال الرسل وبعدها.</w:t>
       </w:r>
     </w:p>
     <w:p>
       <w:pPr>
         <w:rPr>
           <w:rtl/>
-          <w:lang w:val="de-DE"/>
-        </w:rPr>
-      </w:pPr>
-      <w:r>
-        <w:rPr>
-          <w:rFonts w:hint="cs"/>
-          <w:rtl/>
-          <w:lang w:val="de-DE" w:bidi="ar-LB"/>
-        </w:rPr>
-        <w:t>فالأناجيل تُري كيف حقق الله تصريحاته في العهد القديم وأنه أرسل "</w:t>
-      </w:r>
-      <w:r>
-        <w:rPr>
-          <w:rtl/>
-          <w:lang w:val="de-DE"/>
-        </w:rPr>
-        <w:t>يَسُوعَ الْمَسِيحَ الْمُبَشَّرَ بِهِ لَكُمْ قَبْلُ.</w:t>
-      </w:r>
-      <w:r>
-        <w:rPr>
-          <w:rFonts w:hint="cs"/>
-          <w:rtl/>
-          <w:lang w:val="de-DE"/>
-        </w:rPr>
-        <w:t>" (أعمال الرسل 3: 20). كما وهي توضّح كذلك بأن اليهود الذين كان قد جاء خصيصًا لهم، رفضوه وقتلوه. أعمال الرسل يُري كيف انتشر الخبر عن "</w:t>
-      </w:r>
-      <w:hyperlink r:id="rId9" w:anchor=":~:text=F%C3%BCr%20jeden%20Bibelleser%20ist%20es" w:history="1">
+          <w:lang w:bidi="ar-SA"/>
+        </w:rPr>
+      </w:pPr>
+      <w:r>
+        <w:rPr>
+          <w:rFonts w:hint="cs"/>
+          <w:rtl/>
+          <w:lang w:bidi="ar-SA"/>
+        </w:rPr>
+        <w:t xml:space="preserve">إن نهاية هذه الفترة يدعوها الكتاب المقدس "ملء </w:t>
+      </w:r>
+      <w:r>
+        <w:rPr>
+          <w:rFonts w:hint="cs"/>
+          <w:rtl/>
+          <w:lang w:bidi="ar-SA"/>
+        </w:rPr>
+        <w:t>الزمان</w:t>
+      </w:r>
+      <w:r>
+        <w:rPr>
+          <w:rFonts w:hint="cs"/>
+          <w:rtl/>
+          <w:lang w:bidi="ar-SA"/>
+        </w:rPr>
+        <w:t xml:space="preserve">" (أي الفترة التي عينها الله). وحينما حان موعدها أرسل الله ابنه (غلاطية 4: 4). وفي ذلك الوقت كانت قد انقضت 69 أسبوع من الـ70 التي كلم الله دانيال عنها </w:t>
+      </w:r>
+      <w:r>
+        <w:rPr>
+          <w:rFonts w:hint="cs"/>
+          <w:rtl/>
+          <w:lang w:bidi="ar-SA"/>
+        </w:rPr>
+        <w:t xml:space="preserve">(دانيال 8: 25، 26). ومن بعدها كان سيأتي المسيا </w:t>
+      </w:r>
+      <w:r>
+        <w:rPr>
+          <w:rtl/>
+          <w:lang w:bidi="ar-SA"/>
+        </w:rPr>
+        <w:t>–</w:t>
+      </w:r>
+      <w:r>
+        <w:rPr>
+          <w:rFonts w:hint="cs"/>
+          <w:rtl/>
+          <w:lang w:bidi="ar-SA"/>
+        </w:rPr>
+        <w:t xml:space="preserve"> وقد جاء. إلا أنه </w:t>
+      </w:r>
+      <w:r>
+        <w:rPr>
+          <w:rtl/>
+          <w:lang w:bidi="ar-SA"/>
+        </w:rPr>
+        <w:t>–</w:t>
+      </w:r>
+      <w:r>
+        <w:rPr>
+          <w:rFonts w:hint="cs"/>
+          <w:rtl/>
+          <w:lang w:bidi="ar-SA"/>
+        </w:rPr>
+        <w:t xml:space="preserve"> كما تُنبئ سابقًا </w:t>
+      </w:r>
+      <w:r>
+        <w:rPr>
+          <w:rtl/>
+          <w:lang w:bidi="ar-SA"/>
+        </w:rPr>
+        <w:t>–</w:t>
+      </w:r>
+      <w:r>
+        <w:rPr>
+          <w:rFonts w:hint="cs"/>
+          <w:rtl/>
+          <w:lang w:bidi="ar-SA"/>
+        </w:rPr>
+        <w:t xml:space="preserve"> قُطع ولم يبق له شيء.</w:t>
+      </w:r>
+    </w:p>
+    <w:p>
+      <w:pPr>
+        <w:rPr>
+          <w:rtl/>
+          <w:lang w:bidi="ar-SA"/>
+        </w:rPr>
+      </w:pPr>
+      <w:r>
+        <w:rPr>
+          <w:rFonts w:hint="cs"/>
+          <w:rtl/>
+          <w:lang w:bidi="ar-SA"/>
+        </w:rPr>
+        <w:t xml:space="preserve">إن المتقدم أمام المسيا </w:t>
+      </w:r>
+      <w:r>
+        <w:rPr>
+          <w:rtl/>
+          <w:lang w:bidi="ar-SA"/>
+        </w:rPr>
+        <w:t>–</w:t>
+      </w:r>
+      <w:r>
+        <w:rPr>
+          <w:rFonts w:hint="cs"/>
+          <w:rtl/>
+          <w:lang w:bidi="ar-SA"/>
+        </w:rPr>
+        <w:t xml:space="preserve"> يوحنا المعمدان </w:t>
+      </w:r>
+      <w:r>
+        <w:rPr>
+          <w:rtl/>
+          <w:lang w:bidi="ar-SA"/>
+        </w:rPr>
+        <w:t>–</w:t>
+      </w:r>
+      <w:r>
+        <w:rPr>
+          <w:rFonts w:hint="cs"/>
+          <w:rtl/>
+          <w:lang w:bidi="ar-SA"/>
+        </w:rPr>
+        <w:t xml:space="preserve"> هو أيضًا كان سبق وأُخبر عنه. آخر نبي في العهد القديم تكلم عنه: "</w:t>
+      </w:r>
+      <w:r>
+        <w:rPr>
+          <w:rtl/>
+        </w:rPr>
+        <w:t xml:space="preserve"> </w:t>
+      </w:r>
+      <w:r>
+        <w:rPr>
+          <w:rtl/>
+          <w:lang w:bidi="ar-SA"/>
+        </w:rPr>
+        <w:t>«هأَنَذَا أُرْسِلُ مَلاَكِي فَيُهَيِّئُ الطَّرِيقَ أَمَامِي. وَيَأْتِي بَغْتَةً إِلَى هَيْكَلِهِ السَّيِّدُ الَّذِي تَطْلُبُونَهُ، وَمَلاَكُ الْعَهْدِ الَّذِي تُسَرُّونَ بِهِ. هُوَذَا يَأْتِي، قَالَ رَبُّ الْجُنُودِ»</w:t>
+      </w:r>
+      <w:r>
+        <w:rPr>
+          <w:rFonts w:hint="cs"/>
+          <w:rtl/>
+          <w:lang w:bidi="ar-SA"/>
+        </w:rPr>
+        <w:t xml:space="preserve">" (ملاخي 3: 1). هو كان "صوتُ صارخٍ"، والذي قرأنا عنه في إشعياء 40: 3. ومع يوحنا المعمدان انتهت فترة صمت الله </w:t>
+      </w:r>
+      <w:r>
+        <w:rPr>
+          <w:rtl/>
+          <w:lang w:bidi="ar-SA"/>
+        </w:rPr>
+        <w:t>–</w:t>
+      </w:r>
+      <w:r>
+        <w:rPr>
+          <w:rFonts w:hint="cs"/>
+          <w:rtl/>
+          <w:lang w:bidi="ar-SA"/>
+        </w:rPr>
+        <w:t xml:space="preserve"> والتي كانت بذات الوقت فترة قضاء. فقد جاء ملء الزمان وأرسل الله ابنه، والذي رُفض وفي النهاية سُمّر على الصليب. وهذا هو بالذات </w:t>
+      </w:r>
+      <w:r>
+        <w:rPr>
+          <w:rtl/>
+          <w:lang w:bidi="ar-SA"/>
+        </w:rPr>
+        <w:t>–</w:t>
+      </w:r>
+      <w:r>
+        <w:rPr>
+          <w:rFonts w:hint="cs"/>
+          <w:rtl/>
+          <w:lang w:bidi="ar-SA"/>
+        </w:rPr>
+        <w:t xml:space="preserve"> في توجه مختلف </w:t>
+      </w:r>
+      <w:r>
+        <w:rPr>
+          <w:rtl/>
+          <w:lang w:bidi="ar-SA"/>
+        </w:rPr>
+        <w:t>–</w:t>
+      </w:r>
+      <w:r>
+        <w:rPr>
+          <w:rFonts w:hint="cs"/>
+          <w:rtl/>
+          <w:lang w:bidi="ar-SA"/>
+        </w:rPr>
+        <w:t xml:space="preserve"> موضوع الأناجيل الأربعة. ويُشهد عن ذلك في أعمال الرسل.</w:t>
+      </w:r>
+    </w:p>
+    <w:p>
+      <w:pPr>
+        <w:rPr>
+          <w:rtl/>
+          <w:lang w:bidi="ar-SA"/>
+        </w:rPr>
+      </w:pPr>
+      <w:r>
+        <w:rPr>
+          <w:rFonts w:hint="cs"/>
+          <w:rtl/>
+          <w:lang w:bidi="ar-SA"/>
+        </w:rPr>
+        <w:t>ويبقى السؤال، متى وُلد يسوع المسيح بالتحديد، متى بدأ بخدمته ومتى مات. إن التقاويم التي نستخدمها في أيامنا معتمدة على أنه وُلد عام 1</w:t>
+      </w:r>
+      <w:r>
+        <w:rPr>
+          <w:rFonts w:hint="cs"/>
+          <w:rtl/>
+          <w:lang w:bidi="ar-SA"/>
+        </w:rPr>
+        <w:t xml:space="preserve"> (</w:t>
+      </w:r>
+      <w:r>
+        <w:rPr>
+          <w:lang w:bidi="ar-SA"/>
+        </w:rPr>
+        <w:t>AD</w:t>
+      </w:r>
+      <w:r>
+        <w:rPr>
+          <w:rFonts w:hint="cs"/>
+          <w:rtl/>
+          <w:lang w:bidi="ar-SA"/>
+        </w:rPr>
+        <w:t xml:space="preserve"> معناه </w:t>
+      </w:r>
+      <w:r>
+        <w:rPr>
+          <w:lang w:bidi="ar-SA"/>
+        </w:rPr>
+        <w:t>Anno Domini</w:t>
+      </w:r>
+      <w:r>
+        <w:rPr>
+          <w:rFonts w:hint="cs"/>
+          <w:rtl/>
+          <w:lang w:bidi="ar-SA"/>
+        </w:rPr>
+        <w:t xml:space="preserve"> </w:t>
+      </w:r>
+      <w:r>
+        <w:rPr>
+          <w:rFonts w:hint="cs"/>
+          <w:rtl/>
+          <w:lang w:bidi="ar-SA"/>
+        </w:rPr>
+        <w:t xml:space="preserve"> أو في سنة الرب). غير أنه هنالك أسباب جيدة لنفترض بأن عام 1 ليس تمامًا فعلاً صحيح هي سنة ميلاده. فدلائل من داخل الكتاب المقدس وخارجه تشير إلى تاريخ أقدم منه بقليل (قد يكون الـ 5 ق.م). متى 2: 1 ولوقا 1: 5 يريان بأن هيرودس (الكبير) كان لا زال حيًا عندما وُلد يسوع. وبحسب مصادر تاريخية مات في الـ4 ميلادية. وبهذا لا بد وأن تكون سنة مولد ربنا على الأقل قبل ذلك بسنة واحدة (قارن متى 2: 6).</w:t>
+      </w:r>
+    </w:p>
+    <w:p>
+      <w:pPr>
+        <w:rPr>
+          <w:rtl/>
+          <w:lang w:bidi="ar-SA"/>
+        </w:rPr>
+      </w:pPr>
+      <w:r>
+        <w:rPr>
+          <w:rFonts w:hint="cs"/>
+          <w:rtl/>
+          <w:lang w:bidi="ar-SA"/>
+        </w:rPr>
+        <w:t>بد</w:t>
+      </w:r>
+      <w:r>
+        <w:rPr>
+          <w:rFonts w:hint="cs"/>
+          <w:rtl/>
+          <w:lang w:bidi="ar-SA"/>
+        </w:rPr>
+        <w:t>أ</w:t>
+      </w:r>
+      <w:r>
+        <w:rPr>
+          <w:rFonts w:hint="cs"/>
+          <w:rtl/>
+          <w:lang w:bidi="ar-SA"/>
+        </w:rPr>
+        <w:t xml:space="preserve"> ربنا يسوع خدمته حينما كان تقريبًا 30 عامًا (لوقا 3: 23).</w:t>
+      </w:r>
+      <w:r>
+        <w:rPr>
+          <w:rStyle w:val="FootnoteReference"/>
+          <w:rtl/>
+          <w:lang w:bidi="ar-SA"/>
+        </w:rPr>
+        <w:footnoteReference w:id="7"/>
+      </w:r>
+      <w:r>
+        <w:rPr>
+          <w:rFonts w:hint="cs"/>
+          <w:rtl/>
+          <w:lang w:bidi="ar-SA"/>
+        </w:rPr>
+        <w:t xml:space="preserve"> قبله ظهره يوحنا المعمدان في المشهد </w:t>
+      </w:r>
+      <w:r>
+        <w:rPr>
+          <w:rtl/>
+          <w:lang w:bidi="ar-SA"/>
+        </w:rPr>
+        <w:t>–</w:t>
+      </w:r>
+      <w:r>
+        <w:rPr>
+          <w:rFonts w:hint="cs"/>
+          <w:rtl/>
+          <w:lang w:bidi="ar-SA"/>
+        </w:rPr>
+        <w:t xml:space="preserve"> وذلك في السنة الخامسة عشر لطيباريوس </w:t>
+      </w:r>
+      <w:r>
+        <w:rPr>
+          <w:rtl/>
+          <w:lang w:bidi="ar-SA"/>
+        </w:rPr>
+        <w:t>ق</w:t>
+      </w:r>
+      <w:r>
+        <w:rPr>
+          <w:rFonts w:hint="cs"/>
+          <w:rtl/>
+          <w:lang w:bidi="ar-SA"/>
+        </w:rPr>
+        <w:t>ي</w:t>
+      </w:r>
+      <w:r>
+        <w:rPr>
+          <w:rtl/>
+          <w:lang w:bidi="ar-SA"/>
+        </w:rPr>
+        <w:t>صر</w:t>
+      </w:r>
+      <w:r>
+        <w:rPr>
+          <w:rFonts w:hint="cs"/>
+          <w:rtl/>
+          <w:lang w:bidi="ar-SA"/>
+        </w:rPr>
+        <w:t xml:space="preserve"> (لوقا 3: 1). </w:t>
+      </w:r>
+      <w:r>
+        <w:rPr>
+          <w:rFonts w:hint="cs"/>
+          <w:rtl/>
+          <w:lang w:bidi="ar-SA"/>
+        </w:rPr>
+        <w:t xml:space="preserve">ومتى كان هذا أيضًا لا يمكن أن نجزم متى بالتحديد. فلا بد وأن يكون في عام 28 أو 29 ميلاديًا. وبهذا تقع بداية خدمة الرب كما يبدو في عام 29 م. وسنة صلبه بالتالي كانت على ما يبدو عام 33 ميلادية. </w:t>
+      </w:r>
+      <w:r>
+        <w:rPr>
+          <w:rtl/>
+          <w:lang w:bidi="ar-SA"/>
+        </w:rPr>
+        <w:t>–</w:t>
+      </w:r>
+      <w:r>
+        <w:rPr>
+          <w:rFonts w:hint="cs"/>
+          <w:rtl/>
+          <w:lang w:bidi="ar-SA"/>
+        </w:rPr>
+        <w:t xml:space="preserve"> وهذا في عيد فصح اليهود. هذا كان سنة 33 ميلاديًا. يوم جمعة (الـ14 من نيسان). ففترة خدمة الرب العلنية شملت بالتالي ما بين الـ3 و4 سنوات. يوحنا ذكر ثلاث أعياد فصح حدثت في هذه الفترة (يوحنا 2: 13؛ 6: 4؛ 11: 55). ومن المحتمل أنه كان هنالك عيد آخر لم يُذكر بالاسم (يوحنا 5: 1). وإن كان هكذا، فخدمة الرب العلنية شملت على الأقل ثلاثة وكحد أقصى أربعة أعوام.</w:t>
+      </w:r>
+    </w:p>
+    <w:p>
+      <w:pPr>
+        <w:pStyle w:val="ListParagraph"/>
+        <w:numPr>
+          <w:ilvl w:val="0"/>
+          <w:numId w:val="2"/>
+        </w:numPr>
+        <w:rPr>
+          <w:lang w:bidi="ar-SA"/>
+        </w:rPr>
+      </w:pPr>
+      <w:r>
+        <w:rPr>
+          <w:rFonts w:hint="cs"/>
+          <w:rtl/>
+          <w:lang w:bidi="ar-SA"/>
+        </w:rPr>
+        <w:t xml:space="preserve">الخلفية </w:t>
+      </w:r>
+      <w:r>
+        <w:rPr>
+          <w:rFonts w:hint="cs"/>
+          <w:rtl/>
+          <w:lang w:bidi="ar-SA"/>
+        </w:rPr>
+        <w:t>السياسية</w:t>
+      </w:r>
+    </w:p>
+    <w:p>
+      <w:pPr>
+        <w:ind w:left="360"/>
+        <w:rPr>
+          <w:rtl/>
+          <w:lang w:bidi="ar-SA"/>
+        </w:rPr>
+      </w:pPr>
+      <w:r>
+        <w:rPr>
+          <w:rFonts w:hint="cs"/>
+          <w:rtl/>
+          <w:lang w:bidi="ar-SA"/>
+        </w:rPr>
+        <w:t>لكي نفهم بعض أقوال الأناجيل وأعمال الرسل من المفيد بأن نعرف قليلاً عن الخلفية السياسية لتلك الفترة. فالوضع السياسي جاء من الأحداث التي حدثت ما بين العهدين القديم والجديد.</w:t>
+      </w:r>
+    </w:p>
+    <w:p>
+      <w:pPr>
+        <w:ind w:left="360"/>
+        <w:rPr>
+          <w:rtl/>
+          <w:lang w:bidi="ar-SA"/>
+        </w:rPr>
+      </w:pPr>
+      <w:r>
+        <w:rPr>
+          <w:rFonts w:hint="cs"/>
+          <w:rtl/>
+          <w:lang w:bidi="ar-SA"/>
+        </w:rPr>
+        <w:t xml:space="preserve">فاليهود بسبب عدم أمانتهم وتمردهم على الله تم سبيهم على يد حكام المملكة الأولى </w:t>
+      </w:r>
+      <w:r>
+        <w:rPr>
+          <w:rtl/>
+          <w:lang w:bidi="ar-SA"/>
+        </w:rPr>
+        <w:t>–</w:t>
+      </w:r>
+      <w:r>
+        <w:rPr>
+          <w:rFonts w:hint="cs"/>
+          <w:rtl/>
+          <w:lang w:bidi="ar-SA"/>
+        </w:rPr>
+        <w:t xml:space="preserve"> مملكة بابل - . وبذلك ابتدأت "أزمنة الأمم" (لوقا 21: 24) فيها أسلم الله حُكم الشعوب بكل صراحة لأيدي الأمم. وهذه الفترة امتدت حينما وُلد المسيح. المملكة البابلية كان قد غاب عليها التاريخ، وكذلك المملكة الفارسية والتي بعدها اليونانية أيضًا. وبالذات من بين خلفاء أول حكام المملكة اليونانية </w:t>
+      </w:r>
+      <w:r>
+        <w:rPr>
+          <w:rtl/>
+          <w:lang w:bidi="ar-SA"/>
+        </w:rPr>
+        <w:t>–</w:t>
+      </w:r>
+      <w:r>
+        <w:rPr>
+          <w:rFonts w:hint="cs"/>
+          <w:rtl/>
+          <w:lang w:bidi="ar-SA"/>
+        </w:rPr>
+        <w:t xml:space="preserve"> الاسكندر الأكبر </w:t>
+      </w:r>
+      <w:r>
+        <w:rPr>
+          <w:rtl/>
+          <w:lang w:bidi="ar-SA"/>
+        </w:rPr>
+        <w:t>–</w:t>
+      </w:r>
+      <w:r>
+        <w:rPr>
+          <w:rFonts w:hint="cs"/>
+          <w:rtl/>
+          <w:lang w:bidi="ar-SA"/>
+        </w:rPr>
+        <w:t xml:space="preserve"> تحمل اليهود منه آلامًا بشكل خاص. في تلك الفترة استولى الرومان (المملكة الرابعة) على السلطة وحكموا على فلسطين. بيلاطس كان المندوب</w:t>
+      </w:r>
+      <w:r>
+        <w:rPr>
+          <w:rFonts w:hint="cs"/>
+          <w:rtl/>
+          <w:lang w:bidi="ar-SA"/>
+        </w:rPr>
+        <w:t xml:space="preserve"> لقوة الاحتلال الرومانية الذي حكم على المسيح بالموت.</w:t>
+      </w:r>
+    </w:p>
+    <w:p>
+      <w:pPr>
+        <w:ind w:left="360"/>
+        <w:rPr>
+          <w:rtl/>
+          <w:lang w:bidi="ar-SA"/>
+        </w:rPr>
+      </w:pPr>
+      <w:r>
+        <w:rPr>
+          <w:rFonts w:hint="cs"/>
+          <w:rtl/>
+          <w:lang w:bidi="ar-SA"/>
+        </w:rPr>
+        <w:t xml:space="preserve">اليهود عانوا من الاحتلال الروماني وكانوا يتمنون التحرير. وهذا كان ينطبق على كل </w:t>
+      </w:r>
+      <w:r>
+        <w:rPr>
+          <w:rtl/>
+          <w:lang w:bidi="ar-SA"/>
+        </w:rPr>
+        <w:t>قطاعات السكان</w:t>
+      </w:r>
+      <w:r>
+        <w:rPr>
+          <w:rFonts w:hint="cs"/>
+          <w:rtl/>
+          <w:lang w:bidi="ar-SA"/>
+        </w:rPr>
+        <w:t xml:space="preserve"> </w:t>
+      </w:r>
+      <w:r>
+        <w:rPr>
+          <w:rFonts w:hint="cs"/>
+          <w:rtl/>
+          <w:lang w:bidi="ar-SA"/>
+        </w:rPr>
+        <w:t xml:space="preserve">(قارن لوقا 2: 38؛ 17: 20؛ 19: 11؛ 24: 21؛ أعمال الرسل 1: 6). إلا أن النير الروماني لم يكن من الممكن خلعه، لأن اليهود رفضوا مسياهم وسعوا -وحتى في تحالف مع الرومان </w:t>
+      </w:r>
+      <w:r>
+        <w:rPr>
+          <w:rtl/>
+          <w:lang w:bidi="ar-SA"/>
+        </w:rPr>
+        <w:t>–</w:t>
+      </w:r>
+      <w:r>
+        <w:rPr>
+          <w:rFonts w:hint="cs"/>
+          <w:rtl/>
+          <w:lang w:bidi="ar-SA"/>
+        </w:rPr>
+        <w:t xml:space="preserve"> إلى قتله. وفي النهاية ادّعوا حتى بأنهم ليس لهم ملك إلا قيصر.</w:t>
+      </w:r>
+    </w:p>
+    <w:p>
+      <w:pPr>
+        <w:pStyle w:val="ListParagraph"/>
+        <w:numPr>
+          <w:ilvl w:val="1"/>
+          <w:numId w:val="2"/>
+        </w:numPr>
+        <w:rPr>
+          <w:lang w:bidi="ar-SA"/>
+        </w:rPr>
+      </w:pPr>
+      <w:r>
+        <w:rPr>
+          <w:rFonts w:hint="cs"/>
+          <w:rtl/>
+          <w:lang w:bidi="ar-SA"/>
+        </w:rPr>
+        <w:t>قيصر روما</w:t>
+      </w:r>
+    </w:p>
+    <w:p>
+      <w:pPr>
+        <w:ind w:left="360"/>
+        <w:rPr>
+          <w:rtl/>
+          <w:lang w:bidi="ar-SA"/>
+        </w:rPr>
+      </w:pPr>
+      <w:r>
+        <w:rPr>
+          <w:rFonts w:hint="cs"/>
+          <w:rtl/>
+          <w:lang w:bidi="ar-SA"/>
+        </w:rPr>
+        <w:t xml:space="preserve">القياصرة في روما حكمت في مطلع الألفية. حكمت عائلة قيصر حتى إلى نيرون قيصر. فالكتاب يذكر بالاسم </w:t>
+      </w:r>
+      <w:r>
+        <w:rPr>
+          <w:rtl/>
+          <w:lang w:bidi="ar-SA"/>
+        </w:rPr>
+        <w:t>أُوغُسْطُسَ قَيْصَرَ</w:t>
+      </w:r>
+      <w:r>
+        <w:rPr>
+          <w:rFonts w:hint="cs"/>
+          <w:rtl/>
+          <w:lang w:bidi="ar-SA"/>
+        </w:rPr>
+        <w:t xml:space="preserve"> (لوقا 2: 1) و</w:t>
+      </w:r>
+      <w:r>
+        <w:rPr>
+          <w:rtl/>
+          <w:lang w:bidi="ar-SA"/>
+        </w:rPr>
+        <w:t>طِيبَارِيُوسَ قَيْصَرَ</w:t>
+      </w:r>
+      <w:r>
+        <w:rPr>
+          <w:rFonts w:hint="cs"/>
+          <w:rtl/>
+          <w:lang w:bidi="ar-SA"/>
+        </w:rPr>
+        <w:t xml:space="preserve"> </w:t>
+      </w:r>
+      <w:r>
+        <w:rPr>
+          <w:rFonts w:hint="cs"/>
+          <w:rtl/>
+          <w:lang w:bidi="ar-SA"/>
+        </w:rPr>
+        <w:t xml:space="preserve">(لوقا 3: 1)، الذي كان قيصرًا في فترة خدمة الرب يسوع العلنية. نيرون </w:t>
+      </w:r>
+      <w:r>
+        <w:rPr>
+          <w:rtl/>
+          <w:lang w:bidi="ar-SA"/>
+        </w:rPr>
+        <w:t>–</w:t>
+      </w:r>
+      <w:r>
+        <w:rPr>
+          <w:rFonts w:hint="cs"/>
+          <w:rtl/>
+          <w:lang w:bidi="ar-SA"/>
+        </w:rPr>
+        <w:t xml:space="preserve"> بلا شك كان قيصرًا قاسيًا بصورة خاصة </w:t>
+      </w:r>
+      <w:r>
+        <w:rPr>
+          <w:rtl/>
+          <w:lang w:bidi="ar-SA"/>
+        </w:rPr>
+        <w:t>–</w:t>
+      </w:r>
+      <w:r>
+        <w:rPr>
+          <w:rFonts w:hint="cs"/>
+          <w:rtl/>
+          <w:lang w:bidi="ar-SA"/>
+        </w:rPr>
+        <w:t xml:space="preserve"> </w:t>
+      </w:r>
+      <w:r>
+        <w:rPr>
+          <w:rFonts w:hint="cs"/>
+          <w:rtl/>
+          <w:lang w:bidi="ar-SA"/>
+        </w:rPr>
+        <w:t>لم يُذكر باسمه. وفي الحقيقة نجده مُشار إليه في 2. تيموثاوس 4: 17 كالـ"</w:t>
+      </w:r>
+      <w:r>
+        <w:rPr>
+          <w:rtl/>
+          <w:lang w:bidi="ar-SA"/>
+        </w:rPr>
+        <w:t>أَسَدِ</w:t>
+      </w:r>
+      <w:r>
+        <w:rPr>
+          <w:rFonts w:hint="cs"/>
+          <w:rtl/>
+          <w:lang w:bidi="ar-SA"/>
+        </w:rPr>
+        <w:t>". وهنالك إشارة مباشرة أكثر في أعمال الرسل 25: 21 و 25، حيث دُعي "</w:t>
+      </w:r>
+      <w:r>
+        <w:rPr>
+          <w:rtl/>
+          <w:lang w:bidi="ar-SA"/>
+        </w:rPr>
+        <w:t>أُوغُسْطُسَ</w:t>
+      </w:r>
+      <w:r>
+        <w:rPr>
+          <w:rFonts w:hint="cs"/>
+          <w:rtl/>
+          <w:lang w:bidi="ar-SA"/>
+        </w:rPr>
+        <w:t>" (حرفيًا "</w:t>
+      </w:r>
+      <w:r>
+        <w:rPr>
+          <w:rFonts w:hint="cs"/>
+          <w:rtl/>
+          <w:lang w:bidi="ar-SA"/>
+        </w:rPr>
+        <w:t>المبجل</w:t>
+      </w:r>
+      <w:r>
+        <w:rPr>
+          <w:rFonts w:hint="cs"/>
+          <w:rtl/>
+          <w:lang w:bidi="ar-SA"/>
+        </w:rPr>
+        <w:t>")</w:t>
+      </w:r>
+      <w:r>
+        <w:rPr>
+          <w:rStyle w:val="FootnoteReference"/>
+          <w:rtl/>
+          <w:lang w:bidi="ar-SA"/>
+        </w:rPr>
+        <w:footnoteReference w:id="8"/>
+      </w:r>
+      <w:r>
+        <w:rPr>
+          <w:rFonts w:hint="cs"/>
+          <w:rtl/>
+          <w:lang w:bidi="ar-SA"/>
+        </w:rPr>
+        <w:t>.</w:t>
+      </w:r>
+    </w:p>
+    <w:p>
+      <w:pPr>
+        <w:ind w:left="360"/>
+        <w:rPr>
+          <w:rtl/>
+          <w:lang w:bidi="ar-SA"/>
+        </w:rPr>
+      </w:pPr>
+      <w:r>
+        <w:rPr>
+          <w:rFonts w:hint="cs"/>
+          <w:rtl/>
+          <w:lang w:bidi="ar-SA"/>
+        </w:rPr>
+        <w:t>وهنا لدينا قائمة للقياصرة في زمن العهد الجديد:</w:t>
+      </w:r>
+    </w:p>
+    <w:tbl>
+      <w:tblPr>
+        <w:tblStyle w:val="TableGrid"/>
+        <w:bidiVisual/>
+        <w:tblW w:w="0" w:type="auto"/>
+        <w:tblInd w:w="360" w:type="dxa"/>
+        <w:tblLook w:val="04A0" w:firstRow="1" w:lastRow="0" w:firstColumn="1" w:lastColumn="0" w:noHBand="0" w:noVBand="1"/>
+      </w:tblPr>
+      <w:tblGrid>
+        <w:gridCol w:w="1448"/>
+        <w:gridCol w:w="1120"/>
+        <w:gridCol w:w="2247"/>
+        <w:gridCol w:w="2668"/>
+      </w:tblGrid>
+      <w:tr>
+        <w:tc>
+          <w:tcPr>
+            <w:tcW w:w="0" w:type="auto"/>
+            <w:vAlign w:val="center"/>
+          </w:tcPr>
+          <w:p>
+            <w:pPr>
+              <w:jc w:val="center"/>
+              <w:rPr>
+                <w:rtl/>
+                <w:lang w:bidi="ar-SA"/>
+              </w:rPr>
+            </w:pPr>
+            <w:r>
+              <w:rPr>
+                <w:rFonts w:hint="cs"/>
+                <w:rtl/>
+                <w:lang w:bidi="ar-SA"/>
+              </w:rPr>
+              <w:t>فترة الحكم</w:t>
+            </w:r>
+          </w:p>
+        </w:tc>
+        <w:tc>
+          <w:tcPr>
+            <w:tcW w:w="0" w:type="auto"/>
+            <w:vAlign w:val="center"/>
+          </w:tcPr>
+          <w:p>
+            <w:pPr>
+              <w:jc w:val="center"/>
+              <w:rPr>
+                <w:rtl/>
+                <w:lang w:bidi="ar-SA"/>
+              </w:rPr>
+            </w:pPr>
+            <w:r>
+              <w:rPr>
+                <w:rFonts w:hint="cs"/>
+                <w:rtl/>
+                <w:lang w:bidi="ar-SA"/>
+              </w:rPr>
+              <w:t>قيصر</w:t>
+            </w:r>
+          </w:p>
+        </w:tc>
+        <w:tc>
+          <w:tcPr>
+            <w:tcW w:w="0" w:type="auto"/>
+            <w:vAlign w:val="center"/>
+          </w:tcPr>
+          <w:p>
+            <w:pPr>
+              <w:jc w:val="center"/>
+              <w:rPr>
+                <w:rtl/>
+                <w:lang w:bidi="ar-SA"/>
+              </w:rPr>
+            </w:pPr>
+            <w:r>
+              <w:rPr>
+                <w:rtl/>
+                <w:lang w:bidi="ar-SA"/>
+              </w:rPr>
+              <w:t>مرجع الكتاب المقدس</w:t>
+            </w:r>
+          </w:p>
+        </w:tc>
+        <w:tc>
+          <w:tcPr>
+            <w:tcW w:w="0" w:type="auto"/>
+            <w:vAlign w:val="center"/>
+          </w:tcPr>
+          <w:p>
+            <w:pPr>
+              <w:jc w:val="center"/>
+              <w:rPr>
+                <w:rtl/>
+                <w:lang w:bidi="ar-SA"/>
+              </w:rPr>
+            </w:pPr>
+            <w:r>
+              <w:rPr>
+                <w:rFonts w:hint="cs"/>
+                <w:rtl/>
+                <w:lang w:bidi="ar-SA"/>
+              </w:rPr>
+              <w:t>ملاحظات</w:t>
+            </w:r>
+          </w:p>
+        </w:tc>
+      </w:tr>
+      <w:tr>
+        <w:tc>
+          <w:tcPr>
+            <w:tcW w:w="0" w:type="auto"/>
+            <w:vAlign w:val="center"/>
+          </w:tcPr>
+          <w:p>
+            <w:pPr>
+              <w:jc w:val="center"/>
+              <w:rPr>
+                <w:rtl/>
+                <w:lang w:bidi="ar-SA"/>
+              </w:rPr>
+            </w:pPr>
+            <w:r>
+              <w:rPr>
+                <w:rFonts w:hint="cs"/>
+                <w:rtl/>
+                <w:lang w:bidi="ar-SA"/>
+              </w:rPr>
+              <w:t xml:space="preserve">27 ق.م </w:t>
+            </w:r>
+            <w:r>
+              <w:rPr>
+                <w:rtl/>
+                <w:lang w:bidi="ar-SA"/>
+              </w:rPr>
+              <w:t>–</w:t>
+            </w:r>
+            <w:r>
+              <w:rPr>
+                <w:rFonts w:hint="cs"/>
+                <w:rtl/>
+                <w:lang w:bidi="ar-SA"/>
+              </w:rPr>
+              <w:t xml:space="preserve"> 14 م.</w:t>
+            </w:r>
+          </w:p>
+        </w:tc>
+        <w:tc>
+          <w:tcPr>
+            <w:tcW w:w="0" w:type="auto"/>
+            <w:vAlign w:val="center"/>
+          </w:tcPr>
+          <w:p>
+            <w:pPr>
+              <w:jc w:val="center"/>
+              <w:rPr>
+                <w:rtl/>
+                <w:lang w:bidi="ar-SA"/>
+              </w:rPr>
+            </w:pPr>
+            <w:r>
+              <w:rPr>
+                <w:rtl/>
+                <w:lang w:bidi="ar-SA"/>
+              </w:rPr>
+              <w:t>أُوغُسْطُسَ</w:t>
+            </w:r>
+          </w:p>
+          <w:p>
+            <w:pPr>
+              <w:jc w:val="center"/>
+              <w:rPr>
+                <w:rtl/>
+                <w:lang w:bidi="ar-SA"/>
+              </w:rPr>
+            </w:pPr>
+            <w:r>
+              <w:rPr>
+                <w:rFonts w:hint="cs"/>
+                <w:rtl/>
+                <w:lang w:bidi="ar-SA"/>
+              </w:rPr>
+              <w:t>(أوكتافيان)</w:t>
+            </w:r>
+          </w:p>
+        </w:tc>
+        <w:tc>
+          <w:tcPr>
+            <w:tcW w:w="0" w:type="auto"/>
+            <w:vAlign w:val="center"/>
+          </w:tcPr>
+          <w:p>
+            <w:pPr>
+              <w:jc w:val="center"/>
+              <w:rPr>
+                <w:rtl/>
+                <w:lang w:bidi="ar-SA"/>
+              </w:rPr>
+            </w:pPr>
+            <w:r>
+              <w:rPr>
+                <w:rFonts w:hint="cs"/>
+                <w:rtl/>
+                <w:lang w:bidi="ar-SA"/>
+              </w:rPr>
+              <w:t>لوقا 2: 1</w:t>
+            </w:r>
+          </w:p>
+        </w:tc>
+        <w:tc>
+          <w:tcPr>
+            <w:tcW w:w="0" w:type="auto"/>
+            <w:vAlign w:val="center"/>
+          </w:tcPr>
+          <w:p>
+            <w:pPr>
+              <w:jc w:val="center"/>
+              <w:rPr>
+                <w:rtl/>
+                <w:lang w:bidi="ar-SA"/>
+              </w:rPr>
+            </w:pPr>
+          </w:p>
+        </w:tc>
+      </w:tr>
+      <w:tr>
+        <w:tc>
+          <w:tcPr>
+            <w:tcW w:w="0" w:type="auto"/>
+            <w:vAlign w:val="center"/>
+          </w:tcPr>
+          <w:p>
+            <w:pPr>
+              <w:jc w:val="center"/>
+              <w:rPr>
+                <w:rtl/>
+                <w:lang w:bidi="ar-SA"/>
+              </w:rPr>
+            </w:pPr>
+            <w:r>
+              <w:rPr>
+                <w:rFonts w:hint="cs"/>
+                <w:rtl/>
+                <w:lang w:bidi="ar-SA"/>
+              </w:rPr>
+              <w:t>14 - 37 م.</w:t>
+            </w:r>
+          </w:p>
+        </w:tc>
+        <w:tc>
+          <w:tcPr>
+            <w:tcW w:w="0" w:type="auto"/>
+            <w:vAlign w:val="center"/>
+          </w:tcPr>
+          <w:p>
+            <w:pPr>
+              <w:jc w:val="center"/>
+              <w:rPr>
+                <w:rtl/>
+                <w:lang w:bidi="ar-SA"/>
+              </w:rPr>
+            </w:pPr>
+            <w:r>
+              <w:rPr>
+                <w:rtl/>
+                <w:lang w:bidi="ar-SA"/>
+              </w:rPr>
+              <w:t>طِيبَارِيُوسَ</w:t>
+            </w:r>
+          </w:p>
+        </w:tc>
+        <w:tc>
+          <w:tcPr>
+            <w:tcW w:w="0" w:type="auto"/>
+            <w:vAlign w:val="center"/>
+          </w:tcPr>
+          <w:p>
+            <w:pPr>
+              <w:jc w:val="center"/>
+              <w:rPr>
+                <w:rtl/>
+                <w:lang w:bidi="ar-SA"/>
+              </w:rPr>
+            </w:pPr>
+            <w:r>
+              <w:rPr>
+                <w:rFonts w:hint="cs"/>
+                <w:rtl/>
+                <w:lang w:bidi="ar-SA"/>
+              </w:rPr>
+              <w:t>لوقا 3: 1</w:t>
+            </w:r>
+          </w:p>
+        </w:tc>
+        <w:tc>
+          <w:tcPr>
+            <w:tcW w:w="0" w:type="auto"/>
+            <w:vAlign w:val="center"/>
+          </w:tcPr>
+          <w:p>
+            <w:pPr>
+              <w:jc w:val="center"/>
+              <w:rPr>
+                <w:rtl/>
+                <w:lang w:bidi="ar-SA"/>
+              </w:rPr>
+            </w:pPr>
+          </w:p>
+        </w:tc>
+      </w:tr>
+      <w:tr>
+        <w:tc>
+          <w:tcPr>
+            <w:tcW w:w="0" w:type="auto"/>
+            <w:vAlign w:val="center"/>
+          </w:tcPr>
+          <w:p>
+            <w:pPr>
+              <w:jc w:val="center"/>
+              <w:rPr>
+                <w:rtl/>
+                <w:lang w:bidi="ar-SA"/>
+              </w:rPr>
+            </w:pPr>
+            <w:r>
+              <w:rPr>
+                <w:rFonts w:hint="cs"/>
+                <w:rtl/>
+                <w:lang w:bidi="ar-SA"/>
+              </w:rPr>
+              <w:t>37 - 41 م.</w:t>
+            </w:r>
+          </w:p>
+        </w:tc>
+        <w:tc>
+          <w:tcPr>
+            <w:tcW w:w="0" w:type="auto"/>
+            <w:vAlign w:val="center"/>
+          </w:tcPr>
+          <w:p>
+            <w:pPr>
+              <w:jc w:val="center"/>
+              <w:rPr>
+                <w:rtl/>
+                <w:lang w:bidi="ar-SA"/>
+              </w:rPr>
+            </w:pPr>
+            <w:r>
+              <w:rPr>
+                <w:rFonts w:hint="cs"/>
+                <w:rtl/>
+                <w:lang w:bidi="ar-SA"/>
+              </w:rPr>
+              <w:t>كاليغولا</w:t>
+            </w:r>
+          </w:p>
+        </w:tc>
+        <w:tc>
+          <w:tcPr>
+            <w:tcW w:w="0" w:type="auto"/>
+            <w:vAlign w:val="center"/>
+          </w:tcPr>
+          <w:p>
+            <w:pPr>
+              <w:jc w:val="center"/>
+              <w:rPr>
+                <w:rtl/>
+                <w:lang w:bidi="ar-SA"/>
+              </w:rPr>
+            </w:pPr>
+          </w:p>
+        </w:tc>
+        <w:tc>
+          <w:tcPr>
+            <w:tcW w:w="0" w:type="auto"/>
+            <w:vAlign w:val="center"/>
+          </w:tcPr>
+          <w:p>
+            <w:pPr>
+              <w:jc w:val="center"/>
+              <w:rPr>
+                <w:rtl/>
+                <w:lang w:bidi="ar-SA"/>
+              </w:rPr>
+            </w:pPr>
+          </w:p>
+        </w:tc>
+      </w:tr>
+      <w:tr>
+        <w:tc>
+          <w:tcPr>
+            <w:tcW w:w="0" w:type="auto"/>
+            <w:vAlign w:val="center"/>
+          </w:tcPr>
+          <w:p>
+            <w:pPr>
+              <w:jc w:val="center"/>
+              <w:rPr>
+                <w:rtl/>
+                <w:lang w:bidi="ar-SA"/>
+              </w:rPr>
+            </w:pPr>
+            <w:r>
+              <w:rPr>
+                <w:rFonts w:hint="cs"/>
+                <w:rtl/>
+                <w:lang w:bidi="ar-SA"/>
+              </w:rPr>
+              <w:t>41 - 54 م.</w:t>
+            </w:r>
+          </w:p>
+        </w:tc>
+        <w:tc>
+          <w:tcPr>
+            <w:tcW w:w="0" w:type="auto"/>
+            <w:vAlign w:val="center"/>
+          </w:tcPr>
+          <w:p>
+            <w:pPr>
+              <w:jc w:val="center"/>
+              <w:rPr>
+                <w:rtl/>
+                <w:lang w:bidi="ar-SA"/>
+              </w:rPr>
+            </w:pPr>
+            <w:r>
+              <w:rPr>
+                <w:rFonts w:hint="cs"/>
+                <w:rtl/>
+                <w:lang w:bidi="ar-SA"/>
+              </w:rPr>
+              <w:t>كلاوديوس</w:t>
+            </w:r>
+          </w:p>
+        </w:tc>
+        <w:tc>
+          <w:tcPr>
+            <w:tcW w:w="0" w:type="auto"/>
+            <w:vAlign w:val="center"/>
+          </w:tcPr>
+          <w:p>
+            <w:pPr>
+              <w:jc w:val="center"/>
+              <w:rPr>
+                <w:rtl/>
+                <w:lang w:bidi="ar-SA"/>
+              </w:rPr>
+            </w:pPr>
+          </w:p>
+        </w:tc>
+        <w:tc>
+          <w:tcPr>
+            <w:tcW w:w="0" w:type="auto"/>
+            <w:vAlign w:val="center"/>
+          </w:tcPr>
+          <w:p>
+            <w:pPr>
+              <w:jc w:val="center"/>
+              <w:rPr>
+                <w:rtl/>
+                <w:lang w:bidi="ar-SA"/>
+              </w:rPr>
+            </w:pPr>
+            <w:r>
+              <w:rPr>
+                <w:rFonts w:hint="cs"/>
+                <w:rtl/>
+                <w:lang w:bidi="ar-SA"/>
+              </w:rPr>
+              <w:t>اليهود طُردوا من روما</w:t>
+            </w:r>
+          </w:p>
+        </w:tc>
+      </w:tr>
+      <w:tr>
+        <w:tc>
+          <w:tcPr>
+            <w:tcW w:w="0" w:type="auto"/>
+            <w:vAlign w:val="center"/>
+          </w:tcPr>
+          <w:p>
+            <w:pPr>
+              <w:jc w:val="center"/>
+              <w:rPr>
+                <w:rtl/>
+                <w:lang w:bidi="ar-SA"/>
+              </w:rPr>
+            </w:pPr>
+            <w:r>
+              <w:rPr>
+                <w:rFonts w:hint="cs"/>
+                <w:rtl/>
+                <w:lang w:bidi="ar-SA"/>
+              </w:rPr>
+              <w:t>54 - 68 م.</w:t>
+            </w:r>
+          </w:p>
+        </w:tc>
+        <w:tc>
+          <w:tcPr>
+            <w:tcW w:w="0" w:type="auto"/>
+            <w:vAlign w:val="center"/>
+          </w:tcPr>
+          <w:p>
+            <w:pPr>
+              <w:jc w:val="center"/>
+              <w:rPr>
+                <w:rtl/>
+                <w:lang w:bidi="ar-SA"/>
+              </w:rPr>
+            </w:pPr>
+            <w:r>
+              <w:rPr>
+                <w:rFonts w:hint="cs"/>
+                <w:rtl/>
+                <w:lang w:bidi="ar-SA"/>
+              </w:rPr>
+              <w:t>نيرون</w:t>
+            </w:r>
+          </w:p>
+        </w:tc>
+        <w:tc>
+          <w:tcPr>
+            <w:tcW w:w="0" w:type="auto"/>
+            <w:vAlign w:val="center"/>
+          </w:tcPr>
+          <w:p>
+            <w:pPr>
+              <w:jc w:val="center"/>
+              <w:rPr>
+                <w:rtl/>
+                <w:lang w:bidi="ar-SA"/>
+              </w:rPr>
+            </w:pPr>
+            <w:r>
+              <w:rPr>
+                <w:rFonts w:hint="cs"/>
+                <w:rtl/>
+                <w:lang w:bidi="ar-SA"/>
+              </w:rPr>
+              <w:t>أعمال الرسل 25: 21، 25؛</w:t>
+            </w:r>
+          </w:p>
+          <w:p>
+            <w:pPr>
+              <w:jc w:val="center"/>
+              <w:rPr>
+                <w:rtl/>
+                <w:lang w:bidi="ar-SA"/>
+              </w:rPr>
+            </w:pPr>
+            <w:r>
+              <w:rPr>
+                <w:rFonts w:hint="cs"/>
+                <w:rtl/>
+                <w:lang w:bidi="ar-SA"/>
+              </w:rPr>
+              <w:t>2. تيموثاوس 4: 17</w:t>
+            </w:r>
+          </w:p>
+        </w:tc>
+        <w:tc>
+          <w:tcPr>
+            <w:tcW w:w="0" w:type="auto"/>
+            <w:vAlign w:val="center"/>
+          </w:tcPr>
+          <w:p>
+            <w:pPr>
+              <w:jc w:val="center"/>
+              <w:rPr>
+                <w:rtl/>
+                <w:lang w:bidi="ar-SA"/>
+              </w:rPr>
+            </w:pPr>
+            <w:r>
+              <w:rPr>
+                <w:rFonts w:hint="cs"/>
+                <w:rtl/>
+                <w:lang w:bidi="ar-SA"/>
+              </w:rPr>
+              <w:t>بداية اضطهاد المسيحيين</w:t>
+            </w:r>
+          </w:p>
+        </w:tc>
+      </w:tr>
+      <w:tr>
+        <w:tc>
+          <w:tcPr>
+            <w:tcW w:w="0" w:type="auto"/>
+            <w:vAlign w:val="center"/>
+          </w:tcPr>
+          <w:p>
+            <w:pPr>
+              <w:jc w:val="center"/>
+              <w:rPr>
+                <w:rtl/>
+                <w:lang w:bidi="ar-SA"/>
+              </w:rPr>
+            </w:pPr>
+            <w:r>
+              <w:rPr>
+                <w:rFonts w:hint="cs"/>
+                <w:rtl/>
+                <w:lang w:bidi="ar-SA"/>
+              </w:rPr>
+              <w:t xml:space="preserve">68 </w:t>
+            </w:r>
+            <w:r>
+              <w:rPr>
+                <w:rtl/>
+                <w:lang w:bidi="ar-SA"/>
+              </w:rPr>
+              <w:t>–</w:t>
+            </w:r>
+            <w:r>
+              <w:rPr>
+                <w:rFonts w:hint="cs"/>
+                <w:rtl/>
+                <w:lang w:bidi="ar-SA"/>
+              </w:rPr>
+              <w:t xml:space="preserve"> 69 م.</w:t>
+            </w:r>
+          </w:p>
+        </w:tc>
+        <w:tc>
+          <w:tcPr>
+            <w:tcW w:w="0" w:type="auto"/>
+            <w:vAlign w:val="center"/>
+          </w:tcPr>
+          <w:p>
+            <w:pPr>
+              <w:jc w:val="center"/>
+              <w:rPr>
+                <w:rtl/>
+                <w:lang w:bidi="ar-SA"/>
+              </w:rPr>
+            </w:pPr>
+            <w:r>
+              <w:rPr>
+                <w:rFonts w:hint="cs"/>
+                <w:rtl/>
+                <w:lang w:bidi="ar-SA"/>
+              </w:rPr>
+              <w:t>جالبا</w:t>
+            </w:r>
+          </w:p>
+        </w:tc>
+        <w:tc>
+          <w:tcPr>
+            <w:tcW w:w="0" w:type="auto"/>
+            <w:vAlign w:val="center"/>
+          </w:tcPr>
+          <w:p>
+            <w:pPr>
+              <w:jc w:val="center"/>
+              <w:rPr>
+                <w:rtl/>
+                <w:lang w:bidi="ar-SA"/>
+              </w:rPr>
+            </w:pPr>
+          </w:p>
+        </w:tc>
+        <w:tc>
+          <w:tcPr>
+            <w:tcW w:w="0" w:type="auto"/>
+            <w:vAlign w:val="center"/>
+          </w:tcPr>
+          <w:p>
+            <w:pPr>
+              <w:jc w:val="center"/>
+              <w:rPr>
+                <w:rtl/>
+                <w:lang w:bidi="ar-SA"/>
+              </w:rPr>
+            </w:pPr>
+          </w:p>
+        </w:tc>
+      </w:tr>
+      <w:tr>
+        <w:tc>
+          <w:tcPr>
+            <w:tcW w:w="0" w:type="auto"/>
+            <w:vAlign w:val="center"/>
+          </w:tcPr>
+          <w:p>
+            <w:pPr>
+              <w:jc w:val="center"/>
+              <w:rPr>
+                <w:rtl/>
+                <w:lang w:bidi="ar-SA"/>
+              </w:rPr>
+            </w:pPr>
+            <w:r>
+              <w:rPr>
+                <w:rFonts w:hint="cs"/>
+                <w:rtl/>
+                <w:lang w:bidi="ar-SA"/>
+              </w:rPr>
+              <w:t>69 م.</w:t>
+            </w:r>
+          </w:p>
+        </w:tc>
+        <w:tc>
+          <w:tcPr>
+            <w:tcW w:w="0" w:type="auto"/>
+            <w:vAlign w:val="center"/>
+          </w:tcPr>
+          <w:p>
+            <w:pPr>
+              <w:jc w:val="center"/>
+              <w:rPr>
+                <w:rtl/>
+                <w:lang w:bidi="ar-SA"/>
+              </w:rPr>
+            </w:pPr>
+            <w:r>
+              <w:rPr>
+                <w:rFonts w:hint="cs"/>
+                <w:rtl/>
+                <w:lang w:bidi="ar-SA"/>
+              </w:rPr>
+              <w:t>أوتو</w:t>
+            </w:r>
+          </w:p>
+        </w:tc>
+        <w:tc>
+          <w:tcPr>
+            <w:tcW w:w="0" w:type="auto"/>
+            <w:vAlign w:val="center"/>
+          </w:tcPr>
+          <w:p>
+            <w:pPr>
+              <w:jc w:val="center"/>
+              <w:rPr>
+                <w:rtl/>
+                <w:lang w:bidi="ar-SA"/>
+              </w:rPr>
+            </w:pPr>
+          </w:p>
+        </w:tc>
+        <w:tc>
+          <w:tcPr>
+            <w:tcW w:w="0" w:type="auto"/>
+            <w:vAlign w:val="center"/>
+          </w:tcPr>
+          <w:p>
+            <w:pPr>
+              <w:jc w:val="center"/>
+              <w:rPr>
+                <w:rtl/>
+                <w:lang w:bidi="ar-SA"/>
+              </w:rPr>
+            </w:pPr>
+          </w:p>
+        </w:tc>
+      </w:tr>
+      <w:tr>
+        <w:tc>
+          <w:tcPr>
+            <w:tcW w:w="0" w:type="auto"/>
+            <w:vAlign w:val="center"/>
+          </w:tcPr>
+          <w:p>
+            <w:pPr>
+              <w:jc w:val="center"/>
+              <w:rPr>
+                <w:rtl/>
+                <w:lang w:bidi="ar-SA"/>
+              </w:rPr>
+            </w:pPr>
+            <w:r>
+              <w:rPr>
+                <w:rFonts w:hint="cs"/>
+                <w:rtl/>
+                <w:lang w:bidi="ar-SA"/>
+              </w:rPr>
+              <w:t>69 م.</w:t>
+            </w:r>
+          </w:p>
+        </w:tc>
+        <w:tc>
+          <w:tcPr>
+            <w:tcW w:w="0" w:type="auto"/>
+            <w:vAlign w:val="center"/>
+          </w:tcPr>
+          <w:p>
+            <w:pPr>
+              <w:jc w:val="center"/>
+              <w:rPr>
+                <w:rtl/>
+                <w:lang w:bidi="ar-SA"/>
+              </w:rPr>
+            </w:pPr>
+            <w:r>
+              <w:rPr>
+                <w:rFonts w:hint="cs"/>
+                <w:rtl/>
+                <w:lang w:bidi="ar-SA"/>
+              </w:rPr>
+              <w:t>فيتيليوس</w:t>
+            </w:r>
+          </w:p>
+        </w:tc>
+        <w:tc>
+          <w:tcPr>
+            <w:tcW w:w="0" w:type="auto"/>
+            <w:vAlign w:val="center"/>
+          </w:tcPr>
+          <w:p>
+            <w:pPr>
+              <w:jc w:val="center"/>
+              <w:rPr>
+                <w:rtl/>
+                <w:lang w:bidi="ar-SA"/>
+              </w:rPr>
+            </w:pPr>
+          </w:p>
+        </w:tc>
+        <w:tc>
+          <w:tcPr>
+            <w:tcW w:w="0" w:type="auto"/>
+            <w:vAlign w:val="center"/>
+          </w:tcPr>
+          <w:p>
+            <w:pPr>
+              <w:jc w:val="center"/>
+              <w:rPr>
+                <w:rtl/>
+                <w:lang w:bidi="ar-SA"/>
+              </w:rPr>
+            </w:pPr>
+          </w:p>
+        </w:tc>
+      </w:tr>
+      <w:tr>
+        <w:tc>
+          <w:tcPr>
+            <w:tcW w:w="0" w:type="auto"/>
+            <w:vAlign w:val="center"/>
+          </w:tcPr>
+          <w:p>
+            <w:pPr>
+              <w:jc w:val="center"/>
+              <w:rPr>
+                <w:rtl/>
+                <w:lang w:bidi="ar-SA"/>
+              </w:rPr>
+            </w:pPr>
+            <w:r>
+              <w:rPr>
+                <w:rFonts w:hint="cs"/>
+                <w:rtl/>
+                <w:lang w:bidi="ar-SA"/>
+              </w:rPr>
+              <w:t xml:space="preserve">69 </w:t>
+            </w:r>
+            <w:r>
+              <w:rPr>
+                <w:rtl/>
+                <w:lang w:bidi="ar-SA"/>
+              </w:rPr>
+              <w:t>–</w:t>
+            </w:r>
+            <w:r>
+              <w:rPr>
+                <w:rFonts w:hint="cs"/>
+                <w:rtl/>
+                <w:lang w:bidi="ar-SA"/>
+              </w:rPr>
+              <w:t xml:space="preserve"> 79 م.</w:t>
+            </w:r>
+          </w:p>
+        </w:tc>
+        <w:tc>
+          <w:tcPr>
+            <w:tcW w:w="0" w:type="auto"/>
+            <w:vAlign w:val="center"/>
+          </w:tcPr>
+          <w:p>
+            <w:pPr>
+              <w:jc w:val="center"/>
+              <w:rPr>
+                <w:rtl/>
+                <w:lang w:bidi="ar-SA"/>
+              </w:rPr>
+            </w:pPr>
+            <w:r>
+              <w:rPr>
+                <w:rFonts w:hint="cs"/>
+                <w:rtl/>
+                <w:lang w:bidi="ar-SA"/>
+              </w:rPr>
+              <w:t>فيسباسيان</w:t>
+            </w:r>
+          </w:p>
+        </w:tc>
+        <w:tc>
+          <w:tcPr>
+            <w:tcW w:w="0" w:type="auto"/>
+            <w:vAlign w:val="center"/>
+          </w:tcPr>
+          <w:p>
+            <w:pPr>
+              <w:jc w:val="center"/>
+              <w:rPr>
+                <w:rtl/>
+                <w:lang w:bidi="ar-SA"/>
+              </w:rPr>
+            </w:pPr>
+          </w:p>
+        </w:tc>
+        <w:tc>
+          <w:tcPr>
+            <w:tcW w:w="0" w:type="auto"/>
+            <w:vAlign w:val="center"/>
+          </w:tcPr>
+          <w:p>
+            <w:pPr>
+              <w:jc w:val="center"/>
+              <w:rPr>
+                <w:rtl/>
+                <w:lang w:bidi="ar-SA"/>
+              </w:rPr>
+            </w:pPr>
+          </w:p>
+        </w:tc>
+      </w:tr>
+      <w:tr>
+        <w:tc>
+          <w:tcPr>
+            <w:tcW w:w="0" w:type="auto"/>
+            <w:vAlign w:val="center"/>
+          </w:tcPr>
+          <w:p>
+            <w:pPr>
+              <w:jc w:val="center"/>
+              <w:rPr>
+                <w:rtl/>
+                <w:lang w:bidi="ar-SA"/>
+              </w:rPr>
+            </w:pPr>
+            <w:r>
+              <w:rPr>
+                <w:rFonts w:hint="cs"/>
+                <w:rtl/>
+                <w:lang w:bidi="ar-SA"/>
+              </w:rPr>
+              <w:t xml:space="preserve">79 </w:t>
+            </w:r>
+            <w:r>
+              <w:rPr>
+                <w:rtl/>
+                <w:lang w:bidi="ar-SA"/>
+              </w:rPr>
+              <w:t>–</w:t>
+            </w:r>
+            <w:r>
+              <w:rPr>
+                <w:rFonts w:hint="cs"/>
+                <w:rtl/>
+                <w:lang w:bidi="ar-SA"/>
+              </w:rPr>
+              <w:t xml:space="preserve"> 81 م.</w:t>
+            </w:r>
+          </w:p>
+        </w:tc>
+        <w:tc>
+          <w:tcPr>
+            <w:tcW w:w="0" w:type="auto"/>
+            <w:vAlign w:val="center"/>
+          </w:tcPr>
+          <w:p>
+            <w:pPr>
+              <w:jc w:val="center"/>
+              <w:rPr>
+                <w:rtl/>
+                <w:lang w:bidi="ar-SA"/>
+              </w:rPr>
+            </w:pPr>
+            <w:r>
+              <w:rPr>
+                <w:rFonts w:hint="cs"/>
+                <w:rtl/>
+                <w:lang w:bidi="ar-SA"/>
+              </w:rPr>
+              <w:t>تيطس</w:t>
+            </w:r>
+          </w:p>
+        </w:tc>
+        <w:tc>
+          <w:tcPr>
+            <w:tcW w:w="0" w:type="auto"/>
+            <w:vAlign w:val="center"/>
+          </w:tcPr>
+          <w:p>
+            <w:pPr>
+              <w:jc w:val="center"/>
+              <w:rPr>
+                <w:rtl/>
+                <w:lang w:bidi="ar-SA"/>
+              </w:rPr>
+            </w:pPr>
+          </w:p>
+        </w:tc>
+        <w:tc>
+          <w:tcPr>
+            <w:tcW w:w="0" w:type="auto"/>
+            <w:vAlign w:val="center"/>
+          </w:tcPr>
+          <w:p>
+            <w:pPr>
+              <w:jc w:val="center"/>
+              <w:rPr>
+                <w:rtl/>
+                <w:lang w:bidi="ar-SA"/>
+              </w:rPr>
+            </w:pPr>
+          </w:p>
+        </w:tc>
+      </w:tr>
+      <w:tr>
+        <w:tc>
+          <w:tcPr>
+            <w:tcW w:w="0" w:type="auto"/>
+            <w:vAlign w:val="center"/>
+          </w:tcPr>
+          <w:p>
+            <w:pPr>
+              <w:jc w:val="center"/>
+              <w:rPr>
+                <w:rtl/>
+                <w:lang w:bidi="ar-SA"/>
+              </w:rPr>
+            </w:pPr>
+            <w:r>
+              <w:rPr>
+                <w:rFonts w:hint="cs"/>
+                <w:rtl/>
+                <w:lang w:bidi="ar-SA"/>
+              </w:rPr>
+              <w:t xml:space="preserve">81 </w:t>
+            </w:r>
+            <w:r>
+              <w:rPr>
+                <w:rtl/>
+                <w:lang w:bidi="ar-SA"/>
+              </w:rPr>
+              <w:t>–</w:t>
+            </w:r>
+            <w:r>
+              <w:rPr>
+                <w:rFonts w:hint="cs"/>
+                <w:rtl/>
+                <w:lang w:bidi="ar-SA"/>
+              </w:rPr>
+              <w:t xml:space="preserve"> 96 م.</w:t>
+            </w:r>
+          </w:p>
+        </w:tc>
+        <w:tc>
+          <w:tcPr>
+            <w:tcW w:w="0" w:type="auto"/>
+            <w:vAlign w:val="center"/>
+          </w:tcPr>
+          <w:p>
+            <w:pPr>
+              <w:jc w:val="center"/>
+              <w:rPr>
+                <w:rtl/>
+                <w:lang w:bidi="ar-SA"/>
+              </w:rPr>
+            </w:pPr>
+            <w:r>
+              <w:rPr>
+                <w:rFonts w:hint="cs"/>
+                <w:rtl/>
+                <w:lang w:bidi="ar-SA"/>
+              </w:rPr>
+              <w:t>دوميتيان</w:t>
+            </w:r>
+          </w:p>
+        </w:tc>
+        <w:tc>
+          <w:tcPr>
+            <w:tcW w:w="0" w:type="auto"/>
+            <w:vAlign w:val="center"/>
+          </w:tcPr>
+          <w:p>
+            <w:pPr>
+              <w:jc w:val="center"/>
+              <w:rPr>
+                <w:rtl/>
+                <w:lang w:bidi="ar-SA"/>
+              </w:rPr>
+            </w:pPr>
+          </w:p>
+        </w:tc>
+        <w:tc>
+          <w:tcPr>
+            <w:tcW w:w="0" w:type="auto"/>
+            <w:vAlign w:val="center"/>
+          </w:tcPr>
+          <w:p>
+            <w:pPr>
+              <w:jc w:val="center"/>
+              <w:rPr>
+                <w:rtl/>
+                <w:lang w:bidi="ar-SA"/>
+              </w:rPr>
+            </w:pPr>
+            <w:r>
+              <w:rPr>
+                <w:rFonts w:hint="cs"/>
+                <w:rtl/>
+                <w:lang w:bidi="ar-SA"/>
+              </w:rPr>
+              <w:t>الاستمرار في اضطهاد المسيحيين</w:t>
+            </w:r>
+          </w:p>
+        </w:tc>
+      </w:tr>
+    </w:tbl>
+    <w:p>
+      <w:pPr>
+        <w:ind w:left="360"/>
+        <w:rPr>
+          <w:rtl/>
+          <w:lang w:bidi="ar-SA"/>
+        </w:rPr>
+      </w:pPr>
+    </w:p>
+    <w:p>
+      <w:pPr>
+        <w:pStyle w:val="ListParagraph"/>
+        <w:numPr>
+          <w:ilvl w:val="1"/>
+          <w:numId w:val="2"/>
+        </w:numPr>
+        <w:rPr>
+          <w:lang w:bidi="ar-SA"/>
+        </w:rPr>
+      </w:pPr>
+      <w:r>
+        <w:rPr>
+          <w:rFonts w:hint="cs"/>
+          <w:rtl/>
+          <w:lang w:bidi="ar-SA"/>
+        </w:rPr>
+        <w:t>ولاة روما</w:t>
+      </w:r>
+    </w:p>
+    <w:p>
+      <w:pPr>
+        <w:ind w:left="360"/>
+        <w:rPr>
+          <w:rtl/>
+          <w:lang w:bidi="ar-SA"/>
+        </w:rPr>
+      </w:pPr>
+      <w:r>
+        <w:rPr>
+          <w:rFonts w:hint="cs"/>
+          <w:rtl/>
+          <w:lang w:bidi="ar-SA"/>
+        </w:rPr>
+        <w:t xml:space="preserve">امتدت المملكة الرومانية عند مطلع الألفية على امتداد كل البحر المتوسط وما بعده. وكانت مكونة من أعداد كبيرة من الولايات الصغيرة والكبيرة والتي بُرمت معها اتفاقات بشكل </w:t>
+      </w:r>
+      <w:hyperlink r:id="rId9" w:anchor=":~:text=Die%20einzelnen%20L%C3%A4nder%20wurden%20von%20r%C3%B6mischen%20Statthaltern" w:history="1">
         <w:r>
           <w:rPr>
             <w:rStyle w:val="Hyperlink"/>
+            <w:rFonts w:hint="cs"/>
             <w:rtl/>
-            <w:lang w:val="de-DE"/>
+            <w:lang w:bidi="ar-SA"/>
           </w:rPr>
-          <w:t>يسوع</w:t>
+          <w:t>منفصل</w:t>
         </w:r>
       </w:hyperlink>
       <w:r>
         <w:rPr>
           <w:rFonts w:hint="cs"/>
           <w:rtl/>
-          <w:lang w:val="de-DE"/>
-        </w:rPr>
-        <w:t xml:space="preserve"> هذا". </w:t>
+          <w:lang w:bidi="ar-SA"/>
+        </w:rPr>
+        <w:t xml:space="preserve">. </w:t>
       </w:r>
     </w:p>
     <w:sectPr>
-      <w:pgSz w:w="11906" w:h="16838"/>
-      <w:pgMar w:top="1440" w:right="1440" w:bottom="1440" w:left="1440" w:header="708" w:footer="708" w:gutter="0"/>
-      <w:cols w:space="708"/>
+      <w:pgSz w:w="12240" w:h="15840"/>
+      <w:pgMar w:top="1440" w:right="1800" w:bottom="1440" w:left="1800" w:header="720" w:footer="720" w:gutter="0"/>
+      <w:cols w:space="720"/>
       <w:docGrid w:linePitch="360"/>
     </w:sectPr>
   </w:body>
@@ -1038,22 +4179,21 @@
       <w:pPr>
         <w:pStyle w:val="FootnoteText"/>
         <w:rPr>
-          <w:b/>
-          <w:bCs/>
+          <w:sz w:val="26"/>
+          <w:szCs w:val="26"/>
         </w:rPr>
       </w:pPr>
       <w:r>
         <w:rPr>
           <w:rStyle w:val="FootnoteReference"/>
-          <w:b/>
-          <w:bCs w:val="0"/>
+          <w:szCs w:val="26"/>
         </w:rPr>
         <w:footnoteRef/>
       </w:r>
       <w:r>
         <w:rPr>
-          <w:b/>
-          <w:bCs/>
+          <w:sz w:val="26"/>
+          <w:szCs w:val="26"/>
           <w:rtl/>
         </w:rPr>
         <w:t xml:space="preserve"> </w:t>
@@ -1065,19 +4205,219 @@
       <w:pPr>
         <w:pStyle w:val="FootnoteText"/>
         <w:rPr>
-          <w:rFonts w:hint="cs"/>
-          <w:rtl/>
-          <w:lang w:bidi="ar-JO"/>
+          <w:b/>
+          <w:bCs/>
+          <w:sz w:val="26"/>
+          <w:szCs w:val="26"/>
+          <w:lang w:bidi="ar-SA"/>
         </w:rPr>
       </w:pPr>
       <w:r>
         <w:rPr>
           <w:rStyle w:val="FootnoteReference"/>
+          <w:b w:val="0"/>
+          <w:bCs/>
+          <w:szCs w:val="26"/>
         </w:rPr>
         <w:footnoteRef/>
       </w:r>
       <w:r>
         <w:rPr>
+          <w:b/>
+          <w:bCs/>
+          <w:sz w:val="26"/>
+          <w:szCs w:val="26"/>
+          <w:rtl/>
+        </w:rPr>
+        <w:t xml:space="preserve"> </w:t>
+      </w:r>
+    </w:p>
+  </w:footnote>
+  <w:footnote w:id="3">
+    <w:p>
+      <w:pPr>
+        <w:pStyle w:val="FootnoteText"/>
+        <w:rPr>
+          <w:b/>
+          <w:bCs/>
+          <w:sz w:val="26"/>
+          <w:szCs w:val="26"/>
+          <w:lang w:bidi="ar-SA"/>
+        </w:rPr>
+      </w:pPr>
+      <w:r>
+        <w:rPr>
+          <w:rStyle w:val="FootnoteReference"/>
+          <w:b w:val="0"/>
+          <w:bCs/>
+          <w:szCs w:val="26"/>
+        </w:rPr>
+        <w:footnoteRef/>
+      </w:r>
+      <w:r>
+        <w:rPr>
+          <w:b/>
+          <w:bCs/>
+          <w:sz w:val="26"/>
+          <w:szCs w:val="26"/>
+          <w:rtl/>
+        </w:rPr>
+        <w:t xml:space="preserve"> </w:t>
+      </w:r>
+    </w:p>
+  </w:footnote>
+  <w:footnote w:id="4">
+    <w:p>
+      <w:pPr>
+        <w:pStyle w:val="FootnoteText"/>
+        <w:rPr>
+          <w:b/>
+          <w:bCs/>
+          <w:sz w:val="26"/>
+          <w:szCs w:val="26"/>
+          <w:lang w:bidi="ar-SA"/>
+        </w:rPr>
+      </w:pPr>
+      <w:r>
+        <w:rPr>
+          <w:rStyle w:val="FootnoteReference"/>
+          <w:b w:val="0"/>
+          <w:bCs/>
+          <w:szCs w:val="26"/>
+        </w:rPr>
+        <w:footnoteRef/>
+      </w:r>
+      <w:r>
+        <w:rPr>
+          <w:b/>
+          <w:bCs/>
+          <w:sz w:val="26"/>
+          <w:szCs w:val="26"/>
+          <w:rtl/>
+        </w:rPr>
+        <w:t xml:space="preserve"> </w:t>
+      </w:r>
+    </w:p>
+  </w:footnote>
+  <w:footnote w:id="5">
+    <w:p>
+      <w:pPr>
+        <w:pStyle w:val="FootnoteText"/>
+        <w:rPr>
+          <w:b/>
+          <w:bCs/>
+          <w:sz w:val="26"/>
+          <w:szCs w:val="26"/>
+          <w:lang w:bidi="ar-SA"/>
+        </w:rPr>
+      </w:pPr>
+      <w:r>
+        <w:rPr>
+          <w:rStyle w:val="FootnoteReference"/>
+          <w:b w:val="0"/>
+          <w:bCs/>
+          <w:szCs w:val="26"/>
+        </w:rPr>
+        <w:footnoteRef/>
+      </w:r>
+      <w:r>
+        <w:rPr>
+          <w:b/>
+          <w:bCs/>
+          <w:sz w:val="26"/>
+          <w:szCs w:val="26"/>
+          <w:rtl/>
+        </w:rPr>
+        <w:t xml:space="preserve"> </w:t>
+      </w:r>
+    </w:p>
+  </w:footnote>
+  <w:footnote w:id="6">
+    <w:p>
+      <w:pPr>
+        <w:pStyle w:val="FootnoteText"/>
+        <w:rPr>
+          <w:b/>
+          <w:bCs/>
+          <w:sz w:val="26"/>
+          <w:szCs w:val="26"/>
+          <w:lang w:bidi="ar-SA"/>
+        </w:rPr>
+      </w:pPr>
+      <w:r>
+        <w:rPr>
+          <w:rStyle w:val="FootnoteReference"/>
+          <w:b w:val="0"/>
+          <w:bCs/>
+          <w:szCs w:val="26"/>
+        </w:rPr>
+        <w:footnoteRef/>
+      </w:r>
+      <w:r>
+        <w:rPr>
+          <w:b/>
+          <w:bCs/>
+          <w:sz w:val="26"/>
+          <w:szCs w:val="26"/>
+          <w:rtl/>
+        </w:rPr>
+        <w:t xml:space="preserve"> </w:t>
+      </w:r>
+    </w:p>
+  </w:footnote>
+  <w:footnote w:id="7">
+    <w:p>
+      <w:pPr>
+        <w:pStyle w:val="FootnoteText"/>
+        <w:rPr>
+          <w:b/>
+          <w:bCs/>
+          <w:sz w:val="26"/>
+          <w:szCs w:val="26"/>
+          <w:lang w:bidi="ar-SA"/>
+        </w:rPr>
+      </w:pPr>
+      <w:r>
+        <w:rPr>
+          <w:rStyle w:val="FootnoteReference"/>
+          <w:b w:val="0"/>
+          <w:bCs/>
+          <w:szCs w:val="26"/>
+        </w:rPr>
+        <w:footnoteRef/>
+      </w:r>
+      <w:r>
+        <w:rPr>
+          <w:b/>
+          <w:bCs/>
+          <w:sz w:val="26"/>
+          <w:szCs w:val="26"/>
+          <w:rtl/>
+        </w:rPr>
+        <w:t xml:space="preserve"> </w:t>
+      </w:r>
+    </w:p>
+  </w:footnote>
+  <w:footnote w:id="8">
+    <w:p>
+      <w:pPr>
+        <w:pStyle w:val="FootnoteText"/>
+        <w:rPr>
+          <w:sz w:val="26"/>
+          <w:szCs w:val="26"/>
+        </w:rPr>
+      </w:pPr>
+      <w:r>
+        <w:rPr>
+          <w:rStyle w:val="FootnoteReference"/>
+          <w:szCs w:val="26"/>
+        </w:rPr>
+        <w:footnoteRef/>
+      </w:r>
+      <w:r>
+        <w:rPr>
+          <w:sz w:val="26"/>
+          <w:szCs w:val="26"/>
           <w:rtl/>
         </w:rPr>
         <w:t xml:space="preserve"> </w:t>
@@ -1090,9 +4430,9 @@
 <file path=word/numbering.xml><?xml version="1.0" encoding="utf-8"?>
 <w:numbering xmlns:wpc="http://schemas.microsoft.com/office/word/2010/wordprocessingCanvas" xmlns:cx="http://schemas.microsoft.com/office/drawing/2014/chartex" xmlns:cx1="http://schemas.microsoft.com/office/drawing/2015/9/8/chartex" xmlns:cx2="http://schemas.microsoft.com/office/drawing/2015/10/21/chartex" xmlns:cx3="http://schemas.microsoft.com/office/drawing/2016/5/9/chartex" xmlns:cx4="http://schemas.microsoft.com/office/drawing/2016/5/10/chartex" xmlns:cx5="http://schemas.microsoft.com/office/drawing/2016/5/11/chartex" xmlns:cx6="http://schemas.microsoft.com/office/drawing/2016/5/12/chartex" xmlns:cx7="http://schemas.microsoft.com/office/drawing/2016/5/13/chartex" xmlns:cx8="http://schemas.microsoft.com/office/drawing/2016/5/14/chartex" xmlns:mc="http://schemas.openxmlformats.org/markup-compatibility/2006" xmlns:aink="http://schemas.microsoft.com/office/drawing/2016/ink" xmlns:am3d="http://schemas.microsoft.com/office/drawing/2017/model3d" xmlns:o="urn:schemas-microsoft-com:office:office" xmlns:oel="http://schemas.microsoft.com/office/2019/extlst" xmlns:r="http://schemas.openxmlformats.org/officeDocument/2006/relationships" xmlns:m="http://schemas.openxmlformats.org/officeDocument/2006/math" xmlns:v="urn:schemas-microsoft-com:vml" xmlns:wp14="http://schemas.microsoft.com/office/word/2010/wordprocessingDrawing" xmlns:wp="http://schemas.openxmlformats.org/drawingml/2006/wordprocessingDrawing" xmlns:w10="urn:schemas-microsoft-com:office:word" xmlns:w="http://schemas.openxmlformats.org/wordprocessingml/2006/main" xmlns:w14="http://schemas.microsoft.com/office/word/2010/wordml" xmlns:w15="http://schemas.microsoft.com/office/word/2012/wordml" xmlns:w16cex="http://schemas.microsoft.com/office/word/2018/wordml/cex" xmlns:w16cid="http://schemas.microsoft.com/office/word/2016/wordml/cid" xmlns:w16="http://schemas.microsoft.com/office/word/2018/wordml" xmlns:w16du="http://schemas.microsoft.com/office/word/2023/wordml/word16du" xmlns:w16sdtdh="http://schemas.microsoft.com/office/word/2020/wordml/sdtdatahash" xmlns:w16sdtfl="http://schemas.microsoft.com/office/word/2024/wordml/sdtformatlock" xmlns:w16se="http://schemas.microsoft.com/office/word/2015/wordml/symex" xmlns:wpg="http://schemas.microsoft.com/office/word/2010/wordprocessingGroup" xmlns:wpi="http://schemas.microsoft.com/office/word/2010/wordprocessingInk" xmlns:wne="http://schemas.microsoft.com/office/word/2006/wordml" xmlns:wps="http://schemas.microsoft.com/office/word/2010/wordprocessingShape" mc:Ignorable="w14 w15 w16se w16cid w16 w16cex w16sdtdh w16sdtfl w16du wp14">
   <w:abstractNum w:abstractNumId="0" w15:restartNumberingAfterBreak="0">
-    <w:nsid w:val="44B04B70"/>
+    <w:nsid w:val="0C170BAB"/>
     <w:multiLevelType w:val="hybridMultilevel"/>
-    <w:tmpl w:val="AE06BAA6"/>
+    <w:tmpl w:val="35F0BE9A"/>
     <w:lvl w:ilvl="0" w:tplc="0409000F">
       <w:start w:val="1"/>
       <w:numFmt w:val="decimal"/>
@@ -1179,10 +4519,10 @@
     </w:lvl>
   </w:abstractNum>
   <w:abstractNum w:abstractNumId="1" w15:restartNumberingAfterBreak="0">
-    <w:nsid w:val="69EB3123"/>
+    <w:nsid w:val="23DB44C0"/>
     <w:multiLevelType w:val="hybridMultilevel"/>
-    <w:tmpl w:val="7BA4A630"/>
-    <w:lvl w:ilvl="0" w:tplc="E4FC1E08">
+    <w:tmpl w:val="75AA6B70"/>
+    <w:lvl w:ilvl="0" w:tplc="42588130">
       <w:numFmt w:val="bullet"/>
       <w:lvlText w:val=""/>
       <w:lvlJc w:val="left"/>
@@ -1290,11 +4630,135 @@
       </w:rPr>
     </w:lvl>
   </w:abstractNum>
-  <w:num w:numId="1" w16cid:durableId="635911650">
+  <w:abstractNum w:abstractNumId="2" w15:restartNumberingAfterBreak="0">
+    <w:nsid w:val="5AB23253"/>
+    <w:multiLevelType w:val="multilevel"/>
+    <w:tmpl w:val="04EE6918"/>
+    <w:lvl w:ilvl="0">
+      <w:start w:val="1"/>
+      <w:numFmt w:val="decimal"/>
+      <w:lvlText w:val="%1."/>
+      <w:lvlJc w:val="left"/>
+      <w:pPr>
+        <w:ind w:left="720" w:hanging="360"/>
+      </w:pPr>
+      <w:rPr>
+        <w:rFonts w:hint="default"/>
+      </w:rPr>
+    </w:lvl>
+    <w:lvl w:ilvl="1">
+      <w:start w:val="1"/>
+      <w:numFmt w:val="decimal"/>
+      <w:isLgl/>
+      <w:lvlText w:val="%1.%2."/>
+      <w:lvlJc w:val="left"/>
+      <w:pPr>
+        <w:ind w:left="720" w:hanging="360"/>
+      </w:pPr>
+      <w:rPr>
+        <w:rFonts w:hint="default"/>
+      </w:rPr>
+    </w:lvl>
+    <w:lvl w:ilvl="2">
+      <w:start w:val="1"/>
+      <w:numFmt w:val="decimal"/>
+      <w:isLgl/>
+      <w:lvlText w:val="%1.%2.%3."/>
+      <w:lvlJc w:val="left"/>
+      <w:pPr>
+        <w:ind w:left="1080" w:hanging="720"/>
+      </w:pPr>
+      <w:rPr>
+        <w:rFonts w:hint="default"/>
+      </w:rPr>
+    </w:lvl>
+    <w:lvl w:ilvl="3">
+      <w:start w:val="1"/>
+      <w:numFmt w:val="decimal"/>
+      <w:isLgl/>
+      <w:lvlText w:val="%1.%2.%3.%4."/>
+      <w:lvlJc w:val="left"/>
+      <w:pPr>
+        <w:ind w:left="1080" w:hanging="720"/>
+      </w:pPr>
+      <w:rPr>
+        <w:rFonts w:hint="default"/>
+      </w:rPr>
+    </w:lvl>
+    <w:lvl w:ilvl="4">
+      <w:start w:val="1"/>
+      <w:numFmt w:val="decimal"/>
+      <w:isLgl/>
+      <w:lvlText w:val="%1.%2.%3.%4.%5."/>
+      <w:lvlJc w:val="left"/>
+      <w:pPr>
+        <w:ind w:left="1440" w:hanging="1080"/>
+      </w:pPr>
+      <w:rPr>
+        <w:rFonts w:hint="default"/>
+      </w:rPr>
+    </w:lvl>
+    <w:lvl w:ilvl="5">
+      <w:start w:val="1"/>
+      <w:numFmt w:val="decimal"/>
+      <w:isLgl/>
+      <w:lvlText w:val="%1.%2.%3.%4.%5.%6."/>
+      <w:lvlJc w:val="left"/>
+      <w:pPr>
+        <w:ind w:left="1440" w:hanging="1080"/>
+      </w:pPr>
+      <w:rPr>
+        <w:rFonts w:hint="default"/>
+      </w:rPr>
+    </w:lvl>
+    <w:lvl w:ilvl="6">
+      <w:start w:val="1"/>
+      <w:numFmt w:val="decimal"/>
+      <w:isLgl/>
+      <w:lvlText w:val="%1.%2.%3.%4.%5.%6.%7."/>
+      <w:lvlJc w:val="left"/>
+      <w:pPr>
+        <w:ind w:left="1800" w:hanging="1440"/>
+      </w:pPr>
+      <w:rPr>
+        <w:rFonts w:hint="default"/>
+      </w:rPr>
+    </w:lvl>
+    <w:lvl w:ilvl="7">
+      <w:start w:val="1"/>
+      <w:numFmt w:val="decimal"/>
+      <w:isLgl/>
+      <w:lvlText w:val="%1.%2.%3.%4.%5.%6.%7.%8."/>
+      <w:lvlJc w:val="left"/>
+      <w:pPr>
+        <w:ind w:left="1800" w:hanging="1440"/>
+      </w:pPr>
+      <w:rPr>
+        <w:rFonts w:hint="default"/>
+      </w:rPr>
+    </w:lvl>
+    <w:lvl w:ilvl="8">
+      <w:start w:val="1"/>
+      <w:numFmt w:val="decimal"/>
+      <w:isLgl/>
+      <w:lvlText w:val="%1.%2.%3.%4.%5.%6.%7.%8.%9."/>
+      <w:lvlJc w:val="left"/>
+      <w:pPr>
+        <w:ind w:left="2160" w:hanging="1800"/>
+      </w:pPr>
+      <w:rPr>
+        <w:rFonts w:hint="default"/>
+      </w:rPr>
+    </w:lvl>
+  </w:abstractNum>
+  <w:num w:numId="1" w16cid:durableId="981081093">
+    <w:abstractNumId w:val="1"/>
+  </w:num>
+  <w:num w:numId="2" w16cid:durableId="135417466">
+    <w:abstractNumId w:val="2"/>
+  </w:num>
+  <w:num w:numId="3" w16cid:durableId="610212515">
     <w:abstractNumId w:val="0"/>
-  </w:num>
-  <w:num w:numId="2" w16cid:durableId="704142187">
-    <w:abstractNumId w:val="1"/>
   </w:num>
 </w:numbering>
 </file>
@@ -1305,9 +4769,10 @@
     <w:rPrDefault>
       <w:rPr>
         <w:rFonts w:ascii="Sakkal Majalla" w:eastAsiaTheme="minorHAnsi" w:hAnsi="Sakkal Majalla" w:cs="Sakkal Majalla"/>
+        <w:kern w:val="2"/>
         <w:sz w:val="28"/>
         <w:szCs w:val="28"/>
-        <w:lang w:val="en-US" w:eastAsia="en-US" w:bidi="ar-SA"/>
+        <w:lang w:val="en-US" w:eastAsia="en-US" w:bidi="he-IL"/>
         <w14:ligatures w14:val="standardContextual"/>
       </w:rPr>
     </w:rPrDefault>
@@ -1700,6 +5165,10 @@
   <w:style w:type="paragraph" w:default="1" w:styleId="Normal">
     <w:name w:val="Normal"/>
     <w:qFormat/>
+    <w:rPr>
+      <w:noProof/>
+      <w:lang w:bidi="ar-EG"/>
+    </w:rPr>
   </w:style>
   <w:style w:type="paragraph" w:styleId="Heading1">
     <w:name w:val="heading 1"/>
@@ -1708,7 +5177,7 @@
     <w:link w:val="Heading1Char"/>
     <w:uiPriority w:val="9"/>
     <w:qFormat/>
-    <w:rsid w:val="003E2D55"/>
+    <w:rsid w:val="00142915"/>
     <w:pPr>
       <w:keepNext/>
       <w:keepLines/>
@@ -1717,7 +5186,7 @@
     </w:pPr>
     <w:rPr>
       <w:rFonts w:asciiTheme="majorHAnsi" w:eastAsiaTheme="majorEastAsia" w:hAnsiTheme="majorHAnsi" w:cstheme="majorBidi"/>
-      <w:color w:val="0F4761" w:themeColor="accent1" w:themeShade="BF"/>
+      <w:color w:val="2F5496" w:themeColor="accent1" w:themeShade="BF"/>
       <w:sz w:val="40"/>
       <w:szCs w:val="40"/>
     </w:rPr>
@@ -1728,9 +5197,10 @@
     <w:next w:val="Normal"/>
     <w:link w:val="Heading2Char"/>
     <w:uiPriority w:val="9"/>
+    <w:semiHidden/>
     <w:unhideWhenUsed/>
     <w:qFormat/>
-    <w:rsid w:val="00CB387F"/>
+    <w:rsid w:val="00142915"/>
     <w:pPr>
       <w:keepNext/>
       <w:keepLines/>
@@ -1738,12 +5208,10 @@
       <w:outlineLvl w:val="1"/>
     </w:pPr>
     <w:rPr>
-      <w:rFonts w:eastAsiaTheme="majorEastAsia"/>
-      <w:b/>
-      <w:bCs/>
-      <w:color w:val="0F4761" w:themeColor="accent1" w:themeShade="BF"/>
-      <w:u w:val="single"/>
-      <w:lang w:val="de-DE" w:bidi="ar-LB"/>
+      <w:rFonts w:asciiTheme="majorHAnsi" w:eastAsiaTheme="majorEastAsia" w:hAnsiTheme="majorHAnsi" w:cstheme="majorBidi"/>
+      <w:color w:val="2F5496" w:themeColor="accent1" w:themeShade="BF"/>
+      <w:sz w:val="32"/>
+      <w:szCs w:val="32"/>
     </w:rPr>
   </w:style>
   <w:style w:type="paragraph" w:styleId="Heading3">
@@ -1755,7 +5223,7 @@
     <w:semiHidden/>
     <w:unhideWhenUsed/>
     <w:qFormat/>
-    <w:rsid w:val="003E2D55"/>
+    <w:rsid w:val="00142915"/>
     <w:pPr>
       <w:keepNext/>
       <w:keepLines/>
@@ -1764,7 +5232,7 @@
     </w:pPr>
     <w:rPr>
       <w:rFonts w:asciiTheme="minorHAnsi" w:eastAsiaTheme="majorEastAsia" w:hAnsiTheme="minorHAnsi" w:cstheme="majorBidi"/>
-      <w:color w:val="0F4761" w:themeColor="accent1" w:themeShade="BF"/>
+      <w:color w:val="2F5496" w:themeColor="accent1" w:themeShade="BF"/>
     </w:rPr>
   </w:style>
   <w:style w:type="paragraph" w:styleId="Heading4">
@@ -1776,7 +5244,7 @@
     <w:semiHidden/>
     <w:unhideWhenUsed/>
     <w:qFormat/>
-    <w:rsid w:val="003E2D55"/>
+    <w:rsid w:val="00142915"/>
     <w:pPr>
       <w:keepNext/>
       <w:keepLines/>
@@ -1787,7 +5255,7 @@
       <w:rFonts w:asciiTheme="minorHAnsi" w:eastAsiaTheme="majorEastAsia" w:hAnsiTheme="minorHAnsi" w:cstheme="majorBidi"/>
       <w:i/>
       <w:iCs/>
-      <w:color w:val="0F4761" w:themeColor="accent1" w:themeShade="BF"/>
+      <w:color w:val="2F5496" w:themeColor="accent1" w:themeShade="BF"/>
     </w:rPr>
   </w:style>
   <w:style w:type="paragraph" w:styleId="Heading5">
@@ -1799,7 +5267,7 @@
     <w:semiHidden/>
     <w:unhideWhenUsed/>
     <w:qFormat/>
-    <w:rsid w:val="003E2D55"/>
+    <w:rsid w:val="00142915"/>
     <w:pPr>
       <w:keepNext/>
       <w:keepLines/>
@@ -1808,7 +5276,7 @@
     </w:pPr>
     <w:rPr>
       <w:rFonts w:asciiTheme="minorHAnsi" w:eastAsiaTheme="majorEastAsia" w:hAnsiTheme="minorHAnsi" w:cstheme="majorBidi"/>
-      <w:color w:val="0F4761" w:themeColor="accent1" w:themeShade="BF"/>
+      <w:color w:val="2F5496" w:themeColor="accent1" w:themeShade="BF"/>
     </w:rPr>
   </w:style>
   <w:style w:type="paragraph" w:styleId="Heading6">
@@ -1820,7 +5288,7 @@
     <w:semiHidden/>
     <w:unhideWhenUsed/>
     <w:qFormat/>
-    <w:rsid w:val="003E2D55"/>
+    <w:rsid w:val="00142915"/>
     <w:pPr>
       <w:keepNext/>
       <w:keepLines/>
@@ -1843,7 +5311,7 @@
     <w:semiHidden/>
     <w:unhideWhenUsed/>
     <w:qFormat/>
-    <w:rsid w:val="003E2D55"/>
+    <w:rsid w:val="00142915"/>
     <w:pPr>
       <w:keepNext/>
       <w:keepLines/>
@@ -1864,7 +5332,7 @@
     <w:semiHidden/>
     <w:unhideWhenUsed/>
     <w:qFormat/>
-    <w:rsid w:val="003E2D55"/>
+    <w:rsid w:val="00142915"/>
     <w:pPr>
       <w:keepNext/>
       <w:keepLines/>
@@ -1887,7 +5355,7 @@
     <w:semiHidden/>
     <w:unhideWhenUsed/>
     <w:qFormat/>
-    <w:rsid w:val="003E2D55"/>
+    <w:rsid w:val="00142915"/>
     <w:pPr>
       <w:keepNext/>
       <w:keepLines/>
@@ -1902,6 +5370,7 @@
   <w:style w:type="character" w:default="1" w:styleId="DefaultParagraphFont">
     <w:name w:val="Default Paragraph Font"/>
     <w:uiPriority w:val="1"/>
+    <w:semiHidden/>
     <w:unhideWhenUsed/>
   </w:style>
   <w:style w:type="table" w:default="1" w:styleId="TableNormal">
@@ -1929,14 +5398,14 @@
     <w:name w:val="footnote reference"/>
     <w:basedOn w:val="DefaultParagraphFont"/>
     <w:uiPriority w:val="99"/>
+    <w:semiHidden/>
     <w:unhideWhenUsed/>
     <w:qFormat/>
-    <w:rsid w:val="00193F61"/>
+    <w:rsid w:val="00EC5C84"/>
     <w:rPr>
-      <w:rFonts w:cs="Sakkal Majalla"/>
-      <w:bCs/>
+      <w:rFonts w:ascii="Sakkal Majalla" w:hAnsi="Sakkal Majalla"/>
+      <w:b/>
       <w:sz w:val="26"/>
-      <w:szCs w:val="26"/>
       <w:vertAlign w:val="superscript"/>
     </w:rPr>
   </w:style>
@@ -1945,12 +5414,14 @@
     <w:basedOn w:val="DefaultParagraphFont"/>
     <w:link w:val="Heading1"/>
     <w:uiPriority w:val="9"/>
-    <w:rsid w:val="003E2D55"/>
+    <w:rsid w:val="00142915"/>
     <w:rPr>
       <w:rFonts w:asciiTheme="majorHAnsi" w:eastAsiaTheme="majorEastAsia" w:hAnsiTheme="majorHAnsi" w:cstheme="majorBidi"/>
-      <w:color w:val="0F4761" w:themeColor="accent1" w:themeShade="BF"/>
+      <w:noProof/>
+      <w:color w:val="2F5496" w:themeColor="accent1" w:themeShade="BF"/>
       <w:sz w:val="40"/>
       <w:szCs w:val="40"/>
+      <w:lang w:bidi="ar-EG"/>
     </w:rPr>
   </w:style>
   <w:style w:type="character" w:customStyle="1" w:styleId="Heading2Char">
@@ -1958,14 +5429,15 @@
     <w:basedOn w:val="DefaultParagraphFont"/>
     <w:link w:val="Heading2"/>
     <w:uiPriority w:val="9"/>
-    <w:rsid w:val="00CB387F"/>
+    <w:semiHidden/>
+    <w:rsid w:val="00142915"/>
     <w:rPr>
-      <w:rFonts w:eastAsiaTheme="majorEastAsia"/>
-      <w:b/>
-      <w:bCs/>
-      <w:color w:val="0F4761" w:themeColor="accent1" w:themeShade="BF"/>
-      <w:u w:val="single"/>
-      <w:lang w:val="de-DE" w:bidi="ar-LB"/>
+      <w:rFonts w:asciiTheme="majorHAnsi" w:eastAsiaTheme="majorEastAsia" w:hAnsiTheme="majorHAnsi" w:cstheme="majorBidi"/>
+      <w:noProof/>
+      <w:color w:val="2F5496" w:themeColor="accent1" w:themeShade="BF"/>
+      <w:sz w:val="32"/>
+      <w:szCs w:val="32"/>
+      <w:lang w:bidi="ar-EG"/>
     </w:rPr>
   </w:style>
   <w:style w:type="character" w:customStyle="1" w:styleId="Heading3Char">
@@ -1974,10 +5446,12 @@
     <w:link w:val="Heading3"/>
     <w:uiPriority w:val="9"/>
     <w:semiHidden/>
-    <w:rsid w:val="003E2D55"/>
+    <w:rsid w:val="00142915"/>
     <w:rPr>
       <w:rFonts w:asciiTheme="minorHAnsi" w:eastAsiaTheme="majorEastAsia" w:hAnsiTheme="minorHAnsi" w:cstheme="majorBidi"/>
-      <w:color w:val="0F4761" w:themeColor="accent1" w:themeShade="BF"/>
+      <w:noProof/>
+      <w:color w:val="2F5496" w:themeColor="accent1" w:themeShade="BF"/>
+      <w:lang w:bidi="ar-EG"/>
     </w:rPr>
   </w:style>
   <w:style w:type="character" w:customStyle="1" w:styleId="Heading4Char">
@@ -1986,12 +5460,14 @@
     <w:link w:val="Heading4"/>
     <w:uiPriority w:val="9"/>
     <w:semiHidden/>
-    <w:rsid w:val="003E2D55"/>
+    <w:rsid w:val="00142915"/>
     <w:rPr>
       <w:rFonts w:asciiTheme="minorHAnsi" w:eastAsiaTheme="majorEastAsia" w:hAnsiTheme="minorHAnsi" w:cstheme="majorBidi"/>
       <w:i/>
       <w:iCs/>
-      <w:color w:val="0F4761" w:themeColor="accent1" w:themeShade="BF"/>
+      <w:noProof/>
+      <w:color w:val="2F5496" w:themeColor="accent1" w:themeShade="BF"/>
+      <w:lang w:bidi="ar-EG"/>
     </w:rPr>
   </w:style>
   <w:style w:type="character" w:customStyle="1" w:styleId="Heading5Char">
@@ -2000,10 +5476,12 @@
     <w:link w:val="Heading5"/>
     <w:uiPriority w:val="9"/>
     <w:semiHidden/>
-    <w:rsid w:val="003E2D55"/>
+    <w:rsid w:val="00142915"/>
     <w:rPr>
       <w:rFonts w:asciiTheme="minorHAnsi" w:eastAsiaTheme="majorEastAsia" w:hAnsiTheme="minorHAnsi" w:cstheme="majorBidi"/>
-      <w:color w:val="0F4761" w:themeColor="accent1" w:themeShade="BF"/>
+      <w:noProof/>
+      <w:color w:val="2F5496" w:themeColor="accent1" w:themeShade="BF"/>
+      <w:lang w:bidi="ar-EG"/>
     </w:rPr>
   </w:style>
   <w:style w:type="character" w:customStyle="1" w:styleId="Heading6Char">
@@ -2012,12 +5490,14 @@
     <w:link w:val="Heading6"/>
     <w:uiPriority w:val="9"/>
     <w:semiHidden/>
-    <w:rsid w:val="003E2D55"/>
+    <w:rsid w:val="00142915"/>
     <w:rPr>
       <w:rFonts w:asciiTheme="minorHAnsi" w:eastAsiaTheme="majorEastAsia" w:hAnsiTheme="minorHAnsi" w:cstheme="majorBidi"/>
       <w:i/>
       <w:iCs/>
+      <w:noProof/>
       <w:color w:val="595959" w:themeColor="text1" w:themeTint="A6"/>
+      <w:lang w:bidi="ar-EG"/>
     </w:rPr>
   </w:style>
   <w:style w:type="character" w:customStyle="1" w:styleId="Heading7Char">
@@ -2026,10 +5506,12 @@
     <w:link w:val="Heading7"/>
     <w:uiPriority w:val="9"/>
     <w:semiHidden/>
-    <w:rsid w:val="003E2D55"/>
+    <w:rsid w:val="00142915"/>
     <w:rPr>
       <w:rFonts w:asciiTheme="minorHAnsi" w:eastAsiaTheme="majorEastAsia" w:hAnsiTheme="minorHAnsi" w:cstheme="majorBidi"/>
+      <w:noProof/>
       <w:color w:val="595959" w:themeColor="text1" w:themeTint="A6"/>
+      <w:lang w:bidi="ar-EG"/>
     </w:rPr>
   </w:style>
   <w:style w:type="character" w:customStyle="1" w:styleId="Heading8Char">
@@ -2038,12 +5520,14 @@
     <w:link w:val="Heading8"/>
     <w:uiPriority w:val="9"/>
     <w:semiHidden/>
-    <w:rsid w:val="003E2D55"/>
+    <w:rsid w:val="00142915"/>
     <w:rPr>
       <w:rFonts w:asciiTheme="minorHAnsi" w:eastAsiaTheme="majorEastAsia" w:hAnsiTheme="minorHAnsi" w:cstheme="majorBidi"/>
       <w:i/>
       <w:iCs/>
+      <w:noProof/>
       <w:color w:val="272727" w:themeColor="text1" w:themeTint="D8"/>
+      <w:lang w:bidi="ar-EG"/>
     </w:rPr>
   </w:style>
   <w:style w:type="character" w:customStyle="1" w:styleId="Heading9Char">
@@ -2052,10 +5536,12 @@
     <w:link w:val="Heading9"/>
     <w:uiPriority w:val="9"/>
     <w:semiHidden/>
-    <w:rsid w:val="003E2D55"/>
+    <w:rsid w:val="00142915"/>
     <w:rPr>
       <w:rFonts w:asciiTheme="minorHAnsi" w:eastAsiaTheme="majorEastAsia" w:hAnsiTheme="minorHAnsi" w:cstheme="majorBidi"/>
+      <w:noProof/>
       <w:color w:val="272727" w:themeColor="text1" w:themeTint="D8"/>
+      <w:lang w:bidi="ar-EG"/>
     </w:rPr>
   </w:style>
   <w:style w:type="paragraph" w:styleId="Title">
@@ -2065,7 +5551,7 @@
     <w:link w:val="TitleChar"/>
     <w:uiPriority w:val="10"/>
     <w:qFormat/>
-    <w:rsid w:val="003E2D55"/>
+    <w:rsid w:val="00142915"/>
     <w:pPr>
       <w:spacing w:after="80" w:line="240" w:lineRule="auto"/>
       <w:contextualSpacing/>
@@ -2083,13 +5569,15 @@
     <w:basedOn w:val="DefaultParagraphFont"/>
     <w:link w:val="Title"/>
     <w:uiPriority w:val="10"/>
-    <w:rsid w:val="003E2D55"/>
+    <w:rsid w:val="00142915"/>
     <w:rPr>
       <w:rFonts w:asciiTheme="majorHAnsi" w:eastAsiaTheme="majorEastAsia" w:hAnsiTheme="majorHAnsi" w:cstheme="majorBidi"/>
+      <w:noProof/>
       <w:spacing w:val="-10"/>
       <w:kern w:val="28"/>
       <w:sz w:val="56"/>
       <w:szCs w:val="56"/>
+      <w:lang w:bidi="ar-EG"/>
     </w:rPr>
   </w:style>
   <w:style w:type="paragraph" w:styleId="Subtitle">
@@ -2099,7 +5587,7 @@
     <w:link w:val="SubtitleChar"/>
     <w:uiPriority w:val="11"/>
     <w:qFormat/>
-    <w:rsid w:val="003E2D55"/>
+    <w:rsid w:val="00142915"/>
     <w:pPr>
       <w:numPr>
         <w:ilvl w:val="1"/>
@@ -2116,11 +5604,13 @@
     <w:basedOn w:val="DefaultParagraphFont"/>
     <w:link w:val="Subtitle"/>
     <w:uiPriority w:val="11"/>
-    <w:rsid w:val="003E2D55"/>
+    <w:rsid w:val="00142915"/>
     <w:rPr>
       <w:rFonts w:asciiTheme="minorHAnsi" w:eastAsiaTheme="majorEastAsia" w:hAnsiTheme="minorHAnsi" w:cstheme="majorBidi"/>
+      <w:noProof/>
       <w:color w:val="595959" w:themeColor="text1" w:themeTint="A6"/>
       <w:spacing w:val="15"/>
+      <w:lang w:bidi="ar-EG"/>
     </w:rPr>
   </w:style>
   <w:style w:type="paragraph" w:styleId="Quote">
@@ -2130,7 +5620,7 @@
     <w:link w:val="QuoteChar"/>
     <w:uiPriority w:val="29"/>
     <w:qFormat/>
-    <w:rsid w:val="003E2D55"/>
+    <w:rsid w:val="00142915"/>
     <w:pPr>
       <w:spacing w:before="160"/>
       <w:jc w:val="center"/>
@@ -2146,11 +5636,13 @@
     <w:basedOn w:val="DefaultParagraphFont"/>
     <w:link w:val="Quote"/>
     <w:uiPriority w:val="29"/>
-    <w:rsid w:val="003E2D55"/>
+    <w:rsid w:val="00142915"/>
     <w:rPr>
       <w:i/>
       <w:iCs/>
+      <w:noProof/>
       <w:color w:val="404040" w:themeColor="text1" w:themeTint="BF"/>
+      <w:lang w:bidi="ar-EG"/>
     </w:rPr>
   </w:style>
   <w:style w:type="paragraph" w:styleId="ListParagraph">
@@ -2158,7 +5650,7 @@
     <w:basedOn w:val="Normal"/>
     <w:uiPriority w:val="34"/>
     <w:qFormat/>
-    <w:rsid w:val="003E2D55"/>
+    <w:rsid w:val="00142915"/>
     <w:pPr>
       <w:ind w:left="720"/>
       <w:contextualSpacing/>
@@ -2169,11 +5661,11 @@
     <w:basedOn w:val="DefaultParagraphFont"/>
     <w:uiPriority w:val="21"/>
     <w:qFormat/>
-    <w:rsid w:val="003E2D55"/>
+    <w:rsid w:val="00142915"/>
     <w:rPr>
       <w:i/>
       <w:iCs/>
-      <w:color w:val="0F4761" w:themeColor="accent1" w:themeShade="BF"/>
+      <w:color w:val="2F5496" w:themeColor="accent1" w:themeShade="BF"/>
     </w:rPr>
   </w:style>
   <w:style w:type="paragraph" w:styleId="IntenseQuote">
@@ -2183,11 +5675,11 @@
     <w:link w:val="IntenseQuoteChar"/>
     <w:uiPriority w:val="30"/>
     <w:qFormat/>
-    <w:rsid w:val="003E2D55"/>
+    <w:rsid w:val="00142915"/>
     <w:pPr>
       <w:pBdr>
-        <w:top w:val="single" w:sz="4" w:space="10" w:color="0F4761" w:themeColor="accent1" w:themeShade="BF"/>
-        <w:bottom w:val="single" w:sz="4" w:space="10" w:color="0F4761" w:themeColor="accent1" w:themeShade="BF"/>
+        <w:top w:val="single" w:sz="4" w:space="10" w:color="2F5496" w:themeColor="accent1" w:themeShade="BF"/>
+        <w:bottom w:val="single" w:sz="4" w:space="10" w:color="2F5496" w:themeColor="accent1" w:themeShade="BF"/>
       </w:pBdr>
       <w:spacing w:before="360" w:after="360"/>
       <w:ind w:left="864" w:right="864"/>
@@ -2196,7 +5688,7 @@
     <w:rPr>
       <w:i/>
       <w:iCs/>
-      <w:color w:val="0F4761" w:themeColor="accent1" w:themeShade="BF"/>
+      <w:color w:val="2F5496" w:themeColor="accent1" w:themeShade="BF"/>
     </w:rPr>
   </w:style>
   <w:style w:type="character" w:customStyle="1" w:styleId="IntenseQuoteChar">
@@ -2204,11 +5696,13 @@
     <w:basedOn w:val="DefaultParagraphFont"/>
     <w:link w:val="IntenseQuote"/>
     <w:uiPriority w:val="30"/>
-    <w:rsid w:val="003E2D55"/>
+    <w:rsid w:val="00142915"/>
     <w:rPr>
       <w:i/>
       <w:iCs/>
-      <w:color w:val="0F4761" w:themeColor="accent1" w:themeShade="BF"/>
+      <w:noProof/>
+      <w:color w:val="2F5496" w:themeColor="accent1" w:themeShade="BF"/>
+      <w:lang w:bidi="ar-EG"/>
     </w:rPr>
   </w:style>
   <w:style w:type="character" w:styleId="IntenseReference">
@@ -2216,12 +5710,12 @@
     <w:basedOn w:val="DefaultParagraphFont"/>
     <w:uiPriority w:val="32"/>
     <w:qFormat/>
-    <w:rsid w:val="003E2D55"/>
+    <w:rsid w:val="00142915"/>
     <w:rPr>
       <w:b/>
       <w:bCs/>
       <w:smallCaps/>
-      <w:color w:val="0F4761" w:themeColor="accent1" w:themeShade="BF"/>
+      <w:color w:val="2F5496" w:themeColor="accent1" w:themeShade="BF"/>
       <w:spacing w:val="5"/>
     </w:rPr>
   </w:style>
@@ -2230,9 +5724,9 @@
     <w:basedOn w:val="DefaultParagraphFont"/>
     <w:uiPriority w:val="99"/>
     <w:unhideWhenUsed/>
-    <w:rsid w:val="007B365F"/>
+    <w:rsid w:val="005467E0"/>
     <w:rPr>
-      <w:color w:val="467886" w:themeColor="hyperlink"/>
+      <w:color w:val="0563C1" w:themeColor="hyperlink"/>
       <w:u w:val="single"/>
     </w:rPr>
   </w:style>
@@ -2242,22 +5736,10 @@
     <w:uiPriority w:val="99"/>
     <w:semiHidden/>
     <w:unhideWhenUsed/>
-    <w:rsid w:val="007B365F"/>
+    <w:rsid w:val="005467E0"/>
     <w:rPr>
       <w:color w:val="605E5C"/>
       <w:shd w:val="clear" w:color="auto" w:fill="E1DFDD"/>
-    </w:rPr>
-  </w:style>
-  <w:style w:type="character" w:styleId="FollowedHyperlink">
-    <w:name w:val="FollowedHyperlink"/>
-    <w:basedOn w:val="DefaultParagraphFont"/>
-    <w:uiPriority w:val="99"/>
-    <w:semiHidden/>
-    <w:unhideWhenUsed/>
-    <w:rsid w:val="00CB387F"/>
-    <w:rPr>
-      <w:color w:val="96607D" w:themeColor="followedHyperlink"/>
-      <w:u w:val="single"/>
     </w:rPr>
   </w:style>
   <w:style w:type="paragraph" w:styleId="FootnoteText">
@@ -2267,7 +5749,7 @@
     <w:uiPriority w:val="99"/>
     <w:semiHidden/>
     <w:unhideWhenUsed/>
-    <w:rsid w:val="0012285B"/>
+    <w:rsid w:val="005250AC"/>
     <w:pPr>
       <w:spacing w:after="0" w:line="240" w:lineRule="auto"/>
     </w:pPr>
@@ -2282,11 +5764,44 @@
     <w:link w:val="FootnoteText"/>
     <w:uiPriority w:val="99"/>
     <w:semiHidden/>
-    <w:rsid w:val="0012285B"/>
+    <w:rsid w:val="005250AC"/>
     <w:rPr>
+      <w:noProof/>
       <w:sz w:val="20"/>
       <w:szCs w:val="20"/>
+      <w:lang w:bidi="ar-EG"/>
     </w:rPr>
+  </w:style>
+  <w:style w:type="character" w:styleId="FollowedHyperlink">
+    <w:name w:val="FollowedHyperlink"/>
+    <w:basedOn w:val="DefaultParagraphFont"/>
+    <w:uiPriority w:val="99"/>
+    <w:semiHidden/>
+    <w:unhideWhenUsed/>
+    <w:rsid w:val="000F426B"/>
+    <w:rPr>
+      <w:color w:val="954F72" w:themeColor="followedHyperlink"/>
+      <w:u w:val="single"/>
+    </w:rPr>
+  </w:style>
+  <w:style w:type="table" w:styleId="TableGrid">
+    <w:name w:val="Table Grid"/>
+    <w:basedOn w:val="TableNormal"/>
+    <w:uiPriority w:val="39"/>
+    <w:rsid w:val="0011154F"/>
+    <w:pPr>
+      <w:spacing w:after="0" w:line="240" w:lineRule="auto"/>
+    </w:pPr>
+    <w:tblPr>
+      <w:tblBorders>
+        <w:top w:val="single" w:sz="4" w:space="0" w:color="auto"/>
+        <w:left w:val="single" w:sz="4" w:space="0" w:color="auto"/>
+        <w:bottom w:val="single" w:sz="4" w:space="0" w:color="auto"/>
+        <w:right w:val="single" w:sz="4" w:space="0" w:color="auto"/>
+        <w:insideH w:val="single" w:sz="4" w:space="0" w:color="auto"/>
+        <w:insideV w:val="single" w:sz="4" w:space="0" w:color="auto"/>
+      </w:tblBorders>
+    </w:tblPr>
   </w:style>
 </w:styles>
 </file>
@@ -2302,39 +5817,39 @@
         <a:sysClr val="window" lastClr="FFFFFF"/>
       </a:lt1>
       <a:dk2>
-        <a:srgbClr val="0E2841"/>
+        <a:srgbClr val="44546A"/>
       </a:dk2>
       <a:lt2>
-        <a:srgbClr val="E8E8E8"/>
+        <a:srgbClr val="E7E6E6"/>
       </a:lt2>
       <a:accent1>
-        <a:srgbClr val="156082"/>
+        <a:srgbClr val="4472C4"/>
       </a:accent1>
       <a:accent2>
-        <a:srgbClr val="E97132"/>
+        <a:srgbClr val="ED7D31"/>
       </a:accent2>
       <a:accent3>
-        <a:srgbClr val="196B24"/>
+        <a:srgbClr val="A5A5A5"/>
       </a:accent3>
       <a:accent4>
-        <a:srgbClr val="0F9ED5"/>
+        <a:srgbClr val="FFC000"/>
       </a:accent4>
       <a:accent5>
-        <a:srgbClr val="A02B93"/>
+        <a:srgbClr val="5B9BD5"/>
       </a:accent5>
       <a:accent6>
-        <a:srgbClr val="4EA72E"/>
+        <a:srgbClr val="70AD47"/>
       </a:accent6>
       <a:hlink>
-        <a:srgbClr val="467886"/>
+        <a:srgbClr val="0563C1"/>
       </a:hlink>
       <a:folHlink>
-        <a:srgbClr val="96607D"/>
+        <a:srgbClr val="954F72"/>
       </a:folHlink>
     </a:clrScheme>
     <a:fontScheme name="Office">
       <a:majorFont>
-        <a:latin typeface="Aptos Display" panose="02110004020202020204"/>
+        <a:latin typeface="Calibri Light" panose="020F0302020204030204"/>
         <a:ea typeface=""/>
         <a:cs typeface=""/>
         <a:font script="Jpan" typeface="游ゴシック Light"/>
@@ -2386,7 +5901,7 @@
         <a:font script="Tfng" typeface="Ebrima"/>
       </a:majorFont>
       <a:minorFont>
-        <a:latin typeface="Aptos" panose="02110004020202020204"/>
+        <a:latin typeface="Calibri" panose="020F0502020204030204"/>
         <a:ea typeface=""/>
         <a:cs typeface=""/>
         <a:font script="Jpan" typeface="游ゴシック"/>
@@ -2591,7 +6106,7 @@
 </file>
 
 <file path=customXml/itemProps1.xml><?xml version="1.0" encoding="utf-8"?>
-<ds:datastoreItem xmlns:ds="http://schemas.openxmlformats.org/officeDocument/2006/customXml" ds:itemID="{E9C8FB37-47AD-4BE9-ABA1-1C5BF5F80C64}">
+<ds:datastoreItem xmlns:ds="http://schemas.openxmlformats.org/officeDocument/2006/customXml" ds:itemID="{DDA4AC22-D750-4766-95A1-ACA894E75493}">
   <ds:schemaRefs>
     <ds:schemaRef ds:uri="http://schemas.openxmlformats.org/officeDocument/2006/bibliography"/>
   </ds:schemaRefs>
